--- a/CMA_Summaries_B2_Ch11.docx
+++ b/CMA_Summaries_B2_Ch11.docx
@@ -8054,6 +8054,154 @@
       </w:tr>
     </w:tbl>
     <w:p/>
+    <w:p>
+      <w:pPr>
+        <w:pageBreakBefore w:val="true"/>
+        <w:spacing w:after="0"/>
+      </w:pPr>
+      <w:r>
+        <w:rPr>
+          <w:sz w:val="2"/>
+        </w:rPr>
+        <w:t xml:space="preserve"> </w:t>
+      </w:r>
+    </w:p>
+    <w:p>
+      <w:pPr>
+        <w:spacing w:before="44" w:after="10"/>
+      </w:pPr>
+      <w:r>
+        <w:rPr>
+          <w:b/>
+          <w:bCs/>
+          <w:color w:val="353A7C"/>
+          <w:sz w:val="18"/>
+          <w:szCs w:val="18"/>
+        </w:rPr>
+        <w:t xml:space="preserve">The English this section uses, and its Arabic</w:t>
+      </w:r>
+    </w:p>
+    <w:p>
+      <w:pPr>
+        <w:spacing w:before="0" w:after="12"/>
+      </w:pPr>
+      <w:r>
+        <w:rPr>
+          <w:color w:val="6B7280"/>
+          <w:sz w:val="15"/>
+          <w:szCs w:val="15"/>
+        </w:rPr>
+        <w:t xml:space="preserve">Each term sits against what it means.</w:t>
+      </w:r>
+    </w:p>
+    <w:p>
+      <w:pPr>
+        <w:spacing w:after="40" w:before="90"/>
+        <w:jc w:val="center"/>
+      </w:pPr>
+      <w:r>
+        <w:drawing>
+          <wp:inline distT="0" distB="0" distL="0" distR="0">
+            <wp:extent cx="5734050" cy="2361525"/>
+            <wp:effectExtent t="0" r="0" b="0" l="0"/>
+            <wp:docPr id="1" name="" descr="" title=""/>
+            <wp:cNvGraphicFramePr>
+              <a:graphicFrameLocks xmlns:a="http://schemas.openxmlformats.org/drawingml/2006/main" noChangeAspect="1"/>
+            </wp:cNvGraphicFramePr>
+            <a:graphic xmlns:a="http://schemas.openxmlformats.org/drawingml/2006/main">
+              <a:graphicData uri="http://schemas.openxmlformats.org/drawingml/2006/picture">
+                <pic:pic xmlns:pic="http://schemas.openxmlformats.org/drawingml/2006/picture">
+                  <pic:nvPicPr>
+                    <pic:cNvPr id="0" name="" descr=""/>
+                    <pic:cNvPicPr>
+                      <a:picLocks noChangeAspect="1" noChangeArrowheads="1"/>
+                    </pic:cNvPicPr>
+                  </pic:nvPicPr>
+                  <pic:blipFill>
+                    <a:blip r:embed="rId104" cstate="none"/>
+                    <a:srcRect/>
+                    <a:stretch>
+                      <a:fillRect/>
+                    </a:stretch>
+                  </pic:blipFill>
+                  <pic:spPr bwMode="auto">
+                    <a:xfrm>
+                      <a:off x="0" y="0"/>
+                      <a:ext cx="5734050" cy="2361525"/>
+                    </a:xfrm>
+                    <a:prstGeom prst="rect">
+                      <a:avLst/>
+                    </a:prstGeom>
+                  </pic:spPr>
+                </pic:pic>
+              </a:graphicData>
+            </a:graphic>
+          </wp:inline>
+        </w:drawing>
+      </w:r>
+    </w:p>
+    <w:tbl>
+      <w:tblPr>
+        <w:tblW w:type="pct" w:w="100%"/>
+        <w:tblLayout w:type="fixed"/>
+        <w:tblBorders>
+          <w:top w:val="single" w:color="FBFAF6" w:sz="4"/>
+          <w:left w:val="single" w:color="FBFAF6" w:sz="4"/>
+          <w:bottom w:val="single" w:color="FBFAF6" w:sz="4"/>
+          <w:right w:val="single" w:color="FBFAF6" w:sz="4"/>
+          <w:insideH w:val="single" w:color="FBFAF6" w:sz="4"/>
+          <w:insideV w:val="single" w:color="FBFAF6" w:sz="4"/>
+        </w:tblBorders>
+      </w:tblPr>
+      <w:tblGrid>
+        <w:gridCol w:w="9600"/>
+      </w:tblGrid>
+      <w:tr>
+        <w:tc>
+          <w:tcPr>
+            <w:tcW w:type="pct" w:w="5000"/>
+            <w:shd w:fill="FBFAF6" w:val="clear"/>
+            <w:tcMar>
+              <w:top w:type="dxa" w:w="40"/>
+              <w:left w:type="dxa" w:w="100"/>
+              <w:bottom w:type="dxa" w:w="40"/>
+              <w:right w:type="dxa" w:w="100"/>
+            </w:tcMar>
+          </w:tcPr>
+          <w:p>
+            <w:pPr>
+              <w:spacing w:before="18" w:after="6"/>
+            </w:pPr>
+            <w:r>
+              <w:rPr>
+                <w:b/>
+                <w:bCs/>
+                <w:color w:val="6B7280"/>
+                <w:sz w:val="14"/>
+                <w:szCs w:val="14"/>
+              </w:rPr>
+              <w:t xml:space="preserve">word list</w:t>
+            </w:r>
+          </w:p>
+          <w:p>
+            <w:pPr>
+              <w:spacing w:before="0" w:after="18"/>
+            </w:pPr>
+            <w:r>
+              <w:rPr>
+                <w:b/>
+                <w:bCs/>
+                <w:color w:val="353A7C"/>
+                <w:sz w:val="16"/>
+                <w:szCs w:val="16"/>
+              </w:rPr>
+              <w:t xml:space="preserve">physical measure method   ·   constant gross-margin percentage method   ·   separable costs</w:t>
+            </w:r>
+          </w:p>
+        </w:tc>
+      </w:tr>
+    </w:tbl>
+    <w:p/>
     <w:tbl>
       <w:tblPr>
         <w:tblW w:type="pct" w:w="100%"/>
@@ -8382,14 +8530,14 @@
                 <w:sz w:val="16"/>
                 <w:szCs w:val="16"/>
               </w:rPr>
-              <w:t xml:space="preserve">6  </w:t>
-            </w:r>
-            <w:r>
-              <w:rPr>
-                <w:sz w:val="16"/>
-                <w:szCs w:val="16"/>
-              </w:rPr>
-              <w:t xml:space="preserve">Final sales value</w:t>
+              <w:t xml:space="preserve">7  </w:t>
+            </w:r>
+            <w:r>
+              <w:rPr>
+                <w:sz w:val="16"/>
+                <w:szCs w:val="16"/>
+              </w:rPr>
+              <w:t xml:space="preserve">NRV at split-off</w:t>
             </w:r>
           </w:p>
         </w:tc>
@@ -8450,14 +8598,14 @@
                 <w:sz w:val="16"/>
                 <w:szCs w:val="16"/>
               </w:rPr>
-              <w:t xml:space="preserve">7  </w:t>
-            </w:r>
-            <w:r>
-              <w:rPr>
-                <w:sz w:val="16"/>
-                <w:szCs w:val="16"/>
-              </w:rPr>
-              <w:t xml:space="preserve">NRV at split-off</w:t>
+              <w:t xml:space="preserve">8  </w:t>
+            </w:r>
+            <w:r>
+              <w:rPr>
+                <w:sz w:val="16"/>
+                <w:szCs w:val="16"/>
+              </w:rPr>
+              <w:t xml:space="preserve">gross-margin</w:t>
             </w:r>
           </w:p>
         </w:tc>
@@ -8518,14 +8666,14 @@
                 <w:sz w:val="16"/>
                 <w:szCs w:val="16"/>
               </w:rPr>
-              <w:t xml:space="preserve">8  </w:t>
-            </w:r>
-            <w:r>
-              <w:rPr>
-                <w:sz w:val="16"/>
-                <w:szCs w:val="16"/>
-              </w:rPr>
-              <w:t xml:space="preserve">gross-margin</w:t>
+              <w:t xml:space="preserve">9  </w:t>
+            </w:r>
+            <w:r>
+              <w:rPr>
+                <w:sz w:val="16"/>
+                <w:szCs w:val="16"/>
+              </w:rPr>
+              <w:t xml:space="preserve">Applying</w:t>
             </w:r>
           </w:p>
         </w:tc>
@@ -8586,14 +8734,14 @@
                 <w:sz w:val="16"/>
                 <w:szCs w:val="16"/>
               </w:rPr>
-              <w:t xml:space="preserve">9  </w:t>
-            </w:r>
-            <w:r>
-              <w:rPr>
-                <w:sz w:val="16"/>
-                <w:szCs w:val="16"/>
-              </w:rPr>
-              <w:t xml:space="preserve">Applying</w:t>
+              <w:t xml:space="preserve">10  </w:t>
+            </w:r>
+            <w:r>
+              <w:rPr>
+                <w:sz w:val="16"/>
+                <w:szCs w:val="16"/>
+              </w:rPr>
+              <w:t xml:space="preserve">separable costs</w:t>
             </w:r>
           </w:p>
         </w:tc>
@@ -8629,6 +8777,74 @@
                 <w:szCs w:val="16"/>
               </w:rPr>
               <w:t xml:space="preserve">gross-margin</w:t>
+            </w:r>
+          </w:p>
+        </w:tc>
+        <w:tc>
+          <w:tcPr>
+            <w:tcW w:type="pct" w:w="2500"/>
+            <w:tcMar>
+              <w:top w:type="dxa" w:w="20"/>
+              <w:left w:type="dxa" w:w="80"/>
+              <w:bottom w:type="dxa" w:w="20"/>
+              <w:right w:type="dxa" w:w="80"/>
+            </w:tcMar>
+          </w:tcPr>
+          <w:p>
+            <w:pPr>
+              <w:spacing w:before="12" w:after="12"/>
+            </w:pPr>
+            <w:r>
+              <w:rPr>
+                <w:b/>
+                <w:bCs/>
+                <w:color w:val="8186EF"/>
+                <w:sz w:val="16"/>
+                <w:szCs w:val="16"/>
+              </w:rPr>
+              <w:t xml:space="preserve">11  </w:t>
+            </w:r>
+            <w:r>
+              <w:rPr>
+                <w:sz w:val="16"/>
+                <w:szCs w:val="16"/>
+              </w:rPr>
+              <w:t xml:space="preserve">constant gross-margin percentage method</w:t>
+            </w:r>
+          </w:p>
+        </w:tc>
+      </w:tr>
+      <w:tr>
+        <w:tc>
+          <w:tcPr>
+            <w:tcW w:type="pct" w:w="2500"/>
+            <w:tcMar>
+              <w:top w:type="dxa" w:w="20"/>
+              <w:left w:type="dxa" w:w="80"/>
+              <w:bottom w:type="dxa" w:w="20"/>
+              <w:right w:type="dxa" w:w="80"/>
+            </w:tcMar>
+          </w:tcPr>
+          <w:p>
+            <w:pPr>
+              <w:spacing w:before="12" w:after="12"/>
+            </w:pPr>
+            <w:r>
+              <w:rPr>
+                <w:b/>
+                <w:bCs/>
+                <w:color w:val="8186EF"/>
+                <w:sz w:val="16"/>
+                <w:szCs w:val="16"/>
+              </w:rPr>
+              <w:t xml:space="preserve">6  </w:t>
+            </w:r>
+            <w:r>
+              <w:rPr>
+                <w:sz w:val="16"/>
+                <w:szCs w:val="16"/>
+              </w:rPr>
+              <w:t xml:space="preserve">Final sales value</w:t>
             </w:r>
           </w:p>
         </w:tc>
@@ -8870,7 +9086,7 @@
                     </pic:cNvPicPr>
                   </pic:nvPicPr>
                   <pic:blipFill>
-                    <a:blip r:embed="rId104" cstate="none"/>
+                    <a:blip r:embed="rId105" cstate="none"/>
                     <a:srcRect/>
                     <a:stretch>
                       <a:fillRect/>
@@ -9945,6 +10161,154 @@
                 <w:szCs w:val="16"/>
               </w:rPr>
               <w:t xml:space="preserve">Separable (incremental) cost   ·   Sales value at split-off   ·   physical measure method   ·   Gain from processing further</w:t>
+            </w:r>
+          </w:p>
+        </w:tc>
+      </w:tr>
+    </w:tbl>
+    <w:p/>
+    <w:p>
+      <w:pPr>
+        <w:pageBreakBefore w:val="true"/>
+        <w:spacing w:after="0"/>
+      </w:pPr>
+      <w:r>
+        <w:rPr>
+          <w:sz w:val="2"/>
+        </w:rPr>
+        <w:t xml:space="preserve"> </w:t>
+      </w:r>
+    </w:p>
+    <w:p>
+      <w:pPr>
+        <w:spacing w:before="44" w:after="10"/>
+      </w:pPr>
+      <w:r>
+        <w:rPr>
+          <w:b/>
+          <w:bCs/>
+          <w:color w:val="353A7C"/>
+          <w:sz w:val="18"/>
+          <w:szCs w:val="18"/>
+        </w:rPr>
+        <w:t xml:space="preserve">The English this section uses, and its Arabic</w:t>
+      </w:r>
+    </w:p>
+    <w:p>
+      <w:pPr>
+        <w:spacing w:before="0" w:after="12"/>
+      </w:pPr>
+      <w:r>
+        <w:rPr>
+          <w:color w:val="6B7280"/>
+          <w:sz w:val="15"/>
+          <w:szCs w:val="15"/>
+        </w:rPr>
+        <w:t xml:space="preserve">Each term sits against what it means.</w:t>
+      </w:r>
+    </w:p>
+    <w:p>
+      <w:pPr>
+        <w:spacing w:after="40" w:before="90"/>
+        <w:jc w:val="center"/>
+      </w:pPr>
+      <w:r>
+        <w:drawing>
+          <wp:inline distT="0" distB="0" distL="0" distR="0">
+            <wp:extent cx="5734050" cy="2218175"/>
+            <wp:effectExtent t="0" r="0" b="0" l="0"/>
+            <wp:docPr id="1" name="" descr="" title=""/>
+            <wp:cNvGraphicFramePr>
+              <a:graphicFrameLocks xmlns:a="http://schemas.openxmlformats.org/drawingml/2006/main" noChangeAspect="1"/>
+            </wp:cNvGraphicFramePr>
+            <a:graphic xmlns:a="http://schemas.openxmlformats.org/drawingml/2006/main">
+              <a:graphicData uri="http://schemas.openxmlformats.org/drawingml/2006/picture">
+                <pic:pic xmlns:pic="http://schemas.openxmlformats.org/drawingml/2006/picture">
+                  <pic:nvPicPr>
+                    <pic:cNvPr id="0" name="" descr=""/>
+                    <pic:cNvPicPr>
+                      <a:picLocks noChangeAspect="1" noChangeArrowheads="1"/>
+                    </pic:cNvPicPr>
+                  </pic:nvPicPr>
+                  <pic:blipFill>
+                    <a:blip r:embed="rId106" cstate="none"/>
+                    <a:srcRect/>
+                    <a:stretch>
+                      <a:fillRect/>
+                    </a:stretch>
+                  </pic:blipFill>
+                  <pic:spPr bwMode="auto">
+                    <a:xfrm>
+                      <a:off x="0" y="0"/>
+                      <a:ext cx="5734050" cy="2218175"/>
+                    </a:xfrm>
+                    <a:prstGeom prst="rect">
+                      <a:avLst/>
+                    </a:prstGeom>
+                  </pic:spPr>
+                </pic:pic>
+              </a:graphicData>
+            </a:graphic>
+          </wp:inline>
+        </w:drawing>
+      </w:r>
+    </w:p>
+    <w:tbl>
+      <w:tblPr>
+        <w:tblW w:type="pct" w:w="100%"/>
+        <w:tblLayout w:type="fixed"/>
+        <w:tblBorders>
+          <w:top w:val="single" w:color="FBFAF6" w:sz="4"/>
+          <w:left w:val="single" w:color="FBFAF6" w:sz="4"/>
+          <w:bottom w:val="single" w:color="FBFAF6" w:sz="4"/>
+          <w:right w:val="single" w:color="FBFAF6" w:sz="4"/>
+          <w:insideH w:val="single" w:color="FBFAF6" w:sz="4"/>
+          <w:insideV w:val="single" w:color="FBFAF6" w:sz="4"/>
+        </w:tblBorders>
+      </w:tblPr>
+      <w:tblGrid>
+        <w:gridCol w:w="9600"/>
+      </w:tblGrid>
+      <w:tr>
+        <w:tc>
+          <w:tcPr>
+            <w:tcW w:type="pct" w:w="5000"/>
+            <w:shd w:fill="FBFAF6" w:val="clear"/>
+            <w:tcMar>
+              <w:top w:type="dxa" w:w="40"/>
+              <w:left w:type="dxa" w:w="100"/>
+              <w:bottom w:type="dxa" w:w="40"/>
+              <w:right w:type="dxa" w:w="100"/>
+            </w:tcMar>
+          </w:tcPr>
+          <w:p>
+            <w:pPr>
+              <w:spacing w:before="18" w:after="6"/>
+            </w:pPr>
+            <w:r>
+              <w:rPr>
+                <w:b/>
+                <w:bCs/>
+                <w:color w:val="6B7280"/>
+                <w:sz w:val="14"/>
+                <w:szCs w:val="14"/>
+              </w:rPr>
+              <w:t xml:space="preserve">word list</w:t>
+            </w:r>
+          </w:p>
+          <w:p>
+            <w:pPr>
+              <w:spacing w:before="0" w:after="18"/>
+            </w:pPr>
+            <w:r>
+              <w:rPr>
+                <w:b/>
+                <w:bCs/>
+                <w:color w:val="353A7C"/>
+                <w:sz w:val="16"/>
+                <w:szCs w:val="16"/>
+              </w:rPr>
+              <w:t xml:space="preserve">sell-or-process-further decision   ·   physical measure method   ·   طريقة المقياس المادي</w:t>
             </w:r>
           </w:p>
         </w:tc>
@@ -10227,14 +10591,14 @@
                 <w:sz w:val="16"/>
                 <w:szCs w:val="16"/>
               </w:rPr>
-              <w:t xml:space="preserve">7  </w:t>
-            </w:r>
-            <w:r>
-              <w:rPr>
-                <w:sz w:val="16"/>
-                <w:szCs w:val="16"/>
-              </w:rPr>
-              <w:t xml:space="preserve">differences</w:t>
+              <w:t xml:space="preserve">8  </w:t>
+            </w:r>
+            <w:r>
+              <w:rPr>
+                <w:sz w:val="16"/>
+                <w:szCs w:val="16"/>
+              </w:rPr>
+              <w:t xml:space="preserve">allocation</w:t>
             </w:r>
           </w:p>
         </w:tc>
@@ -10295,14 +10659,14 @@
                 <w:sz w:val="16"/>
                 <w:szCs w:val="16"/>
               </w:rPr>
-              <w:t xml:space="preserve">8  </w:t>
-            </w:r>
-            <w:r>
-              <w:rPr>
-                <w:sz w:val="16"/>
-                <w:szCs w:val="16"/>
-              </w:rPr>
-              <w:t xml:space="preserve">allocation</w:t>
+              <w:t xml:space="preserve">9  </w:t>
+            </w:r>
+            <w:r>
+              <w:rPr>
+                <w:sz w:val="16"/>
+                <w:szCs w:val="16"/>
+              </w:rPr>
+              <w:t xml:space="preserve">Sales value at split-off</w:t>
             </w:r>
           </w:p>
         </w:tc>
@@ -10363,14 +10727,14 @@
                 <w:sz w:val="16"/>
                 <w:szCs w:val="16"/>
               </w:rPr>
-              <w:t xml:space="preserve">9  </w:t>
-            </w:r>
-            <w:r>
-              <w:rPr>
-                <w:sz w:val="16"/>
-                <w:szCs w:val="16"/>
-              </w:rPr>
-              <w:t xml:space="preserve">Sales value at split-off</w:t>
+              <w:t xml:space="preserve">10  </w:t>
+            </w:r>
+            <w:r>
+              <w:rPr>
+                <w:sz w:val="16"/>
+                <w:szCs w:val="16"/>
+              </w:rPr>
+              <w:t xml:space="preserve">Separable (incremental) cost</w:t>
             </w:r>
           </w:p>
         </w:tc>
@@ -10431,14 +10795,14 @@
                 <w:sz w:val="16"/>
                 <w:szCs w:val="16"/>
               </w:rPr>
-              <w:t xml:space="preserve">10  </w:t>
-            </w:r>
-            <w:r>
-              <w:rPr>
-                <w:sz w:val="16"/>
-                <w:szCs w:val="16"/>
-              </w:rPr>
-              <w:t xml:space="preserve">Separable (incremental) cost</w:t>
+              <w:t xml:space="preserve">11  </w:t>
+            </w:r>
+            <w:r>
+              <w:rPr>
+                <w:sz w:val="16"/>
+                <w:szCs w:val="16"/>
+              </w:rPr>
+              <w:t xml:space="preserve">Gain from processing further</w:t>
             </w:r>
           </w:p>
         </w:tc>
@@ -10499,14 +10863,14 @@
                 <w:sz w:val="16"/>
                 <w:szCs w:val="16"/>
               </w:rPr>
-              <w:t xml:space="preserve">11  </w:t>
-            </w:r>
-            <w:r>
-              <w:rPr>
-                <w:sz w:val="16"/>
-                <w:szCs w:val="16"/>
-              </w:rPr>
-              <w:t xml:space="preserve">Gain from processing further</w:t>
+              <w:t xml:space="preserve">12  </w:t>
+            </w:r>
+            <w:r>
+              <w:rPr>
+                <w:sz w:val="16"/>
+                <w:szCs w:val="16"/>
+              </w:rPr>
+              <w:t xml:space="preserve">physical measure method</w:t>
             </w:r>
           </w:p>
         </w:tc>
@@ -10542,6 +10906,74 @@
                 <w:szCs w:val="16"/>
               </w:rPr>
               <w:t xml:space="preserve">Constant</w:t>
+            </w:r>
+          </w:p>
+        </w:tc>
+        <w:tc>
+          <w:tcPr>
+            <w:tcW w:type="pct" w:w="2500"/>
+            <w:tcMar>
+              <w:top w:type="dxa" w:w="20"/>
+              <w:left w:type="dxa" w:w="80"/>
+              <w:bottom w:type="dxa" w:w="20"/>
+              <w:right w:type="dxa" w:w="80"/>
+            </w:tcMar>
+          </w:tcPr>
+          <w:p>
+            <w:pPr>
+              <w:spacing w:before="12" w:after="12"/>
+            </w:pPr>
+            <w:r>
+              <w:rPr>
+                <w:b/>
+                <w:bCs/>
+                <w:color w:val="8186EF"/>
+                <w:sz w:val="16"/>
+                <w:szCs w:val="16"/>
+              </w:rPr>
+              <w:t xml:space="preserve">13  </w:t>
+            </w:r>
+            <w:r>
+              <w:rPr>
+                <w:sz w:val="16"/>
+                <w:szCs w:val="16"/>
+              </w:rPr>
+              <w:t xml:space="preserve">sell-or-process-further decision</w:t>
+            </w:r>
+          </w:p>
+        </w:tc>
+      </w:tr>
+      <w:tr>
+        <w:tc>
+          <w:tcPr>
+            <w:tcW w:type="pct" w:w="2500"/>
+            <w:tcMar>
+              <w:top w:type="dxa" w:w="20"/>
+              <w:left w:type="dxa" w:w="80"/>
+              <w:bottom w:type="dxa" w:w="20"/>
+              <w:right w:type="dxa" w:w="80"/>
+            </w:tcMar>
+          </w:tcPr>
+          <w:p>
+            <w:pPr>
+              <w:spacing w:before="12" w:after="12"/>
+            </w:pPr>
+            <w:r>
+              <w:rPr>
+                <w:b/>
+                <w:bCs/>
+                <w:color w:val="8186EF"/>
+                <w:sz w:val="16"/>
+                <w:szCs w:val="16"/>
+              </w:rPr>
+              <w:t xml:space="preserve">7  </w:t>
+            </w:r>
+            <w:r>
+              <w:rPr>
+                <w:sz w:val="16"/>
+                <w:szCs w:val="16"/>
+              </w:rPr>
+              <w:t xml:space="preserve">differences</w:t>
             </w:r>
           </w:p>
         </w:tc>
@@ -15477,7 +15909,7 @@
                     </pic:cNvPicPr>
                   </pic:nvPicPr>
                   <pic:blipFill>
-                    <a:blip r:embed="rId105" cstate="none"/>
+                    <a:blip r:embed="rId107" cstate="none"/>
                     <a:srcRect/>
                     <a:stretch>
                       <a:fillRect/>
@@ -15625,7 +16057,7 @@
                     </pic:cNvPicPr>
                   </pic:nvPicPr>
                   <pic:blipFill>
-                    <a:blip r:embed="rId106" cstate="none"/>
+                    <a:blip r:embed="rId108" cstate="none"/>
                     <a:srcRect/>
                     <a:stretch>
                       <a:fillRect/>
@@ -17575,7 +18007,7 @@
               <w:sz w:val="16"/>
               <w:szCs w:val="16"/>
             </w:rPr>
-            <w:t xml:space="preserve"> of 1</w:t>
+            <w:t xml:space="preserve"> of 2</w:t>
           </w:r>
         </w:p>
       </w:tc>
@@ -18576,7 +19008,7 @@
               <w:sz w:val="16"/>
               <w:szCs w:val="16"/>
             </w:rPr>
-            <w:t xml:space="preserve"> of 1</w:t>
+            <w:t xml:space="preserve"> of 2</w:t>
           </w:r>
         </w:p>
       </w:tc>

--- a/CMA_Summaries_B2_Ch11.docx
+++ b/CMA_Summaries_B2_Ch11.docx
@@ -6143,6 +6143,19 @@
       </w:tr>
     </w:tbl>
     <w:p/>
+    <w:p>
+      <w:pPr>
+        <w:spacing w:before="20" w:after="20" w:line="360" w:lineRule="auto"/>
+        <w:ind w:left="200"/>
+      </w:pPr>
+      <w:r>
+        <w:rPr>
+          <w:sz w:val="19"/>
+          <w:szCs w:val="19"/>
+        </w:rPr>
+        <w:t xml:space="preserve">Share the net joint cost of $1,300,000.</w:t>
+      </w:r>
+    </w:p>
     <w:tbl>
       <w:tblPr>
         <w:tblW w:type="pct" w:w="100%"/>
@@ -6157,10 +6170,10 @@
         </w:tblBorders>
       </w:tblPr>
       <w:tblGrid>
-        <w:gridCol w:w="2322"/>
-        <w:gridCol w:w="2829"/>
-        <w:gridCol w:w="2093"/>
-        <w:gridCol w:w="2356"/>
+        <w:gridCol w:w="2405"/>
+        <w:gridCol w:w="2587"/>
+        <w:gridCol w:w="2167"/>
+        <w:gridCol w:w="2440"/>
       </w:tblGrid>
       <w:tr>
         <w:tc>
@@ -6195,7 +6208,7 @@
       <w:tr>
         <w:tc>
           <w:tcPr>
-            <w:tcW w:type="pct" w:w="1209"/>
+            <w:tcW w:type="pct" w:w="1253"/>
             <w:shd w:fill="353A7C" w:val="clear"/>
             <w:tcMar>
               <w:top w:type="dxa" w:w="50"/>
@@ -6222,7 +6235,7 @@
         </w:tc>
         <w:tc>
           <w:tcPr>
-            <w:tcW w:type="pct" w:w="1474"/>
+            <w:tcW w:type="pct" w:w="1348"/>
             <w:shd w:fill="353A7C" w:val="clear"/>
             <w:tcMar>
               <w:top w:type="dxa" w:w="50"/>
@@ -6249,7 +6262,7 @@
         </w:tc>
         <w:tc>
           <w:tcPr>
-            <w:tcW w:type="pct" w:w="1090"/>
+            <w:tcW w:type="pct" w:w="1129"/>
             <w:shd w:fill="353A7C" w:val="clear"/>
             <w:tcMar>
               <w:top w:type="dxa" w:w="50"/>
@@ -6276,7 +6289,7 @@
         </w:tc>
         <w:tc>
           <w:tcPr>
-            <w:tcW w:type="pct" w:w="1227"/>
+            <w:tcW w:type="pct" w:w="1271"/>
             <w:shd w:fill="353A7C" w:val="clear"/>
             <w:tcMar>
               <w:top w:type="dxa" w:w="50"/>
@@ -6305,7 +6318,7 @@
       <w:tr>
         <w:tc>
           <w:tcPr>
-            <w:tcW w:type="pct" w:w="1209"/>
+            <w:tcW w:type="pct" w:w="1253"/>
             <w:tcMar>
               <w:top w:type="dxa" w:w="50"/>
               <w:left w:type="dxa" w:w="110"/>
@@ -6328,102 +6341,7 @@
         </w:tc>
         <w:tc>
           <w:tcPr>
-            <w:tcW w:type="pct" w:w="1474"/>
-            <w:tcMar>
-              <w:top w:type="dxa" w:w="50"/>
-              <w:left w:type="dxa" w:w="110"/>
-              <w:bottom w:type="dxa" w:w="50"/>
-              <w:right w:type="dxa" w:w="110"/>
-            </w:tcMar>
-          </w:tcPr>
-          <w:p>
-            <w:pPr>
-              <w:spacing w:before="28" w:after="28"/>
-            </w:pPr>
-            <w:r>
-              <w:rPr>
-                <w:sz w:val="15"/>
-                <w:szCs w:val="15"/>
-              </w:rPr>
-              <w:t xml:space="preserve">130,000 × $10.40</w:t>
-            </w:r>
-          </w:p>
-        </w:tc>
-        <w:tc>
-          <w:tcPr>
-            <w:tcW w:type="pct" w:w="1090"/>
-            <w:tcMar>
-              <w:top w:type="dxa" w:w="50"/>
-              <w:left w:type="dxa" w:w="110"/>
-              <w:bottom w:type="dxa" w:w="50"/>
-              <w:right w:type="dxa" w:w="110"/>
-            </w:tcMar>
-          </w:tcPr>
-          <w:p>
-            <w:pPr>
-              <w:spacing w:before="28" w:after="28"/>
-            </w:pPr>
-            <w:r>
-              <w:rPr>
-                <w:sz w:val="15"/>
-                <w:szCs w:val="15"/>
-              </w:rPr>
-              <w:t xml:space="preserve">1,352,000</w:t>
-            </w:r>
-          </w:p>
-        </w:tc>
-        <w:tc>
-          <w:tcPr>
-            <w:tcW w:type="pct" w:w="1227"/>
-            <w:tcMar>
-              <w:top w:type="dxa" w:w="50"/>
-              <w:left w:type="dxa" w:w="110"/>
-              <w:bottom w:type="dxa" w:w="50"/>
-              <w:right w:type="dxa" w:w="110"/>
-            </w:tcMar>
-          </w:tcPr>
-          <w:p>
-            <w:pPr>
-              <w:spacing w:before="28" w:after="28"/>
-            </w:pPr>
-            <w:r>
-              <w:rPr>
-                <w:sz w:val="15"/>
-                <w:szCs w:val="15"/>
-              </w:rPr>
-              <w:t xml:space="preserve">________</w:t>
-            </w:r>
-          </w:p>
-        </w:tc>
-      </w:tr>
-      <w:tr>
-        <w:tc>
-          <w:tcPr>
-            <w:tcW w:type="pct" w:w="1209"/>
-            <w:shd w:fill="FBFAF6" w:val="clear"/>
-            <w:tcMar>
-              <w:top w:type="dxa" w:w="50"/>
-              <w:left w:type="dxa" w:w="110"/>
-              <w:bottom w:type="dxa" w:w="50"/>
-              <w:right w:type="dxa" w:w="110"/>
-            </w:tcMar>
-          </w:tcPr>
-          <w:p>
-            <w:pPr>
-              <w:spacing w:before="28" w:after="28"/>
-            </w:pPr>
-            <w:r>
-              <w:rPr>
-                <w:sz w:val="15"/>
-                <w:szCs w:val="15"/>
-              </w:rPr>
-              <w:t xml:space="preserve">VOO</w:t>
-            </w:r>
-          </w:p>
-        </w:tc>
-        <w:tc>
-          <w:tcPr>
-            <w:tcW w:type="pct" w:w="1474"/>
+            <w:tcW w:type="pct" w:w="1348"/>
             <w:shd w:fill="FFFFFF" w:val="clear"/>
             <w:tcMar>
               <w:top w:type="dxa" w:w="50"/>
@@ -6450,7 +6368,55 @@
         </w:tc>
         <w:tc>
           <w:tcPr>
-            <w:tcW w:type="pct" w:w="1090"/>
+            <w:tcW w:type="pct" w:w="1129"/>
+            <w:tcMar>
+              <w:top w:type="dxa" w:w="50"/>
+              <w:left w:type="dxa" w:w="110"/>
+              <w:bottom w:type="dxa" w:w="50"/>
+              <w:right w:type="dxa" w:w="110"/>
+            </w:tcMar>
+          </w:tcPr>
+          <w:p>
+            <w:pPr>
+              <w:spacing w:before="28" w:after="28"/>
+            </w:pPr>
+            <w:r>
+              <w:rPr>
+                <w:sz w:val="15"/>
+                <w:szCs w:val="15"/>
+              </w:rPr>
+              <w:t xml:space="preserve">1,352,000</w:t>
+            </w:r>
+          </w:p>
+        </w:tc>
+        <w:tc>
+          <w:tcPr>
+            <w:tcW w:type="pct" w:w="1271"/>
+            <w:tcMar>
+              <w:top w:type="dxa" w:w="50"/>
+              <w:left w:type="dxa" w:w="110"/>
+              <w:bottom w:type="dxa" w:w="50"/>
+              <w:right w:type="dxa" w:w="110"/>
+            </w:tcMar>
+          </w:tcPr>
+          <w:p>
+            <w:pPr>
+              <w:spacing w:before="28" w:after="28"/>
+            </w:pPr>
+            <w:r>
+              <w:rPr>
+                <w:sz w:val="15"/>
+                <w:szCs w:val="15"/>
+              </w:rPr>
+              <w:t xml:space="preserve">________</w:t>
+            </w:r>
+          </w:p>
+        </w:tc>
+      </w:tr>
+      <w:tr>
+        <w:tc>
+          <w:tcPr>
+            <w:tcW w:type="pct" w:w="1253"/>
             <w:shd w:fill="FBFAF6" w:val="clear"/>
             <w:tcMar>
               <w:top w:type="dxa" w:w="50"/>
@@ -6468,13 +6434,61 @@
                 <w:sz w:val="15"/>
                 <w:szCs w:val="15"/>
               </w:rPr>
+              <w:t xml:space="preserve">VOO</w:t>
+            </w:r>
+          </w:p>
+        </w:tc>
+        <w:tc>
+          <w:tcPr>
+            <w:tcW w:type="pct" w:w="1348"/>
+            <w:shd w:fill="FBFAF6" w:val="clear"/>
+            <w:tcMar>
+              <w:top w:type="dxa" w:w="50"/>
+              <w:left w:type="dxa" w:w="110"/>
+              <w:bottom w:type="dxa" w:w="50"/>
+              <w:right w:type="dxa" w:w="110"/>
+            </w:tcMar>
+          </w:tcPr>
+          <w:p>
+            <w:pPr>
+              <w:spacing w:before="28" w:after="28"/>
+            </w:pPr>
+            <w:r>
+              <w:rPr>
+                <w:sz w:val="15"/>
+                <w:szCs w:val="15"/>
+              </w:rPr>
+              <w:t xml:space="preserve">70,000 × $3.90</w:t>
+            </w:r>
+          </w:p>
+        </w:tc>
+        <w:tc>
+          <w:tcPr>
+            <w:tcW w:type="pct" w:w="1129"/>
+            <w:shd w:fill="FBFAF6" w:val="clear"/>
+            <w:tcMar>
+              <w:top w:type="dxa" w:w="50"/>
+              <w:left w:type="dxa" w:w="110"/>
+              <w:bottom w:type="dxa" w:w="50"/>
+              <w:right w:type="dxa" w:w="110"/>
+            </w:tcMar>
+          </w:tcPr>
+          <w:p>
+            <w:pPr>
+              <w:spacing w:before="28" w:after="28"/>
+            </w:pPr>
+            <w:r>
+              <w:rPr>
+                <w:sz w:val="15"/>
+                <w:szCs w:val="15"/>
+              </w:rPr>
               <w:t xml:space="preserve">273,000</w:t>
             </w:r>
           </w:p>
         </w:tc>
         <w:tc>
           <w:tcPr>
-            <w:tcW w:type="pct" w:w="1227"/>
+            <w:tcW w:type="pct" w:w="1271"/>
             <w:shd w:fill="FBFAF6" w:val="clear"/>
             <w:tcMar>
               <w:top w:type="dxa" w:w="50"/>
@@ -6500,7 +6514,7 @@
       <w:tr>
         <w:tc>
           <w:tcPr>
-            <w:tcW w:type="pct" w:w="1209"/>
+            <w:tcW w:type="pct" w:w="1253"/>
             <w:tcMar>
               <w:top w:type="dxa" w:w="50"/>
               <w:left w:type="dxa" w:w="110"/>
@@ -6523,7 +6537,7 @@
         </w:tc>
         <w:tc>
           <w:tcPr>
-            <w:tcW w:type="pct" w:w="1474"/>
+            <w:tcW w:type="pct" w:w="1348"/>
             <w:tcMar>
               <w:top w:type="dxa" w:w="50"/>
               <w:left w:type="dxa" w:w="110"/>
@@ -6546,7 +6560,7 @@
         </w:tc>
         <w:tc>
           <w:tcPr>
-            <w:tcW w:type="pct" w:w="1090"/>
+            <w:tcW w:type="pct" w:w="1129"/>
             <w:tcMar>
               <w:top w:type="dxa" w:w="50"/>
               <w:left w:type="dxa" w:w="110"/>
@@ -6569,7 +6583,7 @@
         </w:tc>
         <w:tc>
           <w:tcPr>
-            <w:tcW w:type="pct" w:w="1227"/>
+            <w:tcW w:type="pct" w:w="1271"/>
             <w:tcMar>
               <w:top w:type="dxa" w:w="50"/>
               <w:left w:type="dxa" w:w="110"/>
@@ -6648,7 +6662,7 @@
                 <w:sz w:val="16"/>
                 <w:szCs w:val="16"/>
               </w:rPr>
-              <w:t xml:space="preserve">70,000 × $3.90   ·   sales method (by-products)</w:t>
+              <w:t xml:space="preserve">Joint cost allocated   ·   130,000 × $10.40</w:t>
             </w:r>
           </w:p>
         </w:tc>
@@ -7262,7 +7276,7 @@
                 <w:sz w:val="16"/>
                 <w:szCs w:val="16"/>
               </w:rPr>
-              <w:t xml:space="preserve">70,000 × $3.90</w:t>
+              <w:t xml:space="preserve">130,000 × $10.40</w:t>
             </w:r>
           </w:p>
         </w:tc>
@@ -7695,7 +7709,7 @@
                 <w:sz w:val="16"/>
                 <w:szCs w:val="16"/>
               </w:rPr>
-              <w:t xml:space="preserve">split-off   ·   product's   ·   gross-margin   ·   separable   ·   realizable   ·   Orontes's</w:t>
+              <w:t xml:space="preserve">split-off   ·   product's   ·   gross-margin   ·   constant   ·   realizable   ·   Orontes's</w:t>
             </w:r>
           </w:p>
         </w:tc>
@@ -7838,6 +7852,19 @@
       </w:tr>
     </w:tbl>
     <w:p/>
+    <w:p>
+      <w:pPr>
+        <w:spacing w:before="20" w:after="20" w:line="360" w:lineRule="auto"/>
+        <w:ind w:left="200"/>
+      </w:pPr>
+      <w:r>
+        <w:rPr>
+          <w:sz w:val="19"/>
+          <w:szCs w:val="19"/>
+        </w:rPr>
+        <w:t xml:space="preserve">Each shares the same $1,300,000; they differ only in how much each product carries.</w:t>
+      </w:r>
+    </w:p>
     <w:tbl>
       <w:tblPr>
         <w:tblW w:type="pct" w:w="100%"/>
@@ -8047,7 +8074,7 @@
                 <w:sz w:val="16"/>
                 <w:szCs w:val="16"/>
               </w:rPr>
-              <w:t xml:space="preserve">Applying   ·   separable   ·   gross-margin</w:t>
+              <w:t xml:space="preserve">gross-margin   ·   Applying   ·   product's</w:t>
             </w:r>
           </w:p>
         </w:tc>
@@ -14295,6 +14322,175 @@
       </w:tr>
     </w:tbl>
     <w:p/>
+    <w:p>
+      <w:pPr>
+        <w:spacing w:before="44" w:after="14"/>
+      </w:pPr>
+      <w:r>
+        <w:rPr>
+          <w:b/>
+          <w:bCs/>
+          <w:color w:val="353A7C"/>
+          <w:sz w:val="18"/>
+          <w:szCs w:val="18"/>
+        </w:rPr>
+        <w:t xml:space="preserve">Summary 2</w:t>
+      </w:r>
+      <w:r>
+        <w:rPr>
+          <w:color w:val="6B7280"/>
+          <w:sz w:val="16"/>
+          <w:szCs w:val="16"/>
+        </w:rPr>
+        <w:t xml:space="preserve">      gaps 22–23</w:t>
+      </w:r>
+    </w:p>
+    <w:p>
+      <w:pPr>
+        <w:spacing w:before="20" w:after="20" w:line="360" w:lineRule="auto"/>
+        <w:ind w:left="200"/>
+      </w:pPr>
+      <w:r>
+        <w:rPr>
+          <w:sz w:val="19"/>
+          <w:szCs w:val="19"/>
+        </w:rPr>
+        <w:t xml:space="preserve">The joint </w:t>
+      </w:r>
+      <w:r>
+        <w:rPr>
+          <w:b/>
+          <w:bCs/>
+          <w:color w:val="8186EF"/>
+          <w:sz w:val="15"/>
+          <w:szCs w:val="15"/>
+        </w:rPr>
+        <w:t xml:space="preserve"> (22) </w:t>
+      </w:r>
+      <w:r>
+        <w:rPr>
+          <w:u w:val="single"/>
+          <w:sz w:val="19"/>
+          <w:szCs w:val="19"/>
+        </w:rPr>
+        <w:t xml:space="preserve">           </w:t>
+      </w:r>
+      <w:r>
+        <w:rPr>
+          <w:sz w:val="19"/>
+          <w:szCs w:val="19"/>
+        </w:rPr>
+        <w:t xml:space="preserve"> </w:t>
+      </w:r>
+      <w:r>
+        <w:rPr>
+          <w:sz w:val="19"/>
+          <w:szCs w:val="19"/>
+        </w:rPr>
+        <w:t xml:space="preserve"> carry $100,000 more cost under the sales </w:t>
+      </w:r>
+      <w:r>
+        <w:rPr>
+          <w:b/>
+          <w:bCs/>
+          <w:color w:val="8186EF"/>
+          <w:sz w:val="15"/>
+          <w:szCs w:val="15"/>
+        </w:rPr>
+        <w:t xml:space="preserve"> (23) </w:t>
+      </w:r>
+      <w:r>
+        <w:rPr>
+          <w:u w:val="single"/>
+          <w:sz w:val="19"/>
+          <w:szCs w:val="19"/>
+        </w:rPr>
+        <w:t xml:space="preserve">           </w:t>
+      </w:r>
+      <w:r>
+        <w:rPr>
+          <w:sz w:val="19"/>
+          <w:szCs w:val="19"/>
+        </w:rPr>
+        <w:t xml:space="preserve"> </w:t>
+      </w:r>
+      <w:r>
+        <w:rPr>
+          <w:sz w:val="19"/>
+          <w:szCs w:val="19"/>
+        </w:rPr>
+        <w:t xml:space="preserve">, and pomace adds the same $100,000 to other income. </w:t>
+      </w:r>
+      <w:r>
+        <w:rPr>
+          <w:sz w:val="19"/>
+          <w:szCs w:val="19"/>
+        </w:rPr>
+        <w:t xml:space="preserve">Total income over time is the same. </w:t>
+      </w:r>
+    </w:p>
+    <w:tbl>
+      <w:tblPr>
+        <w:tblW w:type="pct" w:w="100%"/>
+        <w:tblLayout w:type="fixed"/>
+        <w:tblBorders>
+          <w:top w:val="single" w:color="FBFAF6" w:sz="4"/>
+          <w:left w:val="single" w:color="FBFAF6" w:sz="4"/>
+          <w:bottom w:val="single" w:color="FBFAF6" w:sz="4"/>
+          <w:right w:val="single" w:color="FBFAF6" w:sz="4"/>
+          <w:insideH w:val="single" w:color="FBFAF6" w:sz="4"/>
+          <w:insideV w:val="single" w:color="FBFAF6" w:sz="4"/>
+        </w:tblBorders>
+      </w:tblPr>
+      <w:tblGrid>
+        <w:gridCol w:w="9600"/>
+      </w:tblGrid>
+      <w:tr>
+        <w:tc>
+          <w:tcPr>
+            <w:tcW w:type="pct" w:w="5000"/>
+            <w:shd w:fill="FBFAF6" w:val="clear"/>
+            <w:tcMar>
+              <w:top w:type="dxa" w:w="40"/>
+              <w:left w:type="dxa" w:w="100"/>
+              <w:bottom w:type="dxa" w:w="40"/>
+              <w:right w:type="dxa" w:w="100"/>
+            </w:tcMar>
+          </w:tcPr>
+          <w:p>
+            <w:pPr>
+              <w:spacing w:before="18" w:after="6"/>
+            </w:pPr>
+            <w:r>
+              <w:rPr>
+                <w:b/>
+                <w:bCs/>
+                <w:color w:val="6B7280"/>
+                <w:sz w:val="14"/>
+                <w:szCs w:val="14"/>
+              </w:rPr>
+              <w:t xml:space="preserve">word list</w:t>
+            </w:r>
+          </w:p>
+          <w:p>
+            <w:pPr>
+              <w:spacing w:before="0" w:after="18"/>
+            </w:pPr>
+            <w:r>
+              <w:rPr>
+                <w:b/>
+                <w:bCs/>
+                <w:color w:val="353A7C"/>
+                <w:sz w:val="16"/>
+                <w:szCs w:val="16"/>
+              </w:rPr>
+              <w:t xml:space="preserve">volumes   ·   products   ·   method</w:t>
+            </w:r>
+          </w:p>
+        </w:tc>
+      </w:tr>
+    </w:tbl>
+    <w:p/>
     <w:tbl>
       <w:tblPr>
         <w:tblW w:type="pct" w:w="100%"/>
@@ -14430,6 +14626,77 @@
         <w:tc>
           <w:tcPr>
             <w:tcW w:type="pct" w:w="2200"/>
+            <w:tcMar>
+              <w:top w:type="dxa" w:w="50"/>
+              <w:left w:type="dxa" w:w="110"/>
+              <w:bottom w:type="dxa" w:w="50"/>
+              <w:right w:type="dxa" w:w="110"/>
+            </w:tcMar>
+          </w:tcPr>
+          <w:p>
+            <w:pPr>
+              <w:spacing w:before="28" w:after="28"/>
+            </w:pPr>
+            <w:r>
+              <w:rPr>
+                <w:sz w:val="15"/>
+                <w:szCs w:val="15"/>
+              </w:rPr>
+              <w:t xml:space="preserve">Joint cost allocated to EVOO</w:t>
+            </w:r>
+          </w:p>
+        </w:tc>
+        <w:tc>
+          <w:tcPr>
+            <w:tcW w:type="pct" w:w="1416"/>
+            <w:tcMar>
+              <w:top w:type="dxa" w:w="50"/>
+              <w:left w:type="dxa" w:w="110"/>
+              <w:bottom w:type="dxa" w:w="50"/>
+              <w:right w:type="dxa" w:w="110"/>
+            </w:tcMar>
+          </w:tcPr>
+          <w:p>
+            <w:pPr>
+              <w:spacing w:before="28" w:after="28"/>
+            </w:pPr>
+            <w:r>
+              <w:rPr>
+                <w:sz w:val="15"/>
+                <w:szCs w:val="15"/>
+              </w:rPr>
+              <w:t xml:space="preserve">1,047,800</w:t>
+            </w:r>
+          </w:p>
+        </w:tc>
+        <w:tc>
+          <w:tcPr>
+            <w:tcW w:type="pct" w:w="1384"/>
+            <w:tcMar>
+              <w:top w:type="dxa" w:w="50"/>
+              <w:left w:type="dxa" w:w="110"/>
+              <w:bottom w:type="dxa" w:w="50"/>
+              <w:right w:type="dxa" w:w="110"/>
+            </w:tcMar>
+          </w:tcPr>
+          <w:p>
+            <w:pPr>
+              <w:spacing w:before="28" w:after="28"/>
+            </w:pPr>
+            <w:r>
+              <w:rPr>
+                <w:sz w:val="15"/>
+                <w:szCs w:val="15"/>
+              </w:rPr>
+              <w:t xml:space="preserve">1,128,400</w:t>
+            </w:r>
+          </w:p>
+        </w:tc>
+      </w:tr>
+      <w:tr>
+        <w:tc>
+          <w:tcPr>
+            <w:tcW w:type="pct" w:w="2200"/>
             <w:shd w:fill="FFFFFF" w:val="clear"/>
             <w:tcMar>
               <w:top w:type="dxa" w:w="50"/>
@@ -14450,79 +14717,7 @@
                 <w:sz w:val="14"/>
                 <w:szCs w:val="14"/>
               </w:rPr>
-              <w:t xml:space="preserve">(22)</w:t>
-            </w:r>
-          </w:p>
-        </w:tc>
-        <w:tc>
-          <w:tcPr>
-            <w:tcW w:type="pct" w:w="1416"/>
-            <w:tcMar>
-              <w:top w:type="dxa" w:w="50"/>
-              <w:left w:type="dxa" w:w="110"/>
-              <w:bottom w:type="dxa" w:w="50"/>
-              <w:right w:type="dxa" w:w="110"/>
-            </w:tcMar>
-          </w:tcPr>
-          <w:p>
-            <w:pPr>
-              <w:spacing w:before="28" w:after="28"/>
-            </w:pPr>
-            <w:r>
-              <w:rPr>
-                <w:sz w:val="15"/>
-                <w:szCs w:val="15"/>
-              </w:rPr>
-              <w:t xml:space="preserve">1,047,800</w:t>
-            </w:r>
-          </w:p>
-        </w:tc>
-        <w:tc>
-          <w:tcPr>
-            <w:tcW w:type="pct" w:w="1384"/>
-            <w:tcMar>
-              <w:top w:type="dxa" w:w="50"/>
-              <w:left w:type="dxa" w:w="110"/>
-              <w:bottom w:type="dxa" w:w="50"/>
-              <w:right w:type="dxa" w:w="110"/>
-            </w:tcMar>
-          </w:tcPr>
-          <w:p>
-            <w:pPr>
-              <w:spacing w:before="28" w:after="28"/>
-            </w:pPr>
-            <w:r>
-              <w:rPr>
-                <w:sz w:val="15"/>
-                <w:szCs w:val="15"/>
-              </w:rPr>
-              <w:t xml:space="preserve">1,128,400</w:t>
-            </w:r>
-          </w:p>
-        </w:tc>
-      </w:tr>
-      <w:tr>
-        <w:tc>
-          <w:tcPr>
-            <w:tcW w:type="pct" w:w="2200"/>
-            <w:shd w:fill="FBFAF6" w:val="clear"/>
-            <w:tcMar>
-              <w:top w:type="dxa" w:w="50"/>
-              <w:left w:type="dxa" w:w="110"/>
-              <w:bottom w:type="dxa" w:w="50"/>
-              <w:right w:type="dxa" w:w="110"/>
-            </w:tcMar>
-          </w:tcPr>
-          <w:p>
-            <w:pPr>
-              <w:spacing w:before="28" w:after="28"/>
-            </w:pPr>
-            <w:r>
-              <w:rPr>
-                <w:sz w:val="15"/>
-                <w:szCs w:val="15"/>
-              </w:rPr>
-              <w:t xml:space="preserve">Joint cost allocated to VOO</w:t>
+              <w:t xml:space="preserve">(24)</w:t>
             </w:r>
           </w:p>
         </w:tc>
@@ -14571,6 +14766,77 @@
                 <w:szCs w:val="15"/>
               </w:rPr>
               <w:t xml:space="preserve">271,600</w:t>
+            </w:r>
+          </w:p>
+        </w:tc>
+      </w:tr>
+      <w:tr>
+        <w:tc>
+          <w:tcPr>
+            <w:tcW w:type="pct" w:w="2200"/>
+            <w:tcMar>
+              <w:top w:type="dxa" w:w="50"/>
+              <w:left w:type="dxa" w:w="110"/>
+              <w:bottom w:type="dxa" w:w="50"/>
+              <w:right w:type="dxa" w:w="110"/>
+            </w:tcMar>
+          </w:tcPr>
+          <w:p>
+            <w:pPr>
+              <w:spacing w:before="28" w:after="28"/>
+            </w:pPr>
+            <w:r>
+              <w:rPr>
+                <w:sz w:val="15"/>
+                <w:szCs w:val="15"/>
+              </w:rPr>
+              <w:t xml:space="preserve">Pomace inventory at split-off</w:t>
+            </w:r>
+          </w:p>
+        </w:tc>
+        <w:tc>
+          <w:tcPr>
+            <w:tcW w:type="pct" w:w="1416"/>
+            <w:tcMar>
+              <w:top w:type="dxa" w:w="50"/>
+              <w:left w:type="dxa" w:w="110"/>
+              <w:bottom w:type="dxa" w:w="50"/>
+              <w:right w:type="dxa" w:w="110"/>
+            </w:tcMar>
+          </w:tcPr>
+          <w:p>
+            <w:pPr>
+              <w:spacing w:before="28" w:after="28"/>
+            </w:pPr>
+            <w:r>
+              <w:rPr>
+                <w:sz w:val="15"/>
+                <w:szCs w:val="15"/>
+              </w:rPr>
+              <w:t xml:space="preserve">100,000</w:t>
+            </w:r>
+          </w:p>
+        </w:tc>
+        <w:tc>
+          <w:tcPr>
+            <w:tcW w:type="pct" w:w="1384"/>
+            <w:tcMar>
+              <w:top w:type="dxa" w:w="50"/>
+              <w:left w:type="dxa" w:w="110"/>
+              <w:bottom w:type="dxa" w:w="50"/>
+              <w:right w:type="dxa" w:w="110"/>
+            </w:tcMar>
+          </w:tcPr>
+          <w:p>
+            <w:pPr>
+              <w:spacing w:before="28" w:after="28"/>
+            </w:pPr>
+            <w:r>
+              <w:rPr>
+                <w:sz w:val="15"/>
+                <w:szCs w:val="15"/>
+              </w:rPr>
+              <w:t xml:space="preserve">none</w:t>
             </w:r>
           </w:p>
         </w:tc>
@@ -14599,79 +14865,7 @@
                 <w:sz w:val="14"/>
                 <w:szCs w:val="14"/>
               </w:rPr>
-              <w:t xml:space="preserve">(23)</w:t>
-            </w:r>
-          </w:p>
-        </w:tc>
-        <w:tc>
-          <w:tcPr>
-            <w:tcW w:type="pct" w:w="1416"/>
-            <w:tcMar>
-              <w:top w:type="dxa" w:w="50"/>
-              <w:left w:type="dxa" w:w="110"/>
-              <w:bottom w:type="dxa" w:w="50"/>
-              <w:right w:type="dxa" w:w="110"/>
-            </w:tcMar>
-          </w:tcPr>
-          <w:p>
-            <w:pPr>
-              <w:spacing w:before="28" w:after="28"/>
-            </w:pPr>
-            <w:r>
-              <w:rPr>
-                <w:sz w:val="15"/>
-                <w:szCs w:val="15"/>
-              </w:rPr>
-              <w:t xml:space="preserve">100,000</w:t>
-            </w:r>
-          </w:p>
-        </w:tc>
-        <w:tc>
-          <w:tcPr>
-            <w:tcW w:type="pct" w:w="1384"/>
-            <w:tcMar>
-              <w:top w:type="dxa" w:w="50"/>
-              <w:left w:type="dxa" w:w="110"/>
-              <w:bottom w:type="dxa" w:w="50"/>
-              <w:right w:type="dxa" w:w="110"/>
-            </w:tcMar>
-          </w:tcPr>
-          <w:p>
-            <w:pPr>
-              <w:spacing w:before="28" w:after="28"/>
-            </w:pPr>
-            <w:r>
-              <w:rPr>
-                <w:sz w:val="15"/>
-                <w:szCs w:val="15"/>
-              </w:rPr>
-              <w:t xml:space="preserve">none</w:t>
-            </w:r>
-          </w:p>
-        </w:tc>
-      </w:tr>
-      <w:tr>
-        <w:tc>
-          <w:tcPr>
-            <w:tcW w:type="pct" w:w="2200"/>
-            <w:shd w:fill="FBFAF6" w:val="clear"/>
-            <w:tcMar>
-              <w:top w:type="dxa" w:w="50"/>
-              <w:left w:type="dxa" w:w="110"/>
-              <w:bottom w:type="dxa" w:w="50"/>
-              <w:right w:type="dxa" w:w="110"/>
-            </w:tcMar>
-          </w:tcPr>
-          <w:p>
-            <w:pPr>
-              <w:spacing w:before="28" w:after="28"/>
-            </w:pPr>
-            <w:r>
-              <w:rPr>
-                <w:sz w:val="15"/>
-                <w:szCs w:val="15"/>
-              </w:rPr>
-              <w:t xml:space="preserve">Other income when pomace is sold</w:t>
+              <w:t xml:space="preserve">(25)</w:t>
             </w:r>
           </w:p>
         </w:tc>
@@ -14748,7 +14942,7 @@
                 <w:sz w:val="14"/>
                 <w:szCs w:val="14"/>
               </w:rPr>
-              <w:t xml:space="preserve">(24)</w:t>
+              <w:t xml:space="preserve">(26)</w:t>
             </w:r>
           </w:p>
         </w:tc>
@@ -14856,7 +15050,7 @@
                 <w:sz w:val="16"/>
                 <w:szCs w:val="16"/>
               </w:rPr>
-              <w:t xml:space="preserve">$0.20/kg; no disposal cost; production method   ·   Pomace inventory at split-off   ·   Total effect on income over time   ·   Joint cost allocated to EVOO</w:t>
+              <w:t xml:space="preserve">Total effect on income over time   ·   Joint cost allocated to VOO   ·   Other income when pomace is sold   ·   Joint cost allocated to EVOO</w:t>
             </w:r>
           </w:p>
         </w:tc>
@@ -14972,6 +15166,18 @@
     <w:p/>
     <w:p>
       <w:pPr>
+        <w:pageBreakBefore w:val="true"/>
+        <w:spacing w:after="0"/>
+      </w:pPr>
+      <w:r>
+        <w:rPr>
+          <w:sz w:val="2"/>
+        </w:rPr>
+        <w:t xml:space="preserve"> </w:t>
+      </w:r>
+    </w:p>
+    <w:p>
+      <w:pPr>
         <w:spacing w:before="44" w:after="14"/>
       </w:pPr>
       <w:r>
@@ -14982,7 +15188,7 @@
           <w:sz w:val="18"/>
           <w:szCs w:val="18"/>
         </w:rPr>
-        <w:t xml:space="preserve">Summary 2</w:t>
+        <w:t xml:space="preserve">Summary 3</w:t>
       </w:r>
       <w:r>
         <w:rPr>
@@ -14990,7 +15196,7 @@
           <w:sz w:val="16"/>
           <w:szCs w:val="16"/>
         </w:rPr>
-        <w:t xml:space="preserve">      gaps 25–28</w:t>
+        <w:t xml:space="preserve">      gaps 27–30</w:t>
       </w:r>
     </w:p>
     <w:p>
@@ -15013,7 +15219,7 @@
           <w:sz w:val="15"/>
           <w:szCs w:val="15"/>
         </w:rPr>
-        <w:t xml:space="preserve"> (25) </w:t>
+        <w:t xml:space="preserve"> (27) </w:t>
       </w:r>
       <w:r>
         <w:rPr>
@@ -15045,7 +15251,7 @@
           <w:sz w:val="15"/>
           <w:szCs w:val="15"/>
         </w:rPr>
-        <w:t xml:space="preserve"> (26) </w:t>
+        <w:t xml:space="preserve"> (28) </w:t>
       </w:r>
       <w:r>
         <w:rPr>
@@ -15084,7 +15290,7 @@
           <w:sz w:val="15"/>
           <w:szCs w:val="15"/>
         </w:rPr>
-        <w:t xml:space="preserve"> (27) </w:t>
+        <w:t xml:space="preserve"> (29) </w:t>
       </w:r>
       <w:r>
         <w:rPr>
@@ -15116,7 +15322,7 @@
           <w:sz w:val="15"/>
           <w:szCs w:val="15"/>
         </w:rPr>
-        <w:t xml:space="preserve"> (28) </w:t>
+        <w:t xml:space="preserve"> (30) </w:t>
       </w:r>
       <w:r>
         <w:rPr>
@@ -15203,385 +15409,7 @@
                 <w:sz w:val="16"/>
                 <w:szCs w:val="16"/>
               </w:rPr>
-              <w:t xml:space="preserve">products   ·   Deduct   ·   process-further   ·   sometimes   ·   production</w:t>
-            </w:r>
-          </w:p>
-        </w:tc>
-      </w:tr>
-    </w:tbl>
-    <w:p/>
-    <w:p>
-      <w:pPr>
-        <w:pageBreakBefore w:val="true"/>
-        <w:spacing w:after="0"/>
-      </w:pPr>
-      <w:r>
-        <w:rPr>
-          <w:sz w:val="2"/>
-        </w:rPr>
-        <w:t xml:space="preserve"> </w:t>
-      </w:r>
-    </w:p>
-    <w:tbl>
-      <w:tblPr>
-        <w:tblW w:type="pct" w:w="100%"/>
-        <w:tblLayout w:type="fixed"/>
-        <w:tblBorders>
-          <w:top w:val="single" w:color="353A7C" w:sz="6"/>
-          <w:left w:val="single" w:color="353A7C" w:sz="6"/>
-          <w:bottom w:val="single" w:color="353A7C" w:sz="6"/>
-          <w:right w:val="single" w:color="353A7C" w:sz="6"/>
-          <w:insideH w:val="single" w:color="353A7C" w:sz="6"/>
-          <w:insideV w:val="single" w:color="353A7C" w:sz="6"/>
-        </w:tblBorders>
-      </w:tblPr>
-      <w:tblGrid>
-        <w:gridCol w:w="4608"/>
-        <w:gridCol w:w="4992"/>
-      </w:tblGrid>
-      <w:tr>
-        <w:tc>
-          <w:tcPr>
-            <w:tcW w:type="pct" w:w="5000"/>
-            <w:gridSpan w:val="2"/>
-            <w:shd w:fill="353A7C" w:val="clear"/>
-            <w:tcMar>
-              <w:top w:type="dxa" w:w="60"/>
-              <w:left w:type="dxa" w:w="120"/>
-              <w:bottom w:type="dxa" w:w="60"/>
-              <w:right w:type="dxa" w:w="120"/>
-            </w:tcMar>
-          </w:tcPr>
-          <w:p>
-            <w:pPr>
-              <w:spacing w:before="40" w:after="40"/>
-            </w:pPr>
-            <w:r>
-              <w:rPr>
-                <w:b/>
-                <w:bCs/>
-                <w:color w:val="FFFFFF"/>
-                <w:sz w:val="17"/>
-                <w:szCs w:val="17"/>
-              </w:rPr>
-              <w:t xml:space="preserve">Exam view</w:t>
-            </w:r>
-          </w:p>
-        </w:tc>
-      </w:tr>
-      <w:tr>
-        <w:tc>
-          <w:tcPr>
-            <w:tcW w:type="pct" w:w="2400"/>
-            <w:shd w:fill="353A7C" w:val="clear"/>
-            <w:tcMar>
-              <w:top w:type="dxa" w:w="50"/>
-              <w:left w:type="dxa" w:w="110"/>
-              <w:bottom w:type="dxa" w:w="50"/>
-              <w:right w:type="dxa" w:w="110"/>
-            </w:tcMar>
-          </w:tcPr>
-          <w:p>
-            <w:pPr>
-              <w:spacing w:before="30" w:after="30"/>
-            </w:pPr>
-            <w:r>
-              <w:rPr>
-                <w:b/>
-                <w:bCs/>
-                <w:color w:val="FFFFFF"/>
-                <w:sz w:val="15"/>
-                <w:szCs w:val="15"/>
-              </w:rPr>
-              <w:t xml:space="preserve">Tahini &amp; Spreads · sesame processing · FY2027</w:t>
-            </w:r>
-          </w:p>
-        </w:tc>
-        <w:tc>
-          <w:tcPr>
-            <w:tcW w:type="pct" w:w="2600"/>
-            <w:shd w:fill="353A7C" w:val="clear"/>
-            <w:tcMar>
-              <w:top w:type="dxa" w:w="50"/>
-              <w:left w:type="dxa" w:w="110"/>
-              <w:bottom w:type="dxa" w:w="50"/>
-              <w:right w:type="dxa" w:w="110"/>
-            </w:tcMar>
-          </w:tcPr>
-          <w:p>
-            <w:pPr>
-              <w:spacing w:before="30" w:after="30"/>
-            </w:pPr>
-            <w:r>
-              <w:rPr>
-                <w:b/>
-                <w:bCs/>
-                <w:color w:val="FFFFFF"/>
-                <w:sz w:val="15"/>
-                <w:szCs w:val="15"/>
-              </w:rPr>
-              <w:t xml:space="preserve">Data</w:t>
-            </w:r>
-          </w:p>
-        </w:tc>
-      </w:tr>
-      <w:tr>
-        <w:tc>
-          <w:tcPr>
-            <w:tcW w:type="pct" w:w="2400"/>
-            <w:tcMar>
-              <w:top w:type="dxa" w:w="50"/>
-              <w:left w:type="dxa" w:w="110"/>
-              <w:bottom w:type="dxa" w:w="50"/>
-              <w:right w:type="dxa" w:w="110"/>
-            </w:tcMar>
-          </w:tcPr>
-          <w:p>
-            <w:pPr>
-              <w:spacing w:before="28" w:after="28"/>
-            </w:pPr>
-            <w:r>
-              <w:rPr>
-                <w:sz w:val="15"/>
-                <w:szCs w:val="15"/>
-              </w:rPr>
-              <w:t xml:space="preserve">Joint cost of sesame processing</w:t>
-            </w:r>
-          </w:p>
-        </w:tc>
-        <w:tc>
-          <w:tcPr>
-            <w:tcW w:type="pct" w:w="2600"/>
-            <w:tcMar>
-              <w:top w:type="dxa" w:w="50"/>
-              <w:left w:type="dxa" w:w="110"/>
-              <w:bottom w:type="dxa" w:w="50"/>
-              <w:right w:type="dxa" w:w="110"/>
-            </w:tcMar>
-          </w:tcPr>
-          <w:p>
-            <w:pPr>
-              <w:spacing w:before="28" w:after="28"/>
-            </w:pPr>
-            <w:r>
-              <w:rPr>
-                <w:sz w:val="15"/>
-                <w:szCs w:val="15"/>
-              </w:rPr>
-              <w:t xml:space="preserve">500,000</w:t>
-            </w:r>
-          </w:p>
-        </w:tc>
-      </w:tr>
-      <w:tr>
-        <w:tc>
-          <w:tcPr>
-            <w:tcW w:type="pct" w:w="2400"/>
-            <w:shd w:fill="FBFAF6" w:val="clear"/>
-            <w:tcMar>
-              <w:top w:type="dxa" w:w="50"/>
-              <w:left w:type="dxa" w:w="110"/>
-              <w:bottom w:type="dxa" w:w="50"/>
-              <w:right w:type="dxa" w:w="110"/>
-            </w:tcMar>
-          </w:tcPr>
-          <w:p>
-            <w:pPr>
-              <w:spacing w:before="28" w:after="28"/>
-            </w:pPr>
-            <w:r>
-              <w:rPr>
-                <w:sz w:val="15"/>
-                <w:szCs w:val="15"/>
-              </w:rPr>
-              <w:t xml:space="preserve">Tahini base: 60,000 kg</w:t>
-            </w:r>
-          </w:p>
-        </w:tc>
-        <w:tc>
-          <w:tcPr>
-            <w:tcW w:type="pct" w:w="2600"/>
-            <w:shd w:fill="FBFAF6" w:val="clear"/>
-            <w:tcMar>
-              <w:top w:type="dxa" w:w="50"/>
-              <w:left w:type="dxa" w:w="110"/>
-              <w:bottom w:type="dxa" w:w="50"/>
-              <w:right w:type="dxa" w:w="110"/>
-            </w:tcMar>
-          </w:tcPr>
-          <w:p>
-            <w:pPr>
-              <w:spacing w:before="28" w:after="28"/>
-            </w:pPr>
-            <w:r>
-              <w:rPr>
-                <w:sz w:val="15"/>
-                <w:szCs w:val="15"/>
-              </w:rPr>
-              <w:t xml:space="preserve">$6.00/kg at split-off; $8.00/kg as jarred tahini after 60,000 of further cost</w:t>
-            </w:r>
-          </w:p>
-        </w:tc>
-      </w:tr>
-      <w:tr>
-        <w:tc>
-          <w:tcPr>
-            <w:tcW w:type="pct" w:w="2400"/>
-            <w:tcMar>
-              <w:top w:type="dxa" w:w="50"/>
-              <w:left w:type="dxa" w:w="110"/>
-              <w:bottom w:type="dxa" w:w="50"/>
-              <w:right w:type="dxa" w:w="110"/>
-            </w:tcMar>
-          </w:tcPr>
-          <w:p>
-            <w:pPr>
-              <w:spacing w:before="28" w:after="28"/>
-            </w:pPr>
-            <w:r>
-              <w:rPr>
-                <w:sz w:val="15"/>
-                <w:szCs w:val="15"/>
-              </w:rPr>
-              <w:t xml:space="preserve">Sesame oil: 20,000 liters</w:t>
-            </w:r>
-          </w:p>
-        </w:tc>
-        <w:tc>
-          <w:tcPr>
-            <w:tcW w:type="pct" w:w="2600"/>
-            <w:tcMar>
-              <w:top w:type="dxa" w:w="50"/>
-              <w:left w:type="dxa" w:w="110"/>
-              <w:bottom w:type="dxa" w:w="50"/>
-              <w:right w:type="dxa" w:w="110"/>
-            </w:tcMar>
-          </w:tcPr>
-          <w:p>
-            <w:pPr>
-              <w:spacing w:before="28" w:after="28"/>
-            </w:pPr>
-            <w:r>
-              <w:rPr>
-                <w:sz w:val="15"/>
-                <w:szCs w:val="15"/>
-              </w:rPr>
-              <w:t xml:space="preserve">$7.00/liter at split-off; sold at split-off</w:t>
-            </w:r>
-          </w:p>
-        </w:tc>
-      </w:tr>
-      <w:tr>
-        <w:tc>
-          <w:tcPr>
-            <w:tcW w:type="pct" w:w="2400"/>
-            <w:shd w:fill="FBFAF6" w:val="clear"/>
-            <w:tcMar>
-              <w:top w:type="dxa" w:w="50"/>
-              <w:left w:type="dxa" w:w="110"/>
-              <w:bottom w:type="dxa" w:w="50"/>
-              <w:right w:type="dxa" w:w="110"/>
-            </w:tcMar>
-          </w:tcPr>
-          <w:p>
-            <w:pPr>
-              <w:spacing w:before="28" w:after="28"/>
-            </w:pPr>
-            <w:r>
-              <w:rPr>
-                <w:sz w:val="15"/>
-                <w:szCs w:val="15"/>
-              </w:rPr>
-              <w:t xml:space="preserve">Sesame hulls: 50,000 kg</w:t>
-            </w:r>
-          </w:p>
-        </w:tc>
-        <w:tc>
-          <w:tcPr>
-            <w:tcW w:type="pct" w:w="2600"/>
-            <w:shd w:fill="FFFFFF" w:val="clear"/>
-            <w:tcMar>
-              <w:top w:type="dxa" w:w="50"/>
-              <w:left w:type="dxa" w:w="110"/>
-              <w:bottom w:type="dxa" w:w="50"/>
-              <w:right w:type="dxa" w:w="110"/>
-            </w:tcMar>
-          </w:tcPr>
-          <w:p>
-            <w:pPr>
-              <w:spacing w:before="46" w:after="46"/>
-            </w:pPr>
-            <w:r>
-              <w:rPr>
-                <w:b/>
-                <w:bCs/>
-                <w:color w:val="8186EF"/>
-                <w:sz w:val="14"/>
-                <w:szCs w:val="14"/>
-              </w:rPr>
-              <w:t xml:space="preserve">(29)</w:t>
-            </w:r>
-          </w:p>
-        </w:tc>
-      </w:tr>
-    </w:tbl>
-    <w:p/>
-    <w:tbl>
-      <w:tblPr>
-        <w:tblW w:type="pct" w:w="100%"/>
-        <w:tblLayout w:type="fixed"/>
-        <w:tblBorders>
-          <w:top w:val="single" w:color="FBFAF6" w:sz="4"/>
-          <w:left w:val="single" w:color="FBFAF6" w:sz="4"/>
-          <w:bottom w:val="single" w:color="FBFAF6" w:sz="4"/>
-          <w:right w:val="single" w:color="FBFAF6" w:sz="4"/>
-          <w:insideH w:val="single" w:color="FBFAF6" w:sz="4"/>
-          <w:insideV w:val="single" w:color="FBFAF6" w:sz="4"/>
-        </w:tblBorders>
-      </w:tblPr>
-      <w:tblGrid>
-        <w:gridCol w:w="9600"/>
-      </w:tblGrid>
-      <w:tr>
-        <w:tc>
-          <w:tcPr>
-            <w:tcW w:type="pct" w:w="5000"/>
-            <w:shd w:fill="FBFAF6" w:val="clear"/>
-            <w:tcMar>
-              <w:top w:type="dxa" w:w="40"/>
-              <w:left w:type="dxa" w:w="100"/>
-              <w:bottom w:type="dxa" w:w="40"/>
-              <w:right w:type="dxa" w:w="100"/>
-            </w:tcMar>
-          </w:tcPr>
-          <w:p>
-            <w:pPr>
-              <w:spacing w:before="18" w:after="6"/>
-            </w:pPr>
-            <w:r>
-              <w:rPr>
-                <w:b/>
-                <w:bCs/>
-                <w:color w:val="6B7280"/>
-                <w:sz w:val="14"/>
-                <w:szCs w:val="14"/>
-              </w:rPr>
-              <w:t xml:space="preserve">word list</w:t>
-            </w:r>
-          </w:p>
-          <w:p>
-            <w:pPr>
-              <w:spacing w:before="0" w:after="18"/>
-            </w:pPr>
-            <w:r>
-              <w:rPr>
-                <w:b/>
-                <w:bCs/>
-                <w:color w:val="353A7C"/>
-                <w:sz w:val="16"/>
-                <w:szCs w:val="16"/>
-              </w:rPr>
-              <w:t xml:space="preserve">$0.20/kg; no disposal cost; production method   ·   $7.00/liter at split-off; sold at split-off</w:t>
+              <w:t xml:space="preserve">sometimes   ·   Deduct   ·   production   ·   products   ·   disposal</w:t>
             </w:r>
           </w:p>
         </w:tc>
@@ -15630,7 +15458,7 @@
                 <w:sz w:val="17"/>
                 <w:szCs w:val="17"/>
               </w:rPr>
-              <w:t xml:space="preserve">Item — Answer</w:t>
+              <w:t xml:space="preserve">Exam view</w:t>
             </w:r>
           </w:p>
         </w:tc>
@@ -15659,7 +15487,7 @@
                 <w:sz w:val="15"/>
                 <w:szCs w:val="15"/>
               </w:rPr>
-              <w:t xml:space="preserve">Item</w:t>
+              <w:t xml:space="preserve">Tahini &amp; Spreads · sesame processing · FY2027</w:t>
             </w:r>
           </w:p>
         </w:tc>
@@ -15686,7 +15514,7 @@
                 <w:sz w:val="15"/>
                 <w:szCs w:val="15"/>
               </w:rPr>
-              <w:t xml:space="preserve">Answer</w:t>
+              <w:t xml:space="preserve">Data</w:t>
             </w:r>
           </w:p>
         </w:tc>
@@ -15711,7 +15539,105 @@
                 <w:sz w:val="15"/>
                 <w:szCs w:val="15"/>
               </w:rPr>
-              <w:t xml:space="preserve">EVOO</w:t>
+              <w:t xml:space="preserve">Joint cost of sesame processing</w:t>
+            </w:r>
+          </w:p>
+        </w:tc>
+        <w:tc>
+          <w:tcPr>
+            <w:tcW w:type="pct" w:w="2600"/>
+            <w:tcMar>
+              <w:top w:type="dxa" w:w="50"/>
+              <w:left w:type="dxa" w:w="110"/>
+              <w:bottom w:type="dxa" w:w="50"/>
+              <w:right w:type="dxa" w:w="110"/>
+            </w:tcMar>
+          </w:tcPr>
+          <w:p>
+            <w:pPr>
+              <w:spacing w:before="28" w:after="28"/>
+            </w:pPr>
+            <w:r>
+              <w:rPr>
+                <w:sz w:val="15"/>
+                <w:szCs w:val="15"/>
+              </w:rPr>
+              <w:t xml:space="preserve">500,000</w:t>
+            </w:r>
+          </w:p>
+        </w:tc>
+      </w:tr>
+      <w:tr>
+        <w:tc>
+          <w:tcPr>
+            <w:tcW w:type="pct" w:w="2400"/>
+            <w:shd w:fill="FBFAF6" w:val="clear"/>
+            <w:tcMar>
+              <w:top w:type="dxa" w:w="50"/>
+              <w:left w:type="dxa" w:w="110"/>
+              <w:bottom w:type="dxa" w:w="50"/>
+              <w:right w:type="dxa" w:w="110"/>
+            </w:tcMar>
+          </w:tcPr>
+          <w:p>
+            <w:pPr>
+              <w:spacing w:before="28" w:after="28"/>
+            </w:pPr>
+            <w:r>
+              <w:rPr>
+                <w:sz w:val="15"/>
+                <w:szCs w:val="15"/>
+              </w:rPr>
+              <w:t xml:space="preserve">Tahini base: 60,000 kg</w:t>
+            </w:r>
+          </w:p>
+        </w:tc>
+        <w:tc>
+          <w:tcPr>
+            <w:tcW w:type="pct" w:w="2600"/>
+            <w:shd w:fill="FBFAF6" w:val="clear"/>
+            <w:tcMar>
+              <w:top w:type="dxa" w:w="50"/>
+              <w:left w:type="dxa" w:w="110"/>
+              <w:bottom w:type="dxa" w:w="50"/>
+              <w:right w:type="dxa" w:w="110"/>
+            </w:tcMar>
+          </w:tcPr>
+          <w:p>
+            <w:pPr>
+              <w:spacing w:before="28" w:after="28"/>
+            </w:pPr>
+            <w:r>
+              <w:rPr>
+                <w:sz w:val="15"/>
+                <w:szCs w:val="15"/>
+              </w:rPr>
+              <w:t xml:space="preserve">$6.00/kg at split-off; $8.00/kg as jarred tahini after 60,000 of further cost</w:t>
+            </w:r>
+          </w:p>
+        </w:tc>
+      </w:tr>
+      <w:tr>
+        <w:tc>
+          <w:tcPr>
+            <w:tcW w:type="pct" w:w="2400"/>
+            <w:tcMar>
+              <w:top w:type="dxa" w:w="50"/>
+              <w:left w:type="dxa" w:w="110"/>
+              <w:bottom w:type="dxa" w:w="50"/>
+              <w:right w:type="dxa" w:w="110"/>
+            </w:tcMar>
+          </w:tcPr>
+          <w:p>
+            <w:pPr>
+              <w:spacing w:before="28" w:after="28"/>
+            </w:pPr>
+            <w:r>
+              <w:rPr>
+                <w:sz w:val="15"/>
+                <w:szCs w:val="15"/>
+              </w:rPr>
+              <w:t xml:space="preserve">Sesame oil: 20,000 liters</w:t>
             </w:r>
           </w:p>
         </w:tc>
@@ -15738,7 +15664,7 @@
                 <w:sz w:val="14"/>
                 <w:szCs w:val="14"/>
               </w:rPr>
-              <w:t xml:space="preserve">(30)</w:t>
+              <w:t xml:space="preserve">(31)</w:t>
             </w:r>
           </w:p>
         </w:tc>
@@ -15764,7 +15690,7 @@
                 <w:sz w:val="15"/>
                 <w:szCs w:val="15"/>
               </w:rPr>
-              <w:t xml:space="preserve">VOO</w:t>
+              <w:t xml:space="preserve">Sesame hulls: 50,000 kg</w:t>
             </w:r>
           </w:p>
         </w:tc>
@@ -15788,7 +15714,7 @@
                 <w:sz w:val="15"/>
                 <w:szCs w:val="15"/>
               </w:rPr>
-              <w:t xml:space="preserve">273,000 ÷ 1,625,000 × 1,300,000 = 218,400</w:t>
+              <w:t xml:space="preserve">$0.20/kg; no disposal cost; production method</w:t>
             </w:r>
           </w:p>
         </w:tc>
@@ -15850,7 +15776,276 @@
                 <w:sz w:val="16"/>
                 <w:szCs w:val="16"/>
               </w:rPr>
-              <w:t xml:space="preserve">1,352,000 ÷ 1,625,000 × 1,300,000 = 1,081,600   ·   273,000 ÷ 1,625,000 × 1,300,000 = 218,400</w:t>
+              <w:t xml:space="preserve">$7.00/liter at split-off; sold at split-off   ·   Other income when pomace is sold</w:t>
+            </w:r>
+          </w:p>
+        </w:tc>
+      </w:tr>
+    </w:tbl>
+    <w:p/>
+    <w:tbl>
+      <w:tblPr>
+        <w:tblW w:type="pct" w:w="100%"/>
+        <w:tblLayout w:type="fixed"/>
+        <w:tblBorders>
+          <w:top w:val="single" w:color="353A7C" w:sz="6"/>
+          <w:left w:val="single" w:color="353A7C" w:sz="6"/>
+          <w:bottom w:val="single" w:color="353A7C" w:sz="6"/>
+          <w:right w:val="single" w:color="353A7C" w:sz="6"/>
+          <w:insideH w:val="single" w:color="353A7C" w:sz="6"/>
+          <w:insideV w:val="single" w:color="353A7C" w:sz="6"/>
+        </w:tblBorders>
+      </w:tblPr>
+      <w:tblGrid>
+        <w:gridCol w:w="4608"/>
+        <w:gridCol w:w="4992"/>
+      </w:tblGrid>
+      <w:tr>
+        <w:tc>
+          <w:tcPr>
+            <w:tcW w:type="pct" w:w="5000"/>
+            <w:gridSpan w:val="2"/>
+            <w:shd w:fill="353A7C" w:val="clear"/>
+            <w:tcMar>
+              <w:top w:type="dxa" w:w="60"/>
+              <w:left w:type="dxa" w:w="120"/>
+              <w:bottom w:type="dxa" w:w="60"/>
+              <w:right w:type="dxa" w:w="120"/>
+            </w:tcMar>
+          </w:tcPr>
+          <w:p>
+            <w:pPr>
+              <w:spacing w:before="40" w:after="40"/>
+            </w:pPr>
+            <w:r>
+              <w:rPr>
+                <w:b/>
+                <w:bCs/>
+                <w:color w:val="FFFFFF"/>
+                <w:sz w:val="17"/>
+                <w:szCs w:val="17"/>
+              </w:rPr>
+              <w:t xml:space="preserve">Item — Answer</w:t>
+            </w:r>
+          </w:p>
+        </w:tc>
+      </w:tr>
+      <w:tr>
+        <w:tc>
+          <w:tcPr>
+            <w:tcW w:type="pct" w:w="2400"/>
+            <w:shd w:fill="353A7C" w:val="clear"/>
+            <w:tcMar>
+              <w:top w:type="dxa" w:w="50"/>
+              <w:left w:type="dxa" w:w="110"/>
+              <w:bottom w:type="dxa" w:w="50"/>
+              <w:right w:type="dxa" w:w="110"/>
+            </w:tcMar>
+          </w:tcPr>
+          <w:p>
+            <w:pPr>
+              <w:spacing w:before="30" w:after="30"/>
+            </w:pPr>
+            <w:r>
+              <w:rPr>
+                <w:b/>
+                <w:bCs/>
+                <w:color w:val="FFFFFF"/>
+                <w:sz w:val="15"/>
+                <w:szCs w:val="15"/>
+              </w:rPr>
+              <w:t xml:space="preserve">Item</w:t>
+            </w:r>
+          </w:p>
+        </w:tc>
+        <w:tc>
+          <w:tcPr>
+            <w:tcW w:type="pct" w:w="2600"/>
+            <w:shd w:fill="353A7C" w:val="clear"/>
+            <w:tcMar>
+              <w:top w:type="dxa" w:w="50"/>
+              <w:left w:type="dxa" w:w="110"/>
+              <w:bottom w:type="dxa" w:w="50"/>
+              <w:right w:type="dxa" w:w="110"/>
+            </w:tcMar>
+          </w:tcPr>
+          <w:p>
+            <w:pPr>
+              <w:spacing w:before="30" w:after="30"/>
+            </w:pPr>
+            <w:r>
+              <w:rPr>
+                <w:b/>
+                <w:bCs/>
+                <w:color w:val="FFFFFF"/>
+                <w:sz w:val="15"/>
+                <w:szCs w:val="15"/>
+              </w:rPr>
+              <w:t xml:space="preserve">Answer</w:t>
+            </w:r>
+          </w:p>
+        </w:tc>
+      </w:tr>
+      <w:tr>
+        <w:tc>
+          <w:tcPr>
+            <w:tcW w:type="pct" w:w="2400"/>
+            <w:tcMar>
+              <w:top w:type="dxa" w:w="50"/>
+              <w:left w:type="dxa" w:w="110"/>
+              <w:bottom w:type="dxa" w:w="50"/>
+              <w:right w:type="dxa" w:w="110"/>
+            </w:tcMar>
+          </w:tcPr>
+          <w:p>
+            <w:pPr>
+              <w:spacing w:before="28" w:after="28"/>
+            </w:pPr>
+            <w:r>
+              <w:rPr>
+                <w:sz w:val="15"/>
+                <w:szCs w:val="15"/>
+              </w:rPr>
+              <w:t xml:space="preserve">EVOO</w:t>
+            </w:r>
+          </w:p>
+        </w:tc>
+        <w:tc>
+          <w:tcPr>
+            <w:tcW w:type="pct" w:w="2600"/>
+            <w:shd w:fill="FFFFFF" w:val="clear"/>
+            <w:tcMar>
+              <w:top w:type="dxa" w:w="50"/>
+              <w:left w:type="dxa" w:w="110"/>
+              <w:bottom w:type="dxa" w:w="50"/>
+              <w:right w:type="dxa" w:w="110"/>
+            </w:tcMar>
+          </w:tcPr>
+          <w:p>
+            <w:pPr>
+              <w:spacing w:before="46" w:after="46"/>
+            </w:pPr>
+            <w:r>
+              <w:rPr>
+                <w:b/>
+                <w:bCs/>
+                <w:color w:val="8186EF"/>
+                <w:sz w:val="14"/>
+                <w:szCs w:val="14"/>
+              </w:rPr>
+              <w:t xml:space="preserve">(32)</w:t>
+            </w:r>
+          </w:p>
+        </w:tc>
+      </w:tr>
+      <w:tr>
+        <w:tc>
+          <w:tcPr>
+            <w:tcW w:type="pct" w:w="2400"/>
+            <w:shd w:fill="FBFAF6" w:val="clear"/>
+            <w:tcMar>
+              <w:top w:type="dxa" w:w="50"/>
+              <w:left w:type="dxa" w:w="110"/>
+              <w:bottom w:type="dxa" w:w="50"/>
+              <w:right w:type="dxa" w:w="110"/>
+            </w:tcMar>
+          </w:tcPr>
+          <w:p>
+            <w:pPr>
+              <w:spacing w:before="28" w:after="28"/>
+            </w:pPr>
+            <w:r>
+              <w:rPr>
+                <w:sz w:val="15"/>
+                <w:szCs w:val="15"/>
+              </w:rPr>
+              <w:t xml:space="preserve">VOO</w:t>
+            </w:r>
+          </w:p>
+        </w:tc>
+        <w:tc>
+          <w:tcPr>
+            <w:tcW w:type="pct" w:w="2600"/>
+            <w:shd w:fill="FBFAF6" w:val="clear"/>
+            <w:tcMar>
+              <w:top w:type="dxa" w:w="50"/>
+              <w:left w:type="dxa" w:w="110"/>
+              <w:bottom w:type="dxa" w:w="50"/>
+              <w:right w:type="dxa" w:w="110"/>
+            </w:tcMar>
+          </w:tcPr>
+          <w:p>
+            <w:pPr>
+              <w:spacing w:before="28" w:after="28"/>
+            </w:pPr>
+            <w:r>
+              <w:rPr>
+                <w:sz w:val="15"/>
+                <w:szCs w:val="15"/>
+              </w:rPr>
+              <w:t xml:space="preserve">273,000 ÷ 1,625,000 × 1,300,000 = 218,400</w:t>
+            </w:r>
+          </w:p>
+        </w:tc>
+      </w:tr>
+    </w:tbl>
+    <w:p/>
+    <w:tbl>
+      <w:tblPr>
+        <w:tblW w:type="pct" w:w="100%"/>
+        <w:tblLayout w:type="fixed"/>
+        <w:tblBorders>
+          <w:top w:val="single" w:color="FBFAF6" w:sz="4"/>
+          <w:left w:val="single" w:color="FBFAF6" w:sz="4"/>
+          <w:bottom w:val="single" w:color="FBFAF6" w:sz="4"/>
+          <w:right w:val="single" w:color="FBFAF6" w:sz="4"/>
+          <w:insideH w:val="single" w:color="FBFAF6" w:sz="4"/>
+          <w:insideV w:val="single" w:color="FBFAF6" w:sz="4"/>
+        </w:tblBorders>
+      </w:tblPr>
+      <w:tblGrid>
+        <w:gridCol w:w="9600"/>
+      </w:tblGrid>
+      <w:tr>
+        <w:tc>
+          <w:tcPr>
+            <w:tcW w:type="pct" w:w="5000"/>
+            <w:shd w:fill="FBFAF6" w:val="clear"/>
+            <w:tcMar>
+              <w:top w:type="dxa" w:w="40"/>
+              <w:left w:type="dxa" w:w="100"/>
+              <w:bottom w:type="dxa" w:w="40"/>
+              <w:right w:type="dxa" w:w="100"/>
+            </w:tcMar>
+          </w:tcPr>
+          <w:p>
+            <w:pPr>
+              <w:spacing w:before="18" w:after="6"/>
+            </w:pPr>
+            <w:r>
+              <w:rPr>
+                <w:b/>
+                <w:bCs/>
+                <w:color w:val="6B7280"/>
+                <w:sz w:val="14"/>
+                <w:szCs w:val="14"/>
+              </w:rPr>
+              <w:t xml:space="preserve">word list</w:t>
+            </w:r>
+          </w:p>
+          <w:p>
+            <w:pPr>
+              <w:spacing w:before="0" w:after="18"/>
+            </w:pPr>
+            <w:r>
+              <w:rPr>
+                <w:b/>
+                <w:bCs/>
+                <w:color w:val="353A7C"/>
+                <w:sz w:val="16"/>
+                <w:szCs w:val="16"/>
+              </w:rPr>
+              <w:t xml:space="preserve">Floor sweepings sold for a few dollars   ·   1,352,000 ÷ 1,625,000 × 1,300,000 = 1,081,600</w:t>
             </w:r>
           </w:p>
         </w:tc>
@@ -15986,7 +16181,7 @@
                 <w:sz w:val="16"/>
                 <w:szCs w:val="16"/>
               </w:rPr>
-              <w:t xml:space="preserve">split-off point   ·   Tahini base</w:t>
+              <w:t xml:space="preserve">Sesame oil   ·   sell-or-process-further decision</w:t>
             </w:r>
           </w:p>
         </w:tc>
@@ -16571,14 +16766,14 @@
                 <w:sz w:val="16"/>
                 <w:szCs w:val="16"/>
               </w:rPr>
-              <w:t xml:space="preserve">18  </w:t>
-            </w:r>
-            <w:r>
-              <w:rPr>
-                <w:sz w:val="16"/>
-                <w:szCs w:val="16"/>
-              </w:rPr>
-              <w:t xml:space="preserve">Manufacturing Overhead Applied</w:t>
+              <w:t xml:space="preserve">19  </w:t>
+            </w:r>
+            <w:r>
+              <w:rPr>
+                <w:sz w:val="16"/>
+                <w:szCs w:val="16"/>
+              </w:rPr>
+              <w:t xml:space="preserve">WIP - Bottling</w:t>
             </w:r>
           </w:p>
         </w:tc>
@@ -16639,14 +16834,14 @@
                 <w:sz w:val="16"/>
                 <w:szCs w:val="16"/>
               </w:rPr>
-              <w:t xml:space="preserve">19  </w:t>
-            </w:r>
-            <w:r>
-              <w:rPr>
-                <w:sz w:val="16"/>
-                <w:szCs w:val="16"/>
-              </w:rPr>
-              <w:t xml:space="preserve">WIP - Bottling</w:t>
+              <w:t xml:space="preserve">20  </w:t>
+            </w:r>
+            <w:r>
+              <w:rPr>
+                <w:sz w:val="16"/>
+                <w:szCs w:val="16"/>
+              </w:rPr>
+              <w:t xml:space="preserve">Cash</w:t>
             </w:r>
           </w:p>
         </w:tc>
@@ -16707,14 +16902,14 @@
                 <w:sz w:val="16"/>
                 <w:szCs w:val="16"/>
               </w:rPr>
-              <w:t xml:space="preserve">20  </w:t>
-            </w:r>
-            <w:r>
-              <w:rPr>
-                <w:sz w:val="16"/>
-                <w:szCs w:val="16"/>
-              </w:rPr>
-              <w:t xml:space="preserve">Cash</w:t>
+              <w:t xml:space="preserve">21  </w:t>
+            </w:r>
+            <w:r>
+              <w:rPr>
+                <w:sz w:val="16"/>
+                <w:szCs w:val="16"/>
+              </w:rPr>
+              <w:t xml:space="preserve">Other Income - By-product</w:t>
             </w:r>
           </w:p>
         </w:tc>
@@ -16775,14 +16970,14 @@
                 <w:sz w:val="16"/>
                 <w:szCs w:val="16"/>
               </w:rPr>
-              <w:t xml:space="preserve">21  </w:t>
-            </w:r>
-            <w:r>
-              <w:rPr>
-                <w:sz w:val="16"/>
-                <w:szCs w:val="16"/>
-              </w:rPr>
-              <w:t xml:space="preserve">Other Income - By-product</w:t>
+              <w:t xml:space="preserve">22  </w:t>
+            </w:r>
+            <w:r>
+              <w:rPr>
+                <w:sz w:val="16"/>
+                <w:szCs w:val="16"/>
+              </w:rPr>
+              <w:t xml:space="preserve">products</w:t>
             </w:r>
           </w:p>
         </w:tc>
@@ -16843,14 +17038,14 @@
                 <w:sz w:val="16"/>
                 <w:szCs w:val="16"/>
               </w:rPr>
-              <w:t xml:space="preserve">22  </w:t>
-            </w:r>
-            <w:r>
-              <w:rPr>
-                <w:sz w:val="16"/>
-                <w:szCs w:val="16"/>
-              </w:rPr>
-              <w:t xml:space="preserve">Joint cost allocated to EVOO</w:t>
+              <w:t xml:space="preserve">23  </w:t>
+            </w:r>
+            <w:r>
+              <w:rPr>
+                <w:sz w:val="16"/>
+                <w:szCs w:val="16"/>
+              </w:rPr>
+              <w:t xml:space="preserve">method</w:t>
             </w:r>
           </w:p>
         </w:tc>
@@ -16911,14 +17106,14 @@
                 <w:sz w:val="16"/>
                 <w:szCs w:val="16"/>
               </w:rPr>
-              <w:t xml:space="preserve">23  </w:t>
-            </w:r>
-            <w:r>
-              <w:rPr>
-                <w:sz w:val="16"/>
-                <w:szCs w:val="16"/>
-              </w:rPr>
-              <w:t xml:space="preserve">Pomace inventory at split-off</w:t>
+              <w:t xml:space="preserve">24  </w:t>
+            </w:r>
+            <w:r>
+              <w:rPr>
+                <w:sz w:val="16"/>
+                <w:szCs w:val="16"/>
+              </w:rPr>
+              <w:t xml:space="preserve">Joint cost allocated to VOO</w:t>
             </w:r>
           </w:p>
         </w:tc>
@@ -16979,14 +17174,14 @@
                 <w:sz w:val="16"/>
                 <w:szCs w:val="16"/>
               </w:rPr>
-              <w:t xml:space="preserve">24  </w:t>
-            </w:r>
-            <w:r>
-              <w:rPr>
-                <w:sz w:val="16"/>
-                <w:szCs w:val="16"/>
-              </w:rPr>
-              <w:t xml:space="preserve">Total effect on income over time</w:t>
+              <w:t xml:space="preserve">25  </w:t>
+            </w:r>
+            <w:r>
+              <w:rPr>
+                <w:sz w:val="16"/>
+                <w:szCs w:val="16"/>
+              </w:rPr>
+              <w:t xml:space="preserve">Other income when pomace is sold</w:t>
             </w:r>
           </w:p>
         </w:tc>
@@ -17047,14 +17242,14 @@
                 <w:sz w:val="16"/>
                 <w:szCs w:val="16"/>
               </w:rPr>
-              <w:t xml:space="preserve">25  </w:t>
-            </w:r>
-            <w:r>
-              <w:rPr>
-                <w:sz w:val="16"/>
-                <w:szCs w:val="16"/>
-              </w:rPr>
-              <w:t xml:space="preserve">products</w:t>
+              <w:t xml:space="preserve">26  </w:t>
+            </w:r>
+            <w:r>
+              <w:rPr>
+                <w:sz w:val="16"/>
+                <w:szCs w:val="16"/>
+              </w:rPr>
+              <w:t xml:space="preserve">Total effect on income over time</w:t>
             </w:r>
           </w:p>
         </w:tc>
@@ -17115,14 +17310,14 @@
                 <w:sz w:val="16"/>
                 <w:szCs w:val="16"/>
               </w:rPr>
-              <w:t xml:space="preserve">26  </w:t>
-            </w:r>
-            <w:r>
-              <w:rPr>
-                <w:sz w:val="16"/>
-                <w:szCs w:val="16"/>
-              </w:rPr>
-              <w:t xml:space="preserve">sometimes</w:t>
+              <w:t xml:space="preserve">27  </w:t>
+            </w:r>
+            <w:r>
+              <w:rPr>
+                <w:sz w:val="16"/>
+                <w:szCs w:val="16"/>
+              </w:rPr>
+              <w:t xml:space="preserve">products</w:t>
             </w:r>
           </w:p>
         </w:tc>
@@ -17183,14 +17378,14 @@
                 <w:sz w:val="16"/>
                 <w:szCs w:val="16"/>
               </w:rPr>
-              <w:t xml:space="preserve">27  </w:t>
-            </w:r>
-            <w:r>
-              <w:rPr>
-                <w:sz w:val="16"/>
-                <w:szCs w:val="16"/>
-              </w:rPr>
-              <w:t xml:space="preserve">Deduct</w:t>
+              <w:t xml:space="preserve">28  </w:t>
+            </w:r>
+            <w:r>
+              <w:rPr>
+                <w:sz w:val="16"/>
+                <w:szCs w:val="16"/>
+              </w:rPr>
+              <w:t xml:space="preserve">sometimes</w:t>
             </w:r>
           </w:p>
         </w:tc>
@@ -17251,14 +17446,14 @@
                 <w:sz w:val="16"/>
                 <w:szCs w:val="16"/>
               </w:rPr>
-              <w:t xml:space="preserve">28  </w:t>
-            </w:r>
-            <w:r>
-              <w:rPr>
-                <w:sz w:val="16"/>
-                <w:szCs w:val="16"/>
-              </w:rPr>
-              <w:t xml:space="preserve">production</w:t>
+              <w:t xml:space="preserve">29  </w:t>
+            </w:r>
+            <w:r>
+              <w:rPr>
+                <w:sz w:val="16"/>
+                <w:szCs w:val="16"/>
+              </w:rPr>
+              <w:t xml:space="preserve">Deduct</w:t>
             </w:r>
           </w:p>
         </w:tc>
@@ -17319,14 +17514,14 @@
                 <w:sz w:val="16"/>
                 <w:szCs w:val="16"/>
               </w:rPr>
-              <w:t xml:space="preserve">29  </w:t>
-            </w:r>
-            <w:r>
-              <w:rPr>
-                <w:sz w:val="16"/>
-                <w:szCs w:val="16"/>
-              </w:rPr>
-              <w:t xml:space="preserve">$0.20/kg; no disposal cost; production method</w:t>
+              <w:t xml:space="preserve">30  </w:t>
+            </w:r>
+            <w:r>
+              <w:rPr>
+                <w:sz w:val="16"/>
+                <w:szCs w:val="16"/>
+              </w:rPr>
+              <w:t xml:space="preserve">production</w:t>
             </w:r>
           </w:p>
         </w:tc>
@@ -17387,14 +17582,14 @@
                 <w:sz w:val="16"/>
                 <w:szCs w:val="16"/>
               </w:rPr>
-              <w:t xml:space="preserve">30  </w:t>
-            </w:r>
-            <w:r>
-              <w:rPr>
-                <w:sz w:val="16"/>
-                <w:szCs w:val="16"/>
-              </w:rPr>
-              <w:t xml:space="preserve">1,352,000 ÷ 1,625,000 × 1,300,000 = 1,081,600</w:t>
+              <w:t xml:space="preserve">31  </w:t>
+            </w:r>
+            <w:r>
+              <w:rPr>
+                <w:sz w:val="16"/>
+                <w:szCs w:val="16"/>
+              </w:rPr>
+              <w:t xml:space="preserve">$7.00/liter at split-off; sold at split-off</w:t>
             </w:r>
           </w:p>
         </w:tc>
@@ -17455,14 +17650,14 @@
                 <w:sz w:val="16"/>
                 <w:szCs w:val="16"/>
               </w:rPr>
-              <w:t xml:space="preserve">31  </w:t>
-            </w:r>
-            <w:r>
-              <w:rPr>
-                <w:sz w:val="16"/>
-                <w:szCs w:val="16"/>
-              </w:rPr>
-              <w:t xml:space="preserve">Tahini base</w:t>
+              <w:t xml:space="preserve">32  </w:t>
+            </w:r>
+            <w:r>
+              <w:rPr>
+                <w:sz w:val="16"/>
+                <w:szCs w:val="16"/>
+              </w:rPr>
+              <w:t xml:space="preserve">1,352,000 ÷ 1,625,000 × 1,300,000 = 1,081,600</w:t>
             </w:r>
           </w:p>
         </w:tc>
@@ -17523,14 +17718,14 @@
                 <w:sz w:val="16"/>
                 <w:szCs w:val="16"/>
               </w:rPr>
-              <w:t xml:space="preserve">32  </w:t>
-            </w:r>
-            <w:r>
-              <w:rPr>
-                <w:sz w:val="16"/>
-                <w:szCs w:val="16"/>
-              </w:rPr>
-              <w:t xml:space="preserve">split-off point</w:t>
+              <w:t xml:space="preserve">33  </w:t>
+            </w:r>
+            <w:r>
+              <w:rPr>
+                <w:sz w:val="16"/>
+                <w:szCs w:val="16"/>
+              </w:rPr>
+              <w:t xml:space="preserve">Sesame oil</w:t>
             </w:r>
           </w:p>
         </w:tc>
@@ -17591,14 +17786,14 @@
                 <w:sz w:val="16"/>
                 <w:szCs w:val="16"/>
               </w:rPr>
-              <w:t xml:space="preserve">33  </w:t>
-            </w:r>
-            <w:r>
-              <w:rPr>
-                <w:sz w:val="16"/>
-                <w:szCs w:val="16"/>
-              </w:rPr>
-              <w:t xml:space="preserve">net realizable value method</w:t>
+              <w:t xml:space="preserve">34  </w:t>
+            </w:r>
+            <w:r>
+              <w:rPr>
+                <w:sz w:val="16"/>
+                <w:szCs w:val="16"/>
+              </w:rPr>
+              <w:t xml:space="preserve">split-off point</w:t>
             </w:r>
           </w:p>
         </w:tc>
@@ -17634,6 +17829,74 @@
                 <w:szCs w:val="16"/>
               </w:rPr>
               <w:t xml:space="preserve">Raw Materials Inventory</w:t>
+            </w:r>
+          </w:p>
+        </w:tc>
+        <w:tc>
+          <w:tcPr>
+            <w:tcW w:type="pct" w:w="2500"/>
+            <w:tcMar>
+              <w:top w:type="dxa" w:w="20"/>
+              <w:left w:type="dxa" w:w="80"/>
+              <w:bottom w:type="dxa" w:w="20"/>
+              <w:right w:type="dxa" w:w="80"/>
+            </w:tcMar>
+          </w:tcPr>
+          <w:p>
+            <w:pPr>
+              <w:spacing w:before="12" w:after="12"/>
+            </w:pPr>
+            <w:r>
+              <w:rPr>
+                <w:b/>
+                <w:bCs/>
+                <w:color w:val="8186EF"/>
+                <w:sz w:val="16"/>
+                <w:szCs w:val="16"/>
+              </w:rPr>
+              <w:t xml:space="preserve">35  </w:t>
+            </w:r>
+            <w:r>
+              <w:rPr>
+                <w:sz w:val="16"/>
+                <w:szCs w:val="16"/>
+              </w:rPr>
+              <w:t xml:space="preserve">net realizable value method</w:t>
+            </w:r>
+          </w:p>
+        </w:tc>
+      </w:tr>
+      <w:tr>
+        <w:tc>
+          <w:tcPr>
+            <w:tcW w:type="pct" w:w="2500"/>
+            <w:tcMar>
+              <w:top w:type="dxa" w:w="20"/>
+              <w:left w:type="dxa" w:w="80"/>
+              <w:bottom w:type="dxa" w:w="20"/>
+              <w:right w:type="dxa" w:w="80"/>
+            </w:tcMar>
+          </w:tcPr>
+          <w:p>
+            <w:pPr>
+              <w:spacing w:before="12" w:after="12"/>
+            </w:pPr>
+            <w:r>
+              <w:rPr>
+                <w:b/>
+                <w:bCs/>
+                <w:color w:val="8186EF"/>
+                <w:sz w:val="16"/>
+                <w:szCs w:val="16"/>
+              </w:rPr>
+              <w:t xml:space="preserve">18  </w:t>
+            </w:r>
+            <w:r>
+              <w:rPr>
+                <w:sz w:val="16"/>
+                <w:szCs w:val="16"/>
+              </w:rPr>
+              <w:t xml:space="preserve">Manufacturing Overhead Applied</w:t>
             </w:r>
           </w:p>
         </w:tc>
@@ -17716,6 +17979,30 @@
           <w:szCs w:val="15"/>
         </w:rPr>
         <w:t xml:space="preserve">Summary 2   </w:t>
+      </w:r>
+      <w:r>
+        <w:rPr>
+          <w:color w:val="6B7280"/>
+          <w:sz w:val="15"/>
+          <w:szCs w:val="15"/>
+        </w:rPr>
+        <w:t xml:space="preserve">The joint products carry $100,000 more cost under the sales method, and pomace adds the same $100,000 to other income. Total income over time is the same.</w:t>
+      </w:r>
+    </w:p>
+    <w:p>
+      <w:pPr>
+        <w:spacing w:before="20" w:after="20"/>
+        <w:ind w:left="240" w:hanging="240"/>
+      </w:pPr>
+      <w:r>
+        <w:rPr>
+          <w:b/>
+          <w:bCs/>
+          <w:color w:val="353A7C"/>
+          <w:sz w:val="15"/>
+          <w:szCs w:val="15"/>
+        </w:rPr>
+        <w:t xml:space="preserve">Summary 3   </w:t>
       </w:r>
       <w:r>
         <w:rPr>

--- a/CMA_Summaries_B2_Ch11.docx
+++ b/CMA_Summaries_B2_Ch11.docx
@@ -231,7 +231,7 @@
           <w:sz w:val="16"/>
           <w:szCs w:val="16"/>
         </w:rPr>
-        <w:t xml:space="preserve">      gaps 4–8</w:t>
+        <w:t xml:space="preserve">      gaps 4–5</w:t>
       </w:r>
     </w:p>
     <w:p>
@@ -244,7 +244,14 @@
           <w:sz w:val="19"/>
           <w:szCs w:val="19"/>
         </w:rPr>
-        <w:t xml:space="preserve">Joint products are two or more products from the same process, each with </w:t>
+        <w:t xml:space="preserve">Joint products are two or more products from the same process, each with significant sales value. </w:t>
+      </w:r>
+      <w:r>
+        <w:rPr>
+          <w:sz w:val="19"/>
+          <w:szCs w:val="19"/>
+        </w:rPr>
+        <w:t xml:space="preserve"/>
       </w:r>
       <w:r>
         <w:rPr>
@@ -262,7 +269,7 @@
           <w:sz w:val="19"/>
           <w:szCs w:val="19"/>
         </w:rPr>
-        <w:t xml:space="preserve">             </w:t>
+        <w:t xml:space="preserve">              </w:t>
       </w:r>
       <w:r>
         <w:rPr>
@@ -276,14 +283,21 @@
           <w:sz w:val="19"/>
           <w:szCs w:val="19"/>
         </w:rPr>
-        <w:t xml:space="preserve"> sales value. </w:t>
-      </w:r>
-      <w:r>
-        <w:rPr>
-          <w:sz w:val="19"/>
-          <w:szCs w:val="19"/>
-        </w:rPr>
-        <w:t xml:space="preserve"/>
+        <w:t xml:space="preserve"> oil (EVOO) and virgin oil (VOO) are joint products: the press runs to make both. </w:t>
+      </w:r>
+      <w:r>
+        <w:rPr>
+          <w:sz w:val="19"/>
+          <w:szCs w:val="19"/>
+        </w:rPr>
+        <w:t xml:space="preserve">A by-product comes from the same process but has a small sales value compared with the joint products. </w:t>
+      </w:r>
+      <w:r>
+        <w:rPr>
+          <w:sz w:val="19"/>
+          <w:szCs w:val="19"/>
+        </w:rPr>
+        <w:t xml:space="preserve">Pomace, the olive cake left after </w:t>
       </w:r>
       <w:r>
         <w:rPr>
@@ -294,116 +308,6 @@
           <w:szCs w:val="15"/>
         </w:rPr>
         <w:t xml:space="preserve"> (5) </w:t>
-      </w:r>
-      <w:r>
-        <w:rPr>
-          <w:u w:val="single"/>
-          <w:sz w:val="19"/>
-          <w:szCs w:val="19"/>
-        </w:rPr>
-        <w:t xml:space="preserve">              </w:t>
-      </w:r>
-      <w:r>
-        <w:rPr>
-          <w:sz w:val="19"/>
-          <w:szCs w:val="19"/>
-        </w:rPr>
-        <w:t xml:space="preserve"> </w:t>
-      </w:r>
-      <w:r>
-        <w:rPr>
-          <w:sz w:val="19"/>
-          <w:szCs w:val="19"/>
-        </w:rPr>
-        <w:t xml:space="preserve"> oil (EVOO) and virgin oil (VOO) are joint products: the press runs to make both. </w:t>
-      </w:r>
-      <w:r>
-        <w:rPr>
-          <w:sz w:val="19"/>
-          <w:szCs w:val="19"/>
-        </w:rPr>
-        <w:t xml:space="preserve">A by-product comes from the same process but has a small sales value </w:t>
-      </w:r>
-      <w:r>
-        <w:rPr>
-          <w:b/>
-          <w:bCs/>
-          <w:color w:val="8186EF"/>
-          <w:sz w:val="15"/>
-          <w:szCs w:val="15"/>
-        </w:rPr>
-        <w:t xml:space="preserve"> (6) </w:t>
-      </w:r>
-      <w:r>
-        <w:rPr>
-          <w:u w:val="single"/>
-          <w:sz w:val="19"/>
-          <w:szCs w:val="19"/>
-        </w:rPr>
-        <w:t xml:space="preserve">           </w:t>
-      </w:r>
-      <w:r>
-        <w:rPr>
-          <w:sz w:val="19"/>
-          <w:szCs w:val="19"/>
-        </w:rPr>
-        <w:t xml:space="preserve"> </w:t>
-      </w:r>
-      <w:r>
-        <w:rPr>
-          <w:sz w:val="19"/>
-          <w:szCs w:val="19"/>
-        </w:rPr>
-        <w:t xml:space="preserve"> with the joint products. </w:t>
-      </w:r>
-      <w:r>
-        <w:rPr>
-          <w:sz w:val="19"/>
-          <w:szCs w:val="19"/>
-        </w:rPr>
-        <w:t xml:space="preserve"/>
-      </w:r>
-      <w:r>
-        <w:rPr>
-          <w:b/>
-          <w:bCs/>
-          <w:color w:val="8186EF"/>
-          <w:sz w:val="15"/>
-          <w:szCs w:val="15"/>
-        </w:rPr>
-        <w:t xml:space="preserve"> (7) </w:t>
-      </w:r>
-      <w:r>
-        <w:rPr>
-          <w:u w:val="single"/>
-          <w:sz w:val="19"/>
-          <w:szCs w:val="19"/>
-        </w:rPr>
-        <w:t xml:space="preserve">           </w:t>
-      </w:r>
-      <w:r>
-        <w:rPr>
-          <w:sz w:val="19"/>
-          <w:szCs w:val="19"/>
-        </w:rPr>
-        <w:t xml:space="preserve"> </w:t>
-      </w:r>
-      <w:r>
-        <w:rPr>
-          <w:sz w:val="19"/>
-          <w:szCs w:val="19"/>
-        </w:rPr>
-        <w:t xml:space="preserve">, the olive cake left after </w:t>
-      </w:r>
-      <w:r>
-        <w:rPr>
-          <w:b/>
-          <w:bCs/>
-          <w:color w:val="8186EF"/>
-          <w:sz w:val="15"/>
-          <w:szCs w:val="15"/>
-        </w:rPr>
-        <w:t xml:space="preserve"> (8) </w:t>
       </w:r>
       <w:r>
         <w:rPr>
@@ -490,7 +394,7 @@
                 <w:sz w:val="16"/>
                 <w:szCs w:val="16"/>
               </w:rPr>
-              <w:t xml:space="preserve">sharply   ·   pressing   ·   Extra-virgin   ·   compared   ·   significant   ·   Pomace</w:t>
+              <w:t xml:space="preserve">Orontes   ·   Extra-virgin   ·   pressing</w:t>
             </w:r>
           </w:p>
         </w:tc>
@@ -512,9 +416,9 @@
       </w:tblPr>
       <w:tblGrid>
         <w:gridCol w:w="1091"/>
-        <w:gridCol w:w="4087"/>
-        <w:gridCol w:w="1380"/>
-        <w:gridCol w:w="3041"/>
+        <w:gridCol w:w="4224"/>
+        <w:gridCol w:w="1091"/>
+        <w:gridCol w:w="3194"/>
       </w:tblGrid>
       <w:tr>
         <w:tc>
@@ -576,7 +480,7 @@
         </w:tc>
         <w:tc>
           <w:tcPr>
-            <w:tcW w:type="pct" w:w="2129"/>
+            <w:tcW w:type="pct" w:w="2200"/>
             <w:shd w:fill="353A7C" w:val="clear"/>
             <w:tcMar>
               <w:top w:type="dxa" w:w="50"/>
@@ -603,7 +507,7 @@
         </w:tc>
         <w:tc>
           <w:tcPr>
-            <w:tcW w:type="pct" w:w="719"/>
+            <w:tcW w:type="pct" w:w="568"/>
             <w:shd w:fill="353A7C" w:val="clear"/>
             <w:tcMar>
               <w:top w:type="dxa" w:w="50"/>
@@ -630,7 +534,7 @@
         </w:tc>
         <w:tc>
           <w:tcPr>
-            <w:tcW w:type="pct" w:w="1584"/>
+            <w:tcW w:type="pct" w:w="1664"/>
             <w:shd w:fill="353A7C" w:val="clear"/>
             <w:tcMar>
               <w:top w:type="dxa" w:w="50"/>
@@ -682,7 +586,7 @@
         </w:tc>
         <w:tc>
           <w:tcPr>
-            <w:tcW w:type="pct" w:w="2129"/>
+            <w:tcW w:type="pct" w:w="2200"/>
             <w:tcMar>
               <w:top w:type="dxa" w:w="50"/>
               <w:left w:type="dxa" w:w="110"/>
@@ -705,7 +609,7 @@
         </w:tc>
         <w:tc>
           <w:tcPr>
-            <w:tcW w:type="pct" w:w="719"/>
+            <w:tcW w:type="pct" w:w="568"/>
             <w:tcMar>
               <w:top w:type="dxa" w:w="50"/>
               <w:left w:type="dxa" w:w="110"/>
@@ -728,7 +632,80 @@
         </w:tc>
         <w:tc>
           <w:tcPr>
-            <w:tcW w:type="pct" w:w="1584"/>
+            <w:tcW w:type="pct" w:w="1664"/>
+            <w:tcMar>
+              <w:top w:type="dxa" w:w="50"/>
+              <w:left w:type="dxa" w:w="110"/>
+              <w:bottom w:type="dxa" w:w="50"/>
+              <w:right w:type="dxa" w:w="110"/>
+            </w:tcMar>
+          </w:tcPr>
+          <w:p>
+            <w:pPr>
+              <w:spacing w:before="28" w:after="28"/>
+            </w:pPr>
+            <w:r>
+              <w:rPr>
+                <w:sz w:val="15"/>
+                <w:szCs w:val="15"/>
+              </w:rPr>
+              <w:t xml:space="preserve">Share of joint cost</w:t>
+            </w:r>
+          </w:p>
+        </w:tc>
+      </w:tr>
+      <w:tr>
+        <w:tc>
+          <w:tcPr>
+            <w:tcW w:type="pct" w:w="568"/>
+            <w:shd w:fill="FBFAF6" w:val="clear"/>
+            <w:tcMar>
+              <w:top w:type="dxa" w:w="50"/>
+              <w:left w:type="dxa" w:w="110"/>
+              <w:bottom w:type="dxa" w:w="50"/>
+              <w:right w:type="dxa" w:w="110"/>
+            </w:tcMar>
+          </w:tcPr>
+          <w:p>
+            <w:pPr>
+              <w:spacing w:before="28" w:after="28"/>
+            </w:pPr>
+            <w:r>
+              <w:rPr>
+                <w:sz w:val="15"/>
+                <w:szCs w:val="15"/>
+              </w:rPr>
+              <w:t xml:space="preserve">By-product</w:t>
+            </w:r>
+          </w:p>
+        </w:tc>
+        <w:tc>
+          <w:tcPr>
+            <w:tcW w:type="pct" w:w="2200"/>
+            <w:shd w:fill="FBFAF6" w:val="clear"/>
+            <w:tcMar>
+              <w:top w:type="dxa" w:w="50"/>
+              <w:left w:type="dxa" w:w="110"/>
+              <w:bottom w:type="dxa" w:w="50"/>
+              <w:right w:type="dxa" w:w="110"/>
+            </w:tcMar>
+          </w:tcPr>
+          <w:p>
+            <w:pPr>
+              <w:spacing w:before="28" w:after="28"/>
+            </w:pPr>
+            <w:r>
+              <w:rPr>
+                <w:sz w:val="15"/>
+                <w:szCs w:val="15"/>
+              </w:rPr>
+              <w:t xml:space="preserve">Small sales value compared with the joint products</w:t>
+            </w:r>
+          </w:p>
+        </w:tc>
+        <w:tc>
+          <w:tcPr>
+            <w:tcW w:type="pct" w:w="568"/>
             <w:shd w:fill="FFFFFF" w:val="clear"/>
             <w:tcMar>
               <w:top w:type="dxa" w:w="50"/>
@@ -749,7 +726,31 @@
                 <w:sz w:val="14"/>
                 <w:szCs w:val="14"/>
               </w:rPr>
-              <w:t xml:space="preserve">(9)</w:t>
+              <w:t xml:space="preserve">(6)</w:t>
+            </w:r>
+          </w:p>
+        </w:tc>
+        <w:tc>
+          <w:tcPr>
+            <w:tcW w:type="pct" w:w="1664"/>
+            <w:shd w:fill="FBFAF6" w:val="clear"/>
+            <w:tcMar>
+              <w:top w:type="dxa" w:w="50"/>
+              <w:left w:type="dxa" w:w="110"/>
+              <w:bottom w:type="dxa" w:w="50"/>
+              <w:right w:type="dxa" w:w="110"/>
+            </w:tcMar>
+          </w:tcPr>
+          <w:p>
+            <w:pPr>
+              <w:spacing w:before="28" w:after="28"/>
+            </w:pPr>
+            <w:r>
+              <w:rPr>
+                <w:sz w:val="15"/>
+                <w:szCs w:val="15"/>
+              </w:rPr>
+              <w:t xml:space="preserve">NRV reduces joint cost, or income when sold</w:t>
             </w:r>
           </w:p>
         </w:tc>
@@ -758,7 +759,6 @@
         <w:tc>
           <w:tcPr>
             <w:tcW w:type="pct" w:w="568"/>
-            <w:shd w:fill="FBFAF6" w:val="clear"/>
             <w:tcMar>
               <w:top w:type="dxa" w:w="50"/>
               <w:left w:type="dxa" w:w="110"/>
@@ -775,13 +775,36 @@
                 <w:sz w:val="15"/>
                 <w:szCs w:val="15"/>
               </w:rPr>
-              <w:t xml:space="preserve">By-product</w:t>
-            </w:r>
-          </w:p>
-        </w:tc>
-        <w:tc>
-          <w:tcPr>
-            <w:tcW w:type="pct" w:w="2129"/>
+              <w:t xml:space="preserve">Scrap</w:t>
+            </w:r>
+          </w:p>
+        </w:tc>
+        <w:tc>
+          <w:tcPr>
+            <w:tcW w:type="pct" w:w="2200"/>
+            <w:tcMar>
+              <w:top w:type="dxa" w:w="50"/>
+              <w:left w:type="dxa" w:w="110"/>
+              <w:bottom w:type="dxa" w:w="50"/>
+              <w:right w:type="dxa" w:w="110"/>
+            </w:tcMar>
+          </w:tcPr>
+          <w:p>
+            <w:pPr>
+              <w:spacing w:before="28" w:after="28"/>
+            </w:pPr>
+            <w:r>
+              <w:rPr>
+                <w:sz w:val="15"/>
+                <w:szCs w:val="15"/>
+              </w:rPr>
+              <w:t xml:space="preserve">Very small value; often sold for a token amount</w:t>
+            </w:r>
+          </w:p>
+        </w:tc>
+        <w:tc>
+          <w:tcPr>
+            <w:tcW w:type="pct" w:w="568"/>
             <w:shd w:fill="FFFFFF" w:val="clear"/>
             <w:tcMar>
               <w:top w:type="dxa" w:w="50"/>
@@ -802,136 +825,13 @@
                 <w:sz w:val="14"/>
                 <w:szCs w:val="14"/>
               </w:rPr>
-              <w:t xml:space="preserve">(10)</w:t>
-            </w:r>
-          </w:p>
-        </w:tc>
-        <w:tc>
-          <w:tcPr>
-            <w:tcW w:type="pct" w:w="719"/>
-            <w:shd w:fill="FBFAF6" w:val="clear"/>
-            <w:tcMar>
-              <w:top w:type="dxa" w:w="50"/>
-              <w:left w:type="dxa" w:w="110"/>
-              <w:bottom w:type="dxa" w:w="50"/>
-              <w:right w:type="dxa" w:w="110"/>
-            </w:tcMar>
-          </w:tcPr>
-          <w:p>
-            <w:pPr>
-              <w:spacing w:before="28" w:after="28"/>
-            </w:pPr>
-            <w:r>
-              <w:rPr>
-                <w:sz w:val="15"/>
-                <w:szCs w:val="15"/>
-              </w:rPr>
-              <w:t xml:space="preserve">Pomace (olive cake)</w:t>
-            </w:r>
-          </w:p>
-        </w:tc>
-        <w:tc>
-          <w:tcPr>
-            <w:tcW w:type="pct" w:w="1584"/>
-            <w:shd w:fill="FBFAF6" w:val="clear"/>
-            <w:tcMar>
-              <w:top w:type="dxa" w:w="50"/>
-              <w:left w:type="dxa" w:w="110"/>
-              <w:bottom w:type="dxa" w:w="50"/>
-              <w:right w:type="dxa" w:w="110"/>
-            </w:tcMar>
-          </w:tcPr>
-          <w:p>
-            <w:pPr>
-              <w:spacing w:before="28" w:after="28"/>
-            </w:pPr>
-            <w:r>
-              <w:rPr>
-                <w:sz w:val="15"/>
-                <w:szCs w:val="15"/>
-              </w:rPr>
-              <w:t xml:space="preserve">NRV reduces joint cost, or income when sold</w:t>
-            </w:r>
-          </w:p>
-        </w:tc>
-      </w:tr>
-      <w:tr>
-        <w:tc>
-          <w:tcPr>
-            <w:tcW w:type="pct" w:w="568"/>
-            <w:tcMar>
-              <w:top w:type="dxa" w:w="50"/>
-              <w:left w:type="dxa" w:w="110"/>
-              <w:bottom w:type="dxa" w:w="50"/>
-              <w:right w:type="dxa" w:w="110"/>
-            </w:tcMar>
-          </w:tcPr>
-          <w:p>
-            <w:pPr>
-              <w:spacing w:before="28" w:after="28"/>
-            </w:pPr>
-            <w:r>
-              <w:rPr>
-                <w:sz w:val="15"/>
-                <w:szCs w:val="15"/>
-              </w:rPr>
-              <w:t xml:space="preserve">Scrap</w:t>
-            </w:r>
-          </w:p>
-        </w:tc>
-        <w:tc>
-          <w:tcPr>
-            <w:tcW w:type="pct" w:w="2129"/>
-            <w:tcMar>
-              <w:top w:type="dxa" w:w="50"/>
-              <w:left w:type="dxa" w:w="110"/>
-              <w:bottom w:type="dxa" w:w="50"/>
-              <w:right w:type="dxa" w:w="110"/>
-            </w:tcMar>
-          </w:tcPr>
-          <w:p>
-            <w:pPr>
-              <w:spacing w:before="28" w:after="28"/>
-            </w:pPr>
-            <w:r>
-              <w:rPr>
-                <w:sz w:val="15"/>
-                <w:szCs w:val="15"/>
-              </w:rPr>
-              <w:t xml:space="preserve">Very small value; often sold for a token amount</w:t>
-            </w:r>
-          </w:p>
-        </w:tc>
-        <w:tc>
-          <w:tcPr>
-            <w:tcW w:type="pct" w:w="719"/>
-            <w:shd w:fill="FFFFFF" w:val="clear"/>
-            <w:tcMar>
-              <w:top w:type="dxa" w:w="50"/>
-              <w:left w:type="dxa" w:w="110"/>
-              <w:bottom w:type="dxa" w:w="50"/>
-              <w:right w:type="dxa" w:w="110"/>
-            </w:tcMar>
-          </w:tcPr>
-          <w:p>
-            <w:pPr>
-              <w:spacing w:before="46" w:after="46"/>
-            </w:pPr>
-            <w:r>
-              <w:rPr>
-                <w:b/>
-                <w:bCs/>
-                <w:color w:val="8186EF"/>
-                <w:sz w:val="14"/>
-                <w:szCs w:val="14"/>
-              </w:rPr>
-              <w:t xml:space="preserve">(11)</w:t>
-            </w:r>
-          </w:p>
-        </w:tc>
-        <w:tc>
-          <w:tcPr>
-            <w:tcW w:type="pct" w:w="1584"/>
+              <w:t xml:space="preserve">(7)</w:t>
+            </w:r>
+          </w:p>
+        </w:tc>
+        <w:tc>
+          <w:tcPr>
+            <w:tcW w:type="pct" w:w="1664"/>
             <w:tcMar>
               <w:top w:type="dxa" w:w="50"/>
               <w:left w:type="dxa" w:w="110"/>
@@ -1010,7 +910,7 @@
                 <w:sz w:val="16"/>
                 <w:szCs w:val="16"/>
               </w:rPr>
-              <w:t xml:space="preserve">Small sales value compared with the joint products   ·   Share of joint cost   ·   Filter residue   ·   split-off point</w:t>
+              <w:t xml:space="preserve">Pomace (olive cake)   ·   Filter residue   ·   split-off point</w:t>
             </w:r>
           </w:p>
         </w:tc>
@@ -1049,7 +949,7 @@
           <w:sz w:val="16"/>
           <w:szCs w:val="16"/>
         </w:rPr>
-        <w:t xml:space="preserve">      gaps 12–13</w:t>
+        <w:t xml:space="preserve">      gaps 8–9</w:t>
       </w:r>
     </w:p>
     <w:p>
@@ -1072,7 +972,7 @@
           <w:sz w:val="15"/>
           <w:szCs w:val="15"/>
         </w:rPr>
-        <w:t xml:space="preserve"> (12) </w:t>
+        <w:t xml:space="preserve"> (8) </w:t>
       </w:r>
       <w:r>
         <w:rPr>
@@ -1111,7 +1011,7 @@
           <w:sz w:val="15"/>
           <w:szCs w:val="15"/>
         </w:rPr>
-        <w:t xml:space="preserve"> (13) </w:t>
+        <w:t xml:space="preserve"> (9) </w:t>
       </w:r>
       <w:r>
         <w:rPr>
@@ -1526,14 +1426,14 @@
                 <w:sz w:val="16"/>
                 <w:szCs w:val="16"/>
               </w:rPr>
-              <w:t xml:space="preserve">8  </w:t>
-            </w:r>
-            <w:r>
-              <w:rPr>
-                <w:sz w:val="16"/>
-                <w:szCs w:val="16"/>
-              </w:rPr>
-              <w:t xml:space="preserve">pressing</w:t>
+              <w:t xml:space="preserve">6  </w:t>
+            </w:r>
+            <w:r>
+              <w:rPr>
+                <w:sz w:val="16"/>
+                <w:szCs w:val="16"/>
+              </w:rPr>
+              <w:t xml:space="preserve">Pomace (olive cake)</w:t>
             </w:r>
           </w:p>
         </w:tc>
@@ -1594,14 +1494,14 @@
                 <w:sz w:val="16"/>
                 <w:szCs w:val="16"/>
               </w:rPr>
-              <w:t xml:space="preserve">9  </w:t>
-            </w:r>
-            <w:r>
-              <w:rPr>
-                <w:sz w:val="16"/>
-                <w:szCs w:val="16"/>
-              </w:rPr>
-              <w:t xml:space="preserve">Share of joint cost</w:t>
+              <w:t xml:space="preserve">7  </w:t>
+            </w:r>
+            <w:r>
+              <w:rPr>
+                <w:sz w:val="16"/>
+                <w:szCs w:val="16"/>
+              </w:rPr>
+              <w:t xml:space="preserve">Filter residue</w:t>
             </w:r>
           </w:p>
         </w:tc>
@@ -1662,14 +1562,14 @@
                 <w:sz w:val="16"/>
                 <w:szCs w:val="16"/>
               </w:rPr>
-              <w:t xml:space="preserve">10  </w:t>
-            </w:r>
-            <w:r>
-              <w:rPr>
-                <w:sz w:val="16"/>
-                <w:szCs w:val="16"/>
-              </w:rPr>
-              <w:t xml:space="preserve">Small sales value compared with the joint products</w:t>
+              <w:t xml:space="preserve">8  </w:t>
+            </w:r>
+            <w:r>
+              <w:rPr>
+                <w:sz w:val="16"/>
+                <w:szCs w:val="16"/>
+              </w:rPr>
+              <w:t xml:space="preserve">relative</w:t>
             </w:r>
           </w:p>
         </w:tc>
@@ -1704,7 +1604,7 @@
                 <w:sz w:val="16"/>
                 <w:szCs w:val="16"/>
               </w:rPr>
-              <w:t xml:space="preserve">significant</w:t>
+              <w:t xml:space="preserve">Extra-virgin</w:t>
             </w:r>
           </w:p>
         </w:tc>
@@ -1730,14 +1630,14 @@
                 <w:sz w:val="16"/>
                 <w:szCs w:val="16"/>
               </w:rPr>
-              <w:t xml:space="preserve">11  </w:t>
-            </w:r>
-            <w:r>
-              <w:rPr>
-                <w:sz w:val="16"/>
-                <w:szCs w:val="16"/>
-              </w:rPr>
-              <w:t xml:space="preserve">Filter residue</w:t>
+              <w:t xml:space="preserve">9  </w:t>
+            </w:r>
+            <w:r>
+              <w:rPr>
+                <w:sz w:val="16"/>
+                <w:szCs w:val="16"/>
+              </w:rPr>
+              <w:t xml:space="preserve">sharply</w:t>
             </w:r>
           </w:p>
         </w:tc>
@@ -1772,143 +1672,7 @@
                 <w:sz w:val="16"/>
                 <w:szCs w:val="16"/>
               </w:rPr>
-              <w:t xml:space="preserve">Extra-virgin</w:t>
-            </w:r>
-          </w:p>
-        </w:tc>
-        <w:tc>
-          <w:tcPr>
-            <w:tcW w:type="pct" w:w="2500"/>
-            <w:tcMar>
-              <w:top w:type="dxa" w:w="20"/>
-              <w:left w:type="dxa" w:w="80"/>
-              <w:bottom w:type="dxa" w:w="20"/>
-              <w:right w:type="dxa" w:w="80"/>
-            </w:tcMar>
-          </w:tcPr>
-          <w:p>
-            <w:pPr>
-              <w:spacing w:before="12" w:after="12"/>
-            </w:pPr>
-            <w:r>
-              <w:rPr>
-                <w:b/>
-                <w:bCs/>
-                <w:color w:val="8186EF"/>
-                <w:sz w:val="16"/>
-                <w:szCs w:val="16"/>
-              </w:rPr>
-              <w:t xml:space="preserve">12  </w:t>
-            </w:r>
-            <w:r>
-              <w:rPr>
-                <w:sz w:val="16"/>
-                <w:szCs w:val="16"/>
-              </w:rPr>
-              <w:t xml:space="preserve">relative</w:t>
-            </w:r>
-          </w:p>
-        </w:tc>
-      </w:tr>
-      <w:tr>
-        <w:tc>
-          <w:tcPr>
-            <w:tcW w:type="pct" w:w="2500"/>
-            <w:tcMar>
-              <w:top w:type="dxa" w:w="20"/>
-              <w:left w:type="dxa" w:w="80"/>
-              <w:bottom w:type="dxa" w:w="20"/>
-              <w:right w:type="dxa" w:w="80"/>
-            </w:tcMar>
-          </w:tcPr>
-          <w:p>
-            <w:pPr>
-              <w:spacing w:before="12" w:after="12"/>
-            </w:pPr>
-            <w:r>
-              <w:rPr>
-                <w:b/>
-                <w:bCs/>
-                <w:color w:val="8186EF"/>
-                <w:sz w:val="16"/>
-                <w:szCs w:val="16"/>
-              </w:rPr>
-              <w:t xml:space="preserve">6  </w:t>
-            </w:r>
-            <w:r>
-              <w:rPr>
-                <w:sz w:val="16"/>
-                <w:szCs w:val="16"/>
-              </w:rPr>
-              <w:t xml:space="preserve">compared</w:t>
-            </w:r>
-          </w:p>
-        </w:tc>
-        <w:tc>
-          <w:tcPr>
-            <w:tcW w:type="pct" w:w="2500"/>
-            <w:tcMar>
-              <w:top w:type="dxa" w:w="20"/>
-              <w:left w:type="dxa" w:w="80"/>
-              <w:bottom w:type="dxa" w:w="20"/>
-              <w:right w:type="dxa" w:w="80"/>
-            </w:tcMar>
-          </w:tcPr>
-          <w:p>
-            <w:pPr>
-              <w:spacing w:before="12" w:after="12"/>
-            </w:pPr>
-            <w:r>
-              <w:rPr>
-                <w:b/>
-                <w:bCs/>
-                <w:color w:val="8186EF"/>
-                <w:sz w:val="16"/>
-                <w:szCs w:val="16"/>
-              </w:rPr>
-              <w:t xml:space="preserve">13  </w:t>
-            </w:r>
-            <w:r>
-              <w:rPr>
-                <w:sz w:val="16"/>
-                <w:szCs w:val="16"/>
-              </w:rPr>
-              <w:t xml:space="preserve">sharply</w:t>
-            </w:r>
-          </w:p>
-        </w:tc>
-      </w:tr>
-      <w:tr>
-        <w:tc>
-          <w:tcPr>
-            <w:tcW w:type="pct" w:w="2500"/>
-            <w:tcMar>
-              <w:top w:type="dxa" w:w="20"/>
-              <w:left w:type="dxa" w:w="80"/>
-              <w:bottom w:type="dxa" w:w="20"/>
-              <w:right w:type="dxa" w:w="80"/>
-            </w:tcMar>
-          </w:tcPr>
-          <w:p>
-            <w:pPr>
-              <w:spacing w:before="12" w:after="12"/>
-            </w:pPr>
-            <w:r>
-              <w:rPr>
-                <w:b/>
-                <w:bCs/>
-                <w:color w:val="8186EF"/>
-                <w:sz w:val="16"/>
-                <w:szCs w:val="16"/>
-              </w:rPr>
-              <w:t xml:space="preserve">7  </w:t>
-            </w:r>
-            <w:r>
-              <w:rPr>
-                <w:sz w:val="16"/>
-                <w:szCs w:val="16"/>
-              </w:rPr>
-              <w:t xml:space="preserve">Pomace</w:t>
+              <w:t xml:space="preserve">pressing</w:t>
             </w:r>
           </w:p>
         </w:tc>
@@ -3377,7 +3141,7 @@
           <w:sz w:val="19"/>
           <w:szCs w:val="19"/>
         </w:rPr>
-        <w:t xml:space="preserve"> value is recorded as </w:t>
+        <w:t xml:space="preserve"> value is recorded as inventory at split-off and </w:t>
       </w:r>
       <w:r>
         <w:rPr>
@@ -3409,7 +3173,7 @@
           <w:sz w:val="19"/>
           <w:szCs w:val="19"/>
         </w:rPr>
-        <w:t xml:space="preserve"> at split-off and deducted from joint cost. </w:t>
+        <w:t xml:space="preserve"> from joint cost. </w:t>
       </w:r>
       <w:r>
         <w:rPr>
@@ -3604,7 +3368,7 @@
           <w:sz w:val="19"/>
           <w:szCs w:val="19"/>
         </w:rPr>
-        <w:t xml:space="preserve">The production method </w:t>
+        <w:t xml:space="preserve">The production method matches the by-product's value with the batch; the sales method is </w:t>
       </w:r>
       <w:r>
         <w:rPr>
@@ -3636,7 +3400,7 @@
           <w:sz w:val="19"/>
           <w:szCs w:val="19"/>
         </w:rPr>
-        <w:t xml:space="preserve"> the by-product's value with the batch; the sales method is simpler. </w:t>
+        <w:t xml:space="preserve">. </w:t>
       </w:r>
       <w:r>
         <w:rPr>
@@ -3701,7 +3465,7 @@
                 <w:sz w:val="16"/>
                 <w:szCs w:val="16"/>
               </w:rPr>
-              <w:t xml:space="preserve">matches   ·   realizable   ·   nothing   ·   revenue   ·   recorded   ·   Pomace   ·   inventory   ·   disposal   ·   methods</w:t>
+              <w:t xml:space="preserve">simpler   ·   realizable   ·   nothing   ·   revenue   ·   recorded   ·   Pomace   ·   deducted   ·   disposal   ·   methods</w:t>
             </w:r>
           </w:p>
         </w:tc>
@@ -4260,7 +4024,7 @@
                 <w:sz w:val="16"/>
                 <w:szCs w:val="16"/>
               </w:rPr>
-              <w:t xml:space="preserve">Lower cost of the joint products   ·   sales value at split-off method   ·   1,400,000 − 100,000 = 1,300,000   ·   Simple; no inventory to track   ·   At split-off, as inventory at NRV</w:t>
+              <w:t xml:space="preserve">Lower cost of the joint products   ·   When the by-product is sold   ·   1,400,000 − 100,000 = 1,300,000   ·   Simple; no inventory to track   ·   At split-off, as inventory at NRV</w:t>
             </w:r>
           </w:p>
         </w:tc>
@@ -4637,7 +4401,7 @@
                 <w:sz w:val="16"/>
                 <w:szCs w:val="16"/>
               </w:rPr>
-              <w:t xml:space="preserve">inventory</w:t>
+              <w:t xml:space="preserve">deducted</w:t>
             </w:r>
           </w:p>
         </w:tc>
@@ -4670,7 +4434,7 @@
                 <w:sz w:val="16"/>
                 <w:szCs w:val="16"/>
               </w:rPr>
-              <w:t xml:space="preserve">matches</w:t>
+              <w:t xml:space="preserve">simpler</w:t>
             </w:r>
           </w:p>
         </w:tc>
@@ -5105,7 +4869,7 @@
           <w:sz w:val="19"/>
           <w:szCs w:val="19"/>
         </w:rPr>
-        <w:t xml:space="preserve">The physical measure method shares joint cost in </w:t>
+        <w:t xml:space="preserve">The physical measure method shares joint cost in proportion to a physical </w:t>
       </w:r>
       <w:r>
         <w:rPr>
@@ -5123,7 +4887,7 @@
           <w:sz w:val="19"/>
           <w:szCs w:val="19"/>
         </w:rPr>
-        <w:t xml:space="preserve">            </w:t>
+        <w:t xml:space="preserve">           </w:t>
       </w:r>
       <w:r>
         <w:rPr>
@@ -5137,7 +4901,14 @@
           <w:sz w:val="19"/>
           <w:szCs w:val="19"/>
         </w:rPr>
-        <w:t xml:space="preserve"> to a physical </w:t>
+        <w:t xml:space="preserve">, such as liters. </w:t>
+      </w:r>
+      <w:r>
+        <w:rPr>
+          <w:sz w:val="19"/>
+          <w:szCs w:val="19"/>
+        </w:rPr>
+        <w:t xml:space="preserve">It is </w:t>
       </w:r>
       <w:r>
         <w:rPr>
@@ -5169,14 +4940,7 @@
           <w:sz w:val="19"/>
           <w:szCs w:val="19"/>
         </w:rPr>
-        <w:t xml:space="preserve">, such as liters. </w:t>
-      </w:r>
-      <w:r>
-        <w:rPr>
-          <w:sz w:val="19"/>
-          <w:szCs w:val="19"/>
-        </w:rPr>
-        <w:t xml:space="preserve">It is </w:t>
+        <w:t xml:space="preserve"> and needs no </w:t>
       </w:r>
       <w:r>
         <w:rPr>
@@ -5208,7 +4972,14 @@
           <w:sz w:val="19"/>
           <w:szCs w:val="19"/>
         </w:rPr>
-        <w:t xml:space="preserve"> and needs no </w:t>
+        <w:t xml:space="preserve">. </w:t>
+      </w:r>
+      <w:r>
+        <w:rPr>
+          <w:sz w:val="19"/>
+          <w:szCs w:val="19"/>
+        </w:rPr>
+        <w:t xml:space="preserve">But it </w:t>
       </w:r>
       <w:r>
         <w:rPr>
@@ -5240,14 +5011,7 @@
           <w:sz w:val="19"/>
           <w:szCs w:val="19"/>
         </w:rPr>
-        <w:t xml:space="preserve">. </w:t>
-      </w:r>
-      <w:r>
-        <w:rPr>
-          <w:sz w:val="19"/>
-          <w:szCs w:val="19"/>
-        </w:rPr>
-        <w:t xml:space="preserve">But it ignores value: a liter of VOO takes the same share as a liter of EVOO, which sells for much more. </w:t>
+        <w:t xml:space="preserve"> value: a liter of VOO takes the same share as a liter of EVOO, which sells for much more. </w:t>
       </w:r>
     </w:p>
     <w:tbl>
@@ -5305,7 +5069,7 @@
                 <w:sz w:val="16"/>
                 <w:szCs w:val="16"/>
               </w:rPr>
-              <w:t xml:space="preserve">quantity   ·   prices   ·   simple   ·   proportion   ·   follows</w:t>
+              <w:t xml:space="preserve">simple   ·   ignores   ·   prices   ·   quantity   ·   ability</w:t>
             </w:r>
           </w:p>
         </w:tc>
@@ -5881,7 +5645,7 @@
                 <w:sz w:val="16"/>
                 <w:szCs w:val="16"/>
               </w:rPr>
-              <w:t xml:space="preserve">Calculation   ·   Total   ·   VOO</w:t>
+              <w:t xml:space="preserve">EVOO   ·   Total   ·   VOO</w:t>
             </w:r>
           </w:p>
         </w:tc>
@@ -5921,7 +5685,7 @@
           <w:sz w:val="19"/>
           <w:szCs w:val="19"/>
         </w:rPr>
-        <w:t xml:space="preserve">The sales value at split-off </w:t>
+        <w:t xml:space="preserve">The sales value at split-off method shares joint cost in proportion to each </w:t>
       </w:r>
       <w:r>
         <w:rPr>
@@ -5953,7 +5717,14 @@
           <w:sz w:val="19"/>
           <w:szCs w:val="19"/>
         </w:rPr>
-        <w:t xml:space="preserve"> shares joint cost in </w:t>
+        <w:t xml:space="preserve"> market value at split-off. </w:t>
+      </w:r>
+      <w:r>
+        <w:rPr>
+          <w:sz w:val="19"/>
+          <w:szCs w:val="19"/>
+        </w:rPr>
+        <w:t xml:space="preserve">It </w:t>
       </w:r>
       <w:r>
         <w:rPr>
@@ -5971,7 +5742,7 @@
           <w:sz w:val="19"/>
           <w:szCs w:val="19"/>
         </w:rPr>
-        <w:t xml:space="preserve">            </w:t>
+        <w:t xml:space="preserve">           </w:t>
       </w:r>
       <w:r>
         <w:rPr>
@@ -5985,14 +5756,7 @@
           <w:sz w:val="19"/>
           <w:szCs w:val="19"/>
         </w:rPr>
-        <w:t xml:space="preserve"> to each product's market value at split-off. </w:t>
-      </w:r>
-      <w:r>
-        <w:rPr>
-          <w:sz w:val="19"/>
-          <w:szCs w:val="19"/>
-        </w:rPr>
-        <w:t xml:space="preserve">It </w:t>
+        <w:t xml:space="preserve"> the idea that costs are shared by </w:t>
       </w:r>
       <w:r>
         <w:rPr>
@@ -6024,7 +5788,7 @@
           <w:sz w:val="19"/>
           <w:szCs w:val="19"/>
         </w:rPr>
-        <w:t xml:space="preserve"> the idea that costs are shared by ability to bear them. </w:t>
+        <w:t xml:space="preserve"> to bear them. </w:t>
       </w:r>
       <w:r>
         <w:rPr>
@@ -6089,7 +5853,7 @@
                 <w:sz w:val="16"/>
                 <w:szCs w:val="16"/>
               </w:rPr>
-              <w:t xml:space="preserve">follows   ·   method   ·   ability   ·   proportion</w:t>
+              <w:t xml:space="preserve">ability   ·   product's   ·   proportion   ·   follows</w:t>
             </w:r>
           </w:p>
         </w:tc>
@@ -6170,10 +5934,10 @@
         </w:tblBorders>
       </w:tblPr>
       <w:tblGrid>
-        <w:gridCol w:w="2405"/>
-        <w:gridCol w:w="2587"/>
-        <w:gridCol w:w="2167"/>
-        <w:gridCol w:w="2440"/>
+        <w:gridCol w:w="1723"/>
+        <w:gridCol w:w="2100"/>
+        <w:gridCol w:w="1553"/>
+        <w:gridCol w:w="4224"/>
       </w:tblGrid>
       <w:tr>
         <w:tc>
@@ -6208,7 +5972,7 @@
       <w:tr>
         <w:tc>
           <w:tcPr>
-            <w:tcW w:type="pct" w:w="1253"/>
+            <w:tcW w:type="pct" w:w="898"/>
             <w:shd w:fill="353A7C" w:val="clear"/>
             <w:tcMar>
               <w:top w:type="dxa" w:w="50"/>
@@ -6235,7 +5999,7 @@
         </w:tc>
         <w:tc>
           <w:tcPr>
-            <w:tcW w:type="pct" w:w="1348"/>
+            <w:tcW w:type="pct" w:w="1094"/>
             <w:shd w:fill="353A7C" w:val="clear"/>
             <w:tcMar>
               <w:top w:type="dxa" w:w="50"/>
@@ -6262,7 +6026,7 @@
         </w:tc>
         <w:tc>
           <w:tcPr>
-            <w:tcW w:type="pct" w:w="1129"/>
+            <w:tcW w:type="pct" w:w="809"/>
             <w:shd w:fill="353A7C" w:val="clear"/>
             <w:tcMar>
               <w:top w:type="dxa" w:w="50"/>
@@ -6289,7 +6053,7 @@
         </w:tc>
         <w:tc>
           <w:tcPr>
-            <w:tcW w:type="pct" w:w="1271"/>
+            <w:tcW w:type="pct" w:w="2200"/>
             <w:shd w:fill="353A7C" w:val="clear"/>
             <w:tcMar>
               <w:top w:type="dxa" w:w="50"/>
@@ -6318,7 +6082,7 @@
       <w:tr>
         <w:tc>
           <w:tcPr>
-            <w:tcW w:type="pct" w:w="1253"/>
+            <w:tcW w:type="pct" w:w="898"/>
             <w:tcMar>
               <w:top w:type="dxa" w:w="50"/>
               <w:left w:type="dxa" w:w="110"/>
@@ -6341,7 +6105,53 @@
         </w:tc>
         <w:tc>
           <w:tcPr>
-            <w:tcW w:type="pct" w:w="1348"/>
+            <w:tcW w:type="pct" w:w="1094"/>
+            <w:tcMar>
+              <w:top w:type="dxa" w:w="50"/>
+              <w:left w:type="dxa" w:w="110"/>
+              <w:bottom w:type="dxa" w:w="50"/>
+              <w:right w:type="dxa" w:w="110"/>
+            </w:tcMar>
+          </w:tcPr>
+          <w:p>
+            <w:pPr>
+              <w:spacing w:before="28" w:after="28"/>
+            </w:pPr>
+            <w:r>
+              <w:rPr>
+                <w:sz w:val="15"/>
+                <w:szCs w:val="15"/>
+              </w:rPr>
+              <w:t xml:space="preserve">130,000 × $10.40</w:t>
+            </w:r>
+          </w:p>
+        </w:tc>
+        <w:tc>
+          <w:tcPr>
+            <w:tcW w:type="pct" w:w="809"/>
+            <w:tcMar>
+              <w:top w:type="dxa" w:w="50"/>
+              <w:left w:type="dxa" w:w="110"/>
+              <w:bottom w:type="dxa" w:w="50"/>
+              <w:right w:type="dxa" w:w="110"/>
+            </w:tcMar>
+          </w:tcPr>
+          <w:p>
+            <w:pPr>
+              <w:spacing w:before="28" w:after="28"/>
+            </w:pPr>
+            <w:r>
+              <w:rPr>
+                <w:sz w:val="15"/>
+                <w:szCs w:val="15"/>
+              </w:rPr>
+              <w:t xml:space="preserve">1,352,000</w:t>
+            </w:r>
+          </w:p>
+        </w:tc>
+        <w:tc>
+          <w:tcPr>
+            <w:tcW w:type="pct" w:w="2200"/>
             <w:shd w:fill="FFFFFF" w:val="clear"/>
             <w:tcMar>
               <w:top w:type="dxa" w:w="50"/>
@@ -6366,9 +6176,12 @@
             </w:r>
           </w:p>
         </w:tc>
-        <w:tc>
-          <w:tcPr>
-            <w:tcW w:type="pct" w:w="1129"/>
+      </w:tr>
+      <w:tr>
+        <w:tc>
+          <w:tcPr>
+            <w:tcW w:type="pct" w:w="898"/>
+            <w:shd w:fill="FBFAF6" w:val="clear"/>
             <w:tcMar>
               <w:top w:type="dxa" w:w="50"/>
               <w:left w:type="dxa" w:w="110"/>
@@ -6385,13 +6198,41 @@
                 <w:sz w:val="15"/>
                 <w:szCs w:val="15"/>
               </w:rPr>
-              <w:t xml:space="preserve">1,352,000</w:t>
-            </w:r>
-          </w:p>
-        </w:tc>
-        <w:tc>
-          <w:tcPr>
-            <w:tcW w:type="pct" w:w="1271"/>
+              <w:t xml:space="preserve">VOO</w:t>
+            </w:r>
+          </w:p>
+        </w:tc>
+        <w:tc>
+          <w:tcPr>
+            <w:tcW w:type="pct" w:w="1094"/>
+            <w:shd w:fill="FFFFFF" w:val="clear"/>
+            <w:tcMar>
+              <w:top w:type="dxa" w:w="50"/>
+              <w:left w:type="dxa" w:w="110"/>
+              <w:bottom w:type="dxa" w:w="50"/>
+              <w:right w:type="dxa" w:w="110"/>
+            </w:tcMar>
+          </w:tcPr>
+          <w:p>
+            <w:pPr>
+              <w:spacing w:before="46" w:after="46"/>
+            </w:pPr>
+            <w:r>
+              <w:rPr>
+                <w:b/>
+                <w:bCs/>
+                <w:color w:val="8186EF"/>
+                <w:sz w:val="14"/>
+                <w:szCs w:val="14"/>
+              </w:rPr>
+              <w:t xml:space="preserve">(11)</w:t>
+            </w:r>
+          </w:p>
+        </w:tc>
+        <w:tc>
+          <w:tcPr>
+            <w:tcW w:type="pct" w:w="809"/>
+            <w:shd w:fill="FBFAF6" w:val="clear"/>
             <w:tcMar>
               <w:top w:type="dxa" w:w="50"/>
               <w:left w:type="dxa" w:w="110"/>
@@ -6408,15 +6249,13 @@
                 <w:sz w:val="15"/>
                 <w:szCs w:val="15"/>
               </w:rPr>
-              <w:t xml:space="preserve">________</w:t>
-            </w:r>
-          </w:p>
-        </w:tc>
-      </w:tr>
-      <w:tr>
-        <w:tc>
-          <w:tcPr>
-            <w:tcW w:type="pct" w:w="1253"/>
+              <w:t xml:space="preserve">273,000</w:t>
+            </w:r>
+          </w:p>
+        </w:tc>
+        <w:tc>
+          <w:tcPr>
+            <w:tcW w:type="pct" w:w="2200"/>
             <w:shd w:fill="FBFAF6" w:val="clear"/>
             <w:tcMar>
               <w:top w:type="dxa" w:w="50"/>
@@ -6434,14 +6273,15 @@
                 <w:sz w:val="15"/>
                 <w:szCs w:val="15"/>
               </w:rPr>
-              <w:t xml:space="preserve">VOO</w:t>
-            </w:r>
-          </w:p>
-        </w:tc>
-        <w:tc>
-          <w:tcPr>
-            <w:tcW w:type="pct" w:w="1348"/>
-            <w:shd w:fill="FBFAF6" w:val="clear"/>
+              <w:t xml:space="preserve">273,000 ÷ 1,625,000 × 1,300,000 = 218,400</w:t>
+            </w:r>
+          </w:p>
+        </w:tc>
+      </w:tr>
+      <w:tr>
+        <w:tc>
+          <w:tcPr>
+            <w:tcW w:type="pct" w:w="898"/>
             <w:tcMar>
               <w:top w:type="dxa" w:w="50"/>
               <w:left w:type="dxa" w:w="110"/>
@@ -6458,14 +6298,13 @@
                 <w:sz w:val="15"/>
                 <w:szCs w:val="15"/>
               </w:rPr>
-              <w:t xml:space="preserve">70,000 × $3.90</w:t>
-            </w:r>
-          </w:p>
-        </w:tc>
-        <w:tc>
-          <w:tcPr>
-            <w:tcW w:type="pct" w:w="1129"/>
-            <w:shd w:fill="FBFAF6" w:val="clear"/>
+              <w:t xml:space="preserve">Total</w:t>
+            </w:r>
+          </w:p>
+        </w:tc>
+        <w:tc>
+          <w:tcPr>
+            <w:tcW w:type="pct" w:w="1094"/>
             <w:tcMar>
               <w:top w:type="dxa" w:w="50"/>
               <w:left w:type="dxa" w:w="110"/>
@@ -6482,14 +6321,13 @@
                 <w:sz w:val="15"/>
                 <w:szCs w:val="15"/>
               </w:rPr>
-              <w:t xml:space="preserve">273,000</w:t>
-            </w:r>
-          </w:p>
-        </w:tc>
-        <w:tc>
-          <w:tcPr>
-            <w:tcW w:type="pct" w:w="1271"/>
-            <w:shd w:fill="FBFAF6" w:val="clear"/>
+              <w:t xml:space="preserve"> </w:t>
+            </w:r>
+          </w:p>
+        </w:tc>
+        <w:tc>
+          <w:tcPr>
+            <w:tcW w:type="pct" w:w="809"/>
             <w:tcMar>
               <w:top w:type="dxa" w:w="50"/>
               <w:left w:type="dxa" w:w="110"/>
@@ -6506,84 +6344,13 @@
                 <w:sz w:val="15"/>
                 <w:szCs w:val="15"/>
               </w:rPr>
-              <w:t xml:space="preserve">________</w:t>
-            </w:r>
-          </w:p>
-        </w:tc>
-      </w:tr>
-      <w:tr>
-        <w:tc>
-          <w:tcPr>
-            <w:tcW w:type="pct" w:w="1253"/>
-            <w:tcMar>
-              <w:top w:type="dxa" w:w="50"/>
-              <w:left w:type="dxa" w:w="110"/>
-              <w:bottom w:type="dxa" w:w="50"/>
-              <w:right w:type="dxa" w:w="110"/>
-            </w:tcMar>
-          </w:tcPr>
-          <w:p>
-            <w:pPr>
-              <w:spacing w:before="28" w:after="28"/>
-            </w:pPr>
-            <w:r>
-              <w:rPr>
-                <w:sz w:val="15"/>
-                <w:szCs w:val="15"/>
-              </w:rPr>
-              <w:t xml:space="preserve">Total</w:t>
-            </w:r>
-          </w:p>
-        </w:tc>
-        <w:tc>
-          <w:tcPr>
-            <w:tcW w:type="pct" w:w="1348"/>
-            <w:tcMar>
-              <w:top w:type="dxa" w:w="50"/>
-              <w:left w:type="dxa" w:w="110"/>
-              <w:bottom w:type="dxa" w:w="50"/>
-              <w:right w:type="dxa" w:w="110"/>
-            </w:tcMar>
-          </w:tcPr>
-          <w:p>
-            <w:pPr>
-              <w:spacing w:before="28" w:after="28"/>
-            </w:pPr>
-            <w:r>
-              <w:rPr>
-                <w:sz w:val="15"/>
-                <w:szCs w:val="15"/>
-              </w:rPr>
-              <w:t xml:space="preserve"> </w:t>
-            </w:r>
-          </w:p>
-        </w:tc>
-        <w:tc>
-          <w:tcPr>
-            <w:tcW w:type="pct" w:w="1129"/>
-            <w:tcMar>
-              <w:top w:type="dxa" w:w="50"/>
-              <w:left w:type="dxa" w:w="110"/>
-              <w:bottom w:type="dxa" w:w="50"/>
-              <w:right w:type="dxa" w:w="110"/>
-            </w:tcMar>
-          </w:tcPr>
-          <w:p>
-            <w:pPr>
-              <w:spacing w:before="28" w:after="28"/>
-            </w:pPr>
-            <w:r>
-              <w:rPr>
-                <w:sz w:val="15"/>
-                <w:szCs w:val="15"/>
-              </w:rPr>
               <w:t xml:space="preserve">1,625,000</w:t>
             </w:r>
           </w:p>
         </w:tc>
         <w:tc>
           <w:tcPr>
-            <w:tcW w:type="pct" w:w="1271"/>
+            <w:tcW w:type="pct" w:w="2200"/>
             <w:tcMar>
               <w:top w:type="dxa" w:w="50"/>
               <w:left w:type="dxa" w:w="110"/>
@@ -6662,7 +6429,7 @@
                 <w:sz w:val="16"/>
                 <w:szCs w:val="16"/>
               </w:rPr>
-              <w:t xml:space="preserve">Joint cost allocated   ·   130,000 × $10.40</w:t>
+              <w:t xml:space="preserve">70,000 × $3.90   ·   1,352,000 ÷ 1,625,000 × 1,300,000 = 1,081,600   ·   production method (by-products)</w:t>
             </w:r>
           </w:p>
         </w:tc>
@@ -6971,7 +6738,7 @@
                 <w:sz w:val="16"/>
                 <w:szCs w:val="16"/>
               </w:rPr>
-              <w:t xml:space="preserve">proportion</w:t>
+              <w:t xml:space="preserve">quantity</w:t>
             </w:r>
           </w:p>
         </w:tc>
@@ -6997,14 +6764,14 @@
                 <w:sz w:val="16"/>
                 <w:szCs w:val="16"/>
               </w:rPr>
-              <w:t xml:space="preserve">6  </w:t>
-            </w:r>
-            <w:r>
-              <w:rPr>
-                <w:sz w:val="16"/>
-                <w:szCs w:val="16"/>
-              </w:rPr>
-              <w:t xml:space="preserve">Total</w:t>
+              <w:t xml:space="preserve">7  </w:t>
+            </w:r>
+            <w:r>
+              <w:rPr>
+                <w:sz w:val="16"/>
+                <w:szCs w:val="16"/>
+              </w:rPr>
+              <w:t xml:space="preserve">product's</w:t>
             </w:r>
           </w:p>
         </w:tc>
@@ -7039,7 +6806,7 @@
                 <w:sz w:val="16"/>
                 <w:szCs w:val="16"/>
               </w:rPr>
-              <w:t xml:space="preserve">quantity</w:t>
+              <w:t xml:space="preserve">simple</w:t>
             </w:r>
           </w:p>
         </w:tc>
@@ -7065,14 +6832,14 @@
                 <w:sz w:val="16"/>
                 <w:szCs w:val="16"/>
               </w:rPr>
-              <w:t xml:space="preserve">7  </w:t>
-            </w:r>
-            <w:r>
-              <w:rPr>
-                <w:sz w:val="16"/>
-                <w:szCs w:val="16"/>
-              </w:rPr>
-              <w:t xml:space="preserve">method</w:t>
+              <w:t xml:space="preserve">8  </w:t>
+            </w:r>
+            <w:r>
+              <w:rPr>
+                <w:sz w:val="16"/>
+                <w:szCs w:val="16"/>
+              </w:rPr>
+              <w:t xml:space="preserve">follows</w:t>
             </w:r>
           </w:p>
         </w:tc>
@@ -7107,7 +6874,7 @@
                 <w:sz w:val="16"/>
                 <w:szCs w:val="16"/>
               </w:rPr>
-              <w:t xml:space="preserve">simple</w:t>
+              <w:t xml:space="preserve">prices</w:t>
             </w:r>
           </w:p>
         </w:tc>
@@ -7133,14 +6900,14 @@
                 <w:sz w:val="16"/>
                 <w:szCs w:val="16"/>
               </w:rPr>
-              <w:t xml:space="preserve">8  </w:t>
-            </w:r>
-            <w:r>
-              <w:rPr>
-                <w:sz w:val="16"/>
-                <w:szCs w:val="16"/>
-              </w:rPr>
-              <w:t xml:space="preserve">proportion</w:t>
+              <w:t xml:space="preserve">9  </w:t>
+            </w:r>
+            <w:r>
+              <w:rPr>
+                <w:sz w:val="16"/>
+                <w:szCs w:val="16"/>
+              </w:rPr>
+              <w:t xml:space="preserve">ability</w:t>
             </w:r>
           </w:p>
         </w:tc>
@@ -7175,7 +6942,7 @@
                 <w:sz w:val="16"/>
                 <w:szCs w:val="16"/>
               </w:rPr>
-              <w:t xml:space="preserve">prices</w:t>
+              <w:t xml:space="preserve">ignores</w:t>
             </w:r>
           </w:p>
         </w:tc>
@@ -7201,14 +6968,14 @@
                 <w:sz w:val="16"/>
                 <w:szCs w:val="16"/>
               </w:rPr>
-              <w:t xml:space="preserve">9  </w:t>
-            </w:r>
-            <w:r>
-              <w:rPr>
-                <w:sz w:val="16"/>
-                <w:szCs w:val="16"/>
-              </w:rPr>
-              <w:t xml:space="preserve">follows</w:t>
+              <w:t xml:space="preserve">10  </w:t>
+            </w:r>
+            <w:r>
+              <w:rPr>
+                <w:sz w:val="16"/>
+                <w:szCs w:val="16"/>
+              </w:rPr>
+              <w:t xml:space="preserve">1,352,000 ÷ 1,625,000 × 1,300,000 = 1,081,600</w:t>
             </w:r>
           </w:p>
         </w:tc>
@@ -7269,14 +7036,72 @@
                 <w:sz w:val="16"/>
                 <w:szCs w:val="16"/>
               </w:rPr>
-              <w:t xml:space="preserve">10  </w:t>
-            </w:r>
-            <w:r>
-              <w:rPr>
-                <w:sz w:val="16"/>
-                <w:szCs w:val="16"/>
-              </w:rPr>
-              <w:t xml:space="preserve">130,000 × $10.40</w:t>
+              <w:t xml:space="preserve">11  </w:t>
+            </w:r>
+            <w:r>
+              <w:rPr>
+                <w:sz w:val="16"/>
+                <w:szCs w:val="16"/>
+              </w:rPr>
+              <w:t xml:space="preserve">70,000 × $3.90</w:t>
+            </w:r>
+          </w:p>
+        </w:tc>
+      </w:tr>
+      <w:tr>
+        <w:tc>
+          <w:tcPr>
+            <w:tcW w:type="pct" w:w="2500"/>
+            <w:tcMar>
+              <w:top w:type="dxa" w:w="20"/>
+              <w:left w:type="dxa" w:w="80"/>
+              <w:bottom w:type="dxa" w:w="20"/>
+              <w:right w:type="dxa" w:w="80"/>
+            </w:tcMar>
+          </w:tcPr>
+          <w:p>
+            <w:pPr>
+              <w:spacing w:before="12" w:after="12"/>
+            </w:pPr>
+            <w:r>
+              <w:rPr>
+                <w:b/>
+                <w:bCs/>
+                <w:color w:val="8186EF"/>
+                <w:sz w:val="16"/>
+                <w:szCs w:val="16"/>
+              </w:rPr>
+              <w:t xml:space="preserve">6  </w:t>
+            </w:r>
+            <w:r>
+              <w:rPr>
+                <w:sz w:val="16"/>
+                <w:szCs w:val="16"/>
+              </w:rPr>
+              <w:t xml:space="preserve">Total</w:t>
+            </w:r>
+          </w:p>
+        </w:tc>
+        <w:tc>
+          <w:tcPr>
+            <w:tcW w:type="pct" w:w="2500"/>
+            <w:tcMar>
+              <w:top w:type="dxa" w:w="20"/>
+              <w:left w:type="dxa" w:w="80"/>
+              <w:bottom w:type="dxa" w:w="20"/>
+              <w:right w:type="dxa" w:w="80"/>
+            </w:tcMar>
+          </w:tcPr>
+          <w:p>
+            <w:pPr>
+              <w:spacing w:before="24" w:after="24"/>
+            </w:pPr>
+            <w:r>
+              <w:rPr>
+                <w:sz w:val="16"/>
+                <w:szCs w:val="16"/>
+              </w:rPr>
+              <w:t xml:space="preserve"/>
             </w:r>
           </w:p>
         </w:tc>
@@ -7450,7 +7275,7 @@
           <w:sz w:val="16"/>
           <w:szCs w:val="16"/>
         </w:rPr>
-        <w:t xml:space="preserve">      gaps 1–5</w:t>
+        <w:t xml:space="preserve">      gaps 1–4</w:t>
       </w:r>
     </w:p>
     <w:p>
@@ -7463,7 +7288,7 @@
           <w:sz w:val="19"/>
           <w:szCs w:val="19"/>
         </w:rPr>
-        <w:t xml:space="preserve">The net </w:t>
+        <w:t xml:space="preserve">The net realizable value method uses each </w:t>
       </w:r>
       <w:r>
         <w:rPr>
@@ -7481,7 +7306,7 @@
           <w:sz w:val="19"/>
           <w:szCs w:val="19"/>
         </w:rPr>
-        <w:t xml:space="preserve">            </w:t>
+        <w:t xml:space="preserve">           </w:t>
       </w:r>
       <w:r>
         <w:rPr>
@@ -7495,7 +7320,14 @@
           <w:sz w:val="19"/>
           <w:szCs w:val="19"/>
         </w:rPr>
-        <w:t xml:space="preserve"> value method uses each </w:t>
+        <w:t xml:space="preserve"> final sales value minus its separable costs. </w:t>
+      </w:r>
+      <w:r>
+        <w:rPr>
+          <w:sz w:val="19"/>
+          <w:szCs w:val="19"/>
+        </w:rPr>
+        <w:t xml:space="preserve">It works when there is no </w:t>
       </w:r>
       <w:r>
         <w:rPr>
@@ -7527,14 +7359,14 @@
           <w:sz w:val="19"/>
           <w:szCs w:val="19"/>
         </w:rPr>
-        <w:t xml:space="preserve"> final sales value minus its separable costs. </w:t>
-      </w:r>
-      <w:r>
-        <w:rPr>
-          <w:sz w:val="19"/>
-          <w:szCs w:val="19"/>
-        </w:rPr>
-        <w:t xml:space="preserve">It works when there is no market price at </w:t>
+        <w:t xml:space="preserve"> price at split-off. </w:t>
+      </w:r>
+      <w:r>
+        <w:rPr>
+          <w:sz w:val="19"/>
+          <w:szCs w:val="19"/>
+        </w:rPr>
+        <w:t xml:space="preserve">It is </w:t>
       </w:r>
       <w:r>
         <w:rPr>
@@ -7566,14 +7398,14 @@
           <w:sz w:val="19"/>
           <w:szCs w:val="19"/>
         </w:rPr>
-        <w:t xml:space="preserve">. </w:t>
-      </w:r>
-      <w:r>
-        <w:rPr>
-          <w:sz w:val="19"/>
-          <w:szCs w:val="19"/>
-        </w:rPr>
-        <w:t xml:space="preserve">It is </w:t>
+        <w:t xml:space="preserve"> policy method. </w:t>
+      </w:r>
+      <w:r>
+        <w:rPr>
+          <w:sz w:val="19"/>
+          <w:szCs w:val="19"/>
+        </w:rPr>
+        <w:t xml:space="preserve">The constant gross-margin </w:t>
       </w:r>
       <w:r>
         <w:rPr>
@@ -7591,7 +7423,7 @@
           <w:sz w:val="19"/>
           <w:szCs w:val="19"/>
         </w:rPr>
-        <w:t xml:space="preserve">           </w:t>
+        <w:t xml:space="preserve">            </w:t>
       </w:r>
       <w:r>
         <w:rPr>
@@ -7605,46 +7437,7 @@
           <w:sz w:val="19"/>
           <w:szCs w:val="19"/>
         </w:rPr>
-        <w:t xml:space="preserve"> policy method. </w:t>
-      </w:r>
-      <w:r>
-        <w:rPr>
-          <w:sz w:val="19"/>
-          <w:szCs w:val="19"/>
-        </w:rPr>
-        <w:t xml:space="preserve">The constant </w:t>
-      </w:r>
-      <w:r>
-        <w:rPr>
-          <w:b/>
-          <w:bCs/>
-          <w:color w:val="8186EF"/>
-          <w:sz w:val="15"/>
-          <w:szCs w:val="15"/>
-        </w:rPr>
-        <w:t xml:space="preserve"> (5) </w:t>
-      </w:r>
-      <w:r>
-        <w:rPr>
-          <w:u w:val="single"/>
-          <w:sz w:val="19"/>
-          <w:szCs w:val="19"/>
-        </w:rPr>
-        <w:t xml:space="preserve">              </w:t>
-      </w:r>
-      <w:r>
-        <w:rPr>
-          <w:sz w:val="19"/>
-          <w:szCs w:val="19"/>
-        </w:rPr>
-        <w:t xml:space="preserve"> </w:t>
-      </w:r>
-      <w:r>
-        <w:rPr>
-          <w:sz w:val="19"/>
-          <w:szCs w:val="19"/>
-        </w:rPr>
-        <w:t xml:space="preserve"> percentage method first finds the gross margin of the whole batch, 28%. </w:t>
+        <w:t xml:space="preserve"> method first finds the gross margin of the whole batch, 28%. </w:t>
       </w:r>
       <w:r>
         <w:rPr>
@@ -7709,7 +7502,966 @@
                 <w:sz w:val="16"/>
                 <w:szCs w:val="16"/>
               </w:rPr>
-              <w:t xml:space="preserve">split-off   ·   product's   ·   gross-margin   ·   constant   ·   realizable   ·   Orontes's</w:t>
+              <w:t xml:space="preserve">separable   ·   market   ·   Orontes's   ·   product's   ·   percentage</w:t>
+            </w:r>
+          </w:p>
+        </w:tc>
+      </w:tr>
+    </w:tbl>
+    <w:p/>
+    <w:tbl>
+      <w:tblPr>
+        <w:tblW w:type="pct" w:w="100%"/>
+        <w:tblLayout w:type="fixed"/>
+        <w:tblBorders>
+          <w:top w:val="single" w:color="353A7C" w:sz="6"/>
+          <w:left w:val="single" w:color="353A7C" w:sz="6"/>
+          <w:bottom w:val="single" w:color="353A7C" w:sz="6"/>
+          <w:right w:val="single" w:color="353A7C" w:sz="6"/>
+          <w:insideH w:val="single" w:color="353A7C" w:sz="6"/>
+          <w:insideV w:val="single" w:color="353A7C" w:sz="6"/>
+        </w:tblBorders>
+      </w:tblPr>
+      <w:tblGrid>
+        <w:gridCol w:w="4224"/>
+        <w:gridCol w:w="2782"/>
+        <w:gridCol w:w="2594"/>
+      </w:tblGrid>
+      <w:tr>
+        <w:tc>
+          <w:tcPr>
+            <w:tcW w:type="pct" w:w="5000"/>
+            <w:gridSpan w:val="3"/>
+            <w:shd w:fill="353A7C" w:val="clear"/>
+            <w:tcMar>
+              <w:top w:type="dxa" w:w="60"/>
+              <w:left w:type="dxa" w:w="120"/>
+              <w:bottom w:type="dxa" w:w="60"/>
+              <w:right w:type="dxa" w:w="120"/>
+            </w:tcMar>
+          </w:tcPr>
+          <w:p>
+            <w:pPr>
+              <w:spacing w:before="40" w:after="40"/>
+            </w:pPr>
+            <w:r>
+              <w:rPr>
+                <w:b/>
+                <w:bCs/>
+                <w:color w:val="FFFFFF"/>
+                <w:sz w:val="17"/>
+                <w:szCs w:val="17"/>
+              </w:rPr>
+              <w:t xml:space="preserve">NRV and constant gross-margin methods, step by step</w:t>
+            </w:r>
+          </w:p>
+        </w:tc>
+      </w:tr>
+      <w:tr>
+        <w:tc>
+          <w:tcPr>
+            <w:tcW w:type="pct" w:w="2200"/>
+            <w:tcMar>
+              <w:top w:type="dxa" w:w="50"/>
+              <w:left w:type="dxa" w:w="110"/>
+              <w:bottom w:type="dxa" w:w="50"/>
+              <w:right w:type="dxa" w:w="110"/>
+            </w:tcMar>
+          </w:tcPr>
+          <w:p>
+            <w:pPr>
+              <w:spacing w:before="26" w:after="26"/>
+            </w:pPr>
+            <w:r>
+              <w:rPr>
+                <w:b/>
+                <w:bCs/>
+                <w:color w:val="353A7C"/>
+                <w:sz w:val="15"/>
+                <w:szCs w:val="15"/>
+              </w:rPr>
+              <w:t xml:space="preserve">Batch H-2711 (whole USD)</w:t>
+            </w:r>
+          </w:p>
+        </w:tc>
+        <w:tc>
+          <w:tcPr>
+            <w:tcW w:type="pct" w:w="1449"/>
+            <w:tcMar>
+              <w:top w:type="dxa" w:w="50"/>
+              <w:left w:type="dxa" w:w="110"/>
+              <w:bottom w:type="dxa" w:w="50"/>
+              <w:right w:type="dxa" w:w="110"/>
+            </w:tcMar>
+          </w:tcPr>
+          <w:p>
+            <w:pPr>
+              <w:spacing w:before="26" w:after="26"/>
+            </w:pPr>
+            <w:r>
+              <w:rPr>
+                <w:b/>
+                <w:bCs/>
+                <w:color w:val="353A7C"/>
+                <w:sz w:val="15"/>
+                <w:szCs w:val="15"/>
+              </w:rPr>
+              <w:t xml:space="preserve">EVOO</w:t>
+            </w:r>
+          </w:p>
+        </w:tc>
+        <w:tc>
+          <w:tcPr>
+            <w:tcW w:type="pct" w:w="1351"/>
+            <w:tcMar>
+              <w:top w:type="dxa" w:w="50"/>
+              <w:left w:type="dxa" w:w="110"/>
+              <w:bottom w:type="dxa" w:w="50"/>
+              <w:right w:type="dxa" w:w="110"/>
+            </w:tcMar>
+          </w:tcPr>
+          <w:p>
+            <w:pPr>
+              <w:spacing w:before="26" w:after="26"/>
+            </w:pPr>
+            <w:r>
+              <w:rPr>
+                <w:b/>
+                <w:bCs/>
+                <w:color w:val="353A7C"/>
+                <w:sz w:val="15"/>
+                <w:szCs w:val="15"/>
+              </w:rPr>
+              <w:t xml:space="preserve">VOO</w:t>
+            </w:r>
+          </w:p>
+        </w:tc>
+      </w:tr>
+      <w:tr>
+        <w:tc>
+          <w:tcPr>
+            <w:tcW w:type="pct" w:w="2200"/>
+            <w:tcMar>
+              <w:top w:type="dxa" w:w="50"/>
+              <w:left w:type="dxa" w:w="110"/>
+              <w:bottom w:type="dxa" w:w="50"/>
+              <w:right w:type="dxa" w:w="110"/>
+            </w:tcMar>
+          </w:tcPr>
+          <w:p>
+            <w:pPr>
+              <w:spacing w:before="26" w:after="26"/>
+            </w:pPr>
+            <w:r>
+              <w:rPr>
+                <w:color w:val="232733"/>
+                <w:sz w:val="16"/>
+                <w:szCs w:val="16"/>
+              </w:rPr>
+              <w:t xml:space="preserve">Net realizable value method</w:t>
+            </w:r>
+          </w:p>
+        </w:tc>
+        <w:tc>
+          <w:tcPr>
+            <w:tcW w:type="pct" w:w="1449"/>
+            <w:tcMar>
+              <w:top w:type="dxa" w:w="50"/>
+              <w:left w:type="dxa" w:w="110"/>
+              <w:bottom w:type="dxa" w:w="50"/>
+              <w:right w:type="dxa" w:w="110"/>
+            </w:tcMar>
+          </w:tcPr>
+          <w:p>
+            <w:pPr>
+              <w:spacing w:before="26" w:after="26"/>
+            </w:pPr>
+            <w:r>
+              <w:rPr>
+                <w:color w:val="232733"/>
+                <w:sz w:val="16"/>
+                <w:szCs w:val="16"/>
+              </w:rPr>
+              <w:t xml:space="preserve"/>
+            </w:r>
+          </w:p>
+        </w:tc>
+        <w:tc>
+          <w:tcPr>
+            <w:tcW w:type="pct" w:w="1351"/>
+            <w:tcMar>
+              <w:top w:type="dxa" w:w="50"/>
+              <w:left w:type="dxa" w:w="110"/>
+              <w:bottom w:type="dxa" w:w="50"/>
+              <w:right w:type="dxa" w:w="110"/>
+            </w:tcMar>
+          </w:tcPr>
+          <w:p>
+            <w:pPr>
+              <w:spacing w:before="26" w:after="26"/>
+            </w:pPr>
+            <w:r>
+              <w:rPr>
+                <w:color w:val="232733"/>
+                <w:sz w:val="16"/>
+                <w:szCs w:val="16"/>
+              </w:rPr>
+              <w:t xml:space="preserve"/>
+            </w:r>
+          </w:p>
+        </w:tc>
+      </w:tr>
+      <w:tr>
+        <w:tc>
+          <w:tcPr>
+            <w:tcW w:type="pct" w:w="2200"/>
+            <w:shd w:fill="FBFAF6" w:val="clear"/>
+            <w:tcMar>
+              <w:top w:type="dxa" w:w="50"/>
+              <w:left w:type="dxa" w:w="110"/>
+              <w:bottom w:type="dxa" w:w="50"/>
+              <w:right w:type="dxa" w:w="110"/>
+            </w:tcMar>
+          </w:tcPr>
+          <w:p>
+            <w:pPr>
+              <w:spacing w:before="26" w:after="26"/>
+            </w:pPr>
+            <w:r>
+              <w:rPr>
+                <w:color w:val="232733"/>
+                <w:sz w:val="16"/>
+                <w:szCs w:val="16"/>
+              </w:rPr>
+              <w:t xml:space="preserve">Final sales value</w:t>
+            </w:r>
+          </w:p>
+        </w:tc>
+        <w:tc>
+          <w:tcPr>
+            <w:tcW w:type="pct" w:w="1449"/>
+            <w:shd w:fill="FBFAF6" w:val="clear"/>
+            <w:tcMar>
+              <w:top w:type="dxa" w:w="50"/>
+              <w:left w:type="dxa" w:w="110"/>
+              <w:bottom w:type="dxa" w:w="50"/>
+              <w:right w:type="dxa" w:w="110"/>
+            </w:tcMar>
+          </w:tcPr>
+          <w:p>
+            <w:pPr>
+              <w:spacing w:before="26" w:after="26"/>
+            </w:pPr>
+            <w:r>
+              <w:rPr>
+                <w:color w:val="232733"/>
+                <w:sz w:val="16"/>
+                <w:szCs w:val="16"/>
+              </w:rPr>
+              <w:t xml:space="preserve">2,080,000</w:t>
+            </w:r>
+          </w:p>
+        </w:tc>
+        <w:tc>
+          <w:tcPr>
+            <w:tcW w:type="pct" w:w="1351"/>
+            <w:shd w:fill="FBFAF6" w:val="clear"/>
+            <w:tcMar>
+              <w:top w:type="dxa" w:w="50"/>
+              <w:left w:type="dxa" w:w="110"/>
+              <w:bottom w:type="dxa" w:w="50"/>
+              <w:right w:type="dxa" w:w="110"/>
+            </w:tcMar>
+          </w:tcPr>
+          <w:p>
+            <w:pPr>
+              <w:spacing w:before="26" w:after="26"/>
+            </w:pPr>
+            <w:r>
+              <w:rPr>
+                <w:color w:val="232733"/>
+                <w:sz w:val="16"/>
+                <w:szCs w:val="16"/>
+              </w:rPr>
+              <w:t xml:space="preserve">420,000</w:t>
+            </w:r>
+          </w:p>
+        </w:tc>
+      </w:tr>
+      <w:tr>
+        <w:tc>
+          <w:tcPr>
+            <w:tcW w:type="pct" w:w="2200"/>
+            <w:tcMar>
+              <w:top w:type="dxa" w:w="50"/>
+              <w:left w:type="dxa" w:w="110"/>
+              <w:bottom w:type="dxa" w:w="50"/>
+              <w:right w:type="dxa" w:w="110"/>
+            </w:tcMar>
+          </w:tcPr>
+          <w:p>
+            <w:pPr>
+              <w:spacing w:before="26" w:after="26"/>
+            </w:pPr>
+            <w:r>
+              <w:rPr>
+                <w:color w:val="232733"/>
+                <w:sz w:val="16"/>
+                <w:szCs w:val="16"/>
+              </w:rPr>
+              <w:t xml:space="preserve">Less separable costs</w:t>
+            </w:r>
+          </w:p>
+        </w:tc>
+        <w:tc>
+          <w:tcPr>
+            <w:tcW w:type="pct" w:w="1449"/>
+            <w:tcMar>
+              <w:top w:type="dxa" w:w="50"/>
+              <w:left w:type="dxa" w:w="110"/>
+              <w:bottom w:type="dxa" w:w="50"/>
+              <w:right w:type="dxa" w:w="110"/>
+            </w:tcMar>
+          </w:tcPr>
+          <w:p>
+            <w:pPr>
+              <w:spacing w:before="26" w:after="26"/>
+            </w:pPr>
+            <w:r>
+              <w:rPr>
+                <w:color w:val="232733"/>
+                <w:sz w:val="16"/>
+                <w:szCs w:val="16"/>
+              </w:rPr>
+              <w:t xml:space="preserve">(468,000)</w:t>
+            </w:r>
+          </w:p>
+        </w:tc>
+        <w:tc>
+          <w:tcPr>
+            <w:tcW w:type="pct" w:w="1351"/>
+            <w:tcMar>
+              <w:top w:type="dxa" w:w="50"/>
+              <w:left w:type="dxa" w:w="110"/>
+              <w:bottom w:type="dxa" w:w="50"/>
+              <w:right w:type="dxa" w:w="110"/>
+            </w:tcMar>
+          </w:tcPr>
+          <w:p>
+            <w:pPr>
+              <w:spacing w:before="26" w:after="26"/>
+            </w:pPr>
+            <w:r>
+              <w:rPr>
+                <w:color w:val="232733"/>
+                <w:sz w:val="16"/>
+                <w:szCs w:val="16"/>
+              </w:rPr>
+              <w:t xml:space="preserve">(32,000)</w:t>
+            </w:r>
+          </w:p>
+        </w:tc>
+      </w:tr>
+      <w:tr>
+        <w:tc>
+          <w:tcPr>
+            <w:tcW w:type="pct" w:w="2200"/>
+            <w:shd w:fill="FBFAF6" w:val="clear"/>
+            <w:tcMar>
+              <w:top w:type="dxa" w:w="50"/>
+              <w:left w:type="dxa" w:w="110"/>
+              <w:bottom w:type="dxa" w:w="50"/>
+              <w:right w:type="dxa" w:w="110"/>
+            </w:tcMar>
+          </w:tcPr>
+          <w:p>
+            <w:pPr>
+              <w:spacing w:before="26" w:after="26"/>
+            </w:pPr>
+            <w:r>
+              <w:rPr>
+                <w:color w:val="232733"/>
+                <w:sz w:val="16"/>
+                <w:szCs w:val="16"/>
+              </w:rPr>
+              <w:t xml:space="preserve">NRV at split-off</w:t>
+            </w:r>
+          </w:p>
+        </w:tc>
+        <w:tc>
+          <w:tcPr>
+            <w:tcW w:type="pct" w:w="1449"/>
+            <w:shd w:fill="FBFAF6" w:val="clear"/>
+            <w:tcMar>
+              <w:top w:type="dxa" w:w="50"/>
+              <w:left w:type="dxa" w:w="110"/>
+              <w:bottom w:type="dxa" w:w="50"/>
+              <w:right w:type="dxa" w:w="110"/>
+            </w:tcMar>
+          </w:tcPr>
+          <w:p>
+            <w:pPr>
+              <w:spacing w:before="26" w:after="26"/>
+            </w:pPr>
+            <w:r>
+              <w:rPr>
+                <w:color w:val="232733"/>
+                <w:sz w:val="16"/>
+                <w:szCs w:val="16"/>
+              </w:rPr>
+              <w:t xml:space="preserve">1,612,000</w:t>
+            </w:r>
+          </w:p>
+        </w:tc>
+        <w:tc>
+          <w:tcPr>
+            <w:tcW w:type="pct" w:w="1351"/>
+            <w:shd w:fill="FBFAF6" w:val="clear"/>
+            <w:tcMar>
+              <w:top w:type="dxa" w:w="50"/>
+              <w:left w:type="dxa" w:w="110"/>
+              <w:bottom w:type="dxa" w:w="50"/>
+              <w:right w:type="dxa" w:w="110"/>
+            </w:tcMar>
+          </w:tcPr>
+          <w:p>
+            <w:pPr>
+              <w:spacing w:before="26" w:after="26"/>
+            </w:pPr>
+            <w:r>
+              <w:rPr>
+                <w:color w:val="232733"/>
+                <w:sz w:val="16"/>
+                <w:szCs w:val="16"/>
+              </w:rPr>
+              <w:t xml:space="preserve">388,000</w:t>
+            </w:r>
+          </w:p>
+        </w:tc>
+      </w:tr>
+      <w:tr>
+        <w:tc>
+          <w:tcPr>
+            <w:tcW w:type="pct" w:w="2200"/>
+            <w:tcMar>
+              <w:top w:type="dxa" w:w="50"/>
+              <w:left w:type="dxa" w:w="110"/>
+              <w:bottom w:type="dxa" w:w="50"/>
+              <w:right w:type="dxa" w:w="110"/>
+            </w:tcMar>
+          </w:tcPr>
+          <w:p>
+            <w:pPr>
+              <w:spacing w:before="26" w:after="26"/>
+            </w:pPr>
+            <w:r>
+              <w:rPr>
+                <w:color w:val="232733"/>
+                <w:sz w:val="16"/>
+                <w:szCs w:val="16"/>
+              </w:rPr>
+              <w:t xml:space="preserve">Joint cost allocated</w:t>
+            </w:r>
+          </w:p>
+        </w:tc>
+        <w:tc>
+          <w:tcPr>
+            <w:tcW w:type="pct" w:w="1449"/>
+            <w:tcMar>
+              <w:top w:type="dxa" w:w="50"/>
+              <w:left w:type="dxa" w:w="110"/>
+              <w:bottom w:type="dxa" w:w="50"/>
+              <w:right w:type="dxa" w:w="110"/>
+            </w:tcMar>
+          </w:tcPr>
+          <w:p>
+            <w:pPr>
+              <w:spacing w:before="26" w:after="26"/>
+            </w:pPr>
+            <w:r>
+              <w:rPr>
+                <w:color w:val="232733"/>
+                <w:sz w:val="16"/>
+                <w:szCs w:val="16"/>
+              </w:rPr>
+              <w:t xml:space="preserve">1,047,800</w:t>
+            </w:r>
+          </w:p>
+        </w:tc>
+        <w:tc>
+          <w:tcPr>
+            <w:tcW w:type="pct" w:w="1351"/>
+            <w:tcMar>
+              <w:top w:type="dxa" w:w="50"/>
+              <w:left w:type="dxa" w:w="110"/>
+              <w:bottom w:type="dxa" w:w="50"/>
+              <w:right w:type="dxa" w:w="110"/>
+            </w:tcMar>
+          </w:tcPr>
+          <w:p>
+            <w:pPr>
+              <w:spacing w:before="26" w:after="26"/>
+            </w:pPr>
+            <w:r>
+              <w:rPr>
+                <w:color w:val="232733"/>
+                <w:sz w:val="16"/>
+                <w:szCs w:val="16"/>
+              </w:rPr>
+              <w:t xml:space="preserve">252,200</w:t>
+            </w:r>
+          </w:p>
+        </w:tc>
+      </w:tr>
+      <w:tr>
+        <w:tc>
+          <w:tcPr>
+            <w:tcW w:type="pct" w:w="2200"/>
+            <w:shd w:fill="FBFAF6" w:val="clear"/>
+            <w:tcMar>
+              <w:top w:type="dxa" w:w="50"/>
+              <w:left w:type="dxa" w:w="110"/>
+              <w:bottom w:type="dxa" w:w="50"/>
+              <w:right w:type="dxa" w:w="110"/>
+            </w:tcMar>
+          </w:tcPr>
+          <w:p>
+            <w:pPr>
+              <w:spacing w:before="26" w:after="26"/>
+            </w:pPr>
+            <w:r>
+              <w:rPr>
+                <w:color w:val="232733"/>
+                <w:sz w:val="16"/>
+                <w:szCs w:val="16"/>
+              </w:rPr>
+              <w:t xml:space="preserve">Constant gross margin (28% for the batch)</w:t>
+            </w:r>
+          </w:p>
+        </w:tc>
+        <w:tc>
+          <w:tcPr>
+            <w:tcW w:type="pct" w:w="1449"/>
+            <w:shd w:fill="FBFAF6" w:val="clear"/>
+            <w:tcMar>
+              <w:top w:type="dxa" w:w="50"/>
+              <w:left w:type="dxa" w:w="110"/>
+              <w:bottom w:type="dxa" w:w="50"/>
+              <w:right w:type="dxa" w:w="110"/>
+            </w:tcMar>
+          </w:tcPr>
+          <w:p>
+            <w:pPr>
+              <w:spacing w:before="26" w:after="26"/>
+            </w:pPr>
+            <w:r>
+              <w:rPr>
+                <w:color w:val="232733"/>
+                <w:sz w:val="16"/>
+                <w:szCs w:val="16"/>
+              </w:rPr>
+              <w:t xml:space="preserve"/>
+            </w:r>
+          </w:p>
+        </w:tc>
+        <w:tc>
+          <w:tcPr>
+            <w:tcW w:type="pct" w:w="1351"/>
+            <w:shd w:fill="FBFAF6" w:val="clear"/>
+            <w:tcMar>
+              <w:top w:type="dxa" w:w="50"/>
+              <w:left w:type="dxa" w:w="110"/>
+              <w:bottom w:type="dxa" w:w="50"/>
+              <w:right w:type="dxa" w:w="110"/>
+            </w:tcMar>
+          </w:tcPr>
+          <w:p>
+            <w:pPr>
+              <w:spacing w:before="26" w:after="26"/>
+            </w:pPr>
+            <w:r>
+              <w:rPr>
+                <w:color w:val="232733"/>
+                <w:sz w:val="16"/>
+                <w:szCs w:val="16"/>
+              </w:rPr>
+              <w:t xml:space="preserve"/>
+            </w:r>
+          </w:p>
+        </w:tc>
+      </w:tr>
+      <w:tr>
+        <w:tc>
+          <w:tcPr>
+            <w:tcW w:type="pct" w:w="2200"/>
+            <w:tcMar>
+              <w:top w:type="dxa" w:w="50"/>
+              <w:left w:type="dxa" w:w="110"/>
+              <w:bottom w:type="dxa" w:w="50"/>
+              <w:right w:type="dxa" w:w="110"/>
+            </w:tcMar>
+          </w:tcPr>
+          <w:p>
+            <w:pPr>
+              <w:spacing w:before="26" w:after="26"/>
+            </w:pPr>
+            <w:r>
+              <w:rPr>
+                <w:color w:val="232733"/>
+                <w:sz w:val="16"/>
+                <w:szCs w:val="16"/>
+              </w:rPr>
+              <w:t xml:space="preserve">Final sales value</w:t>
+            </w:r>
+          </w:p>
+        </w:tc>
+        <w:tc>
+          <w:tcPr>
+            <w:tcW w:type="pct" w:w="1449"/>
+            <w:tcMar>
+              <w:top w:type="dxa" w:w="50"/>
+              <w:left w:type="dxa" w:w="110"/>
+              <w:bottom w:type="dxa" w:w="50"/>
+              <w:right w:type="dxa" w:w="110"/>
+            </w:tcMar>
+          </w:tcPr>
+          <w:p>
+            <w:pPr>
+              <w:spacing w:before="26" w:after="26"/>
+            </w:pPr>
+            <w:r>
+              <w:rPr>
+                <w:color w:val="232733"/>
+                <w:sz w:val="16"/>
+                <w:szCs w:val="16"/>
+              </w:rPr>
+              <w:t xml:space="preserve">2,080,000</w:t>
+            </w:r>
+          </w:p>
+        </w:tc>
+        <w:tc>
+          <w:tcPr>
+            <w:tcW w:type="pct" w:w="1351"/>
+            <w:tcMar>
+              <w:top w:type="dxa" w:w="50"/>
+              <w:left w:type="dxa" w:w="110"/>
+              <w:bottom w:type="dxa" w:w="50"/>
+              <w:right w:type="dxa" w:w="110"/>
+            </w:tcMar>
+          </w:tcPr>
+          <w:p>
+            <w:pPr>
+              <w:spacing w:before="26" w:after="26"/>
+            </w:pPr>
+            <w:r>
+              <w:rPr>
+                <w:color w:val="232733"/>
+                <w:sz w:val="16"/>
+                <w:szCs w:val="16"/>
+              </w:rPr>
+              <w:t xml:space="preserve">420,000</w:t>
+            </w:r>
+          </w:p>
+        </w:tc>
+      </w:tr>
+      <w:tr>
+        <w:tc>
+          <w:tcPr>
+            <w:tcW w:type="pct" w:w="2200"/>
+            <w:shd w:fill="FBFAF6" w:val="clear"/>
+            <w:tcMar>
+              <w:top w:type="dxa" w:w="50"/>
+              <w:left w:type="dxa" w:w="110"/>
+              <w:bottom w:type="dxa" w:w="50"/>
+              <w:right w:type="dxa" w:w="110"/>
+            </w:tcMar>
+          </w:tcPr>
+          <w:p>
+            <w:pPr>
+              <w:spacing w:before="26" w:after="26"/>
+            </w:pPr>
+            <w:r>
+              <w:rPr>
+                <w:color w:val="232733"/>
+                <w:sz w:val="16"/>
+                <w:szCs w:val="16"/>
+              </w:rPr>
+              <w:t xml:space="preserve">Less gross margin at 28%</w:t>
+            </w:r>
+          </w:p>
+        </w:tc>
+        <w:tc>
+          <w:tcPr>
+            <w:tcW w:type="pct" w:w="1449"/>
+            <w:shd w:fill="FBFAF6" w:val="clear"/>
+            <w:tcMar>
+              <w:top w:type="dxa" w:w="50"/>
+              <w:left w:type="dxa" w:w="110"/>
+              <w:bottom w:type="dxa" w:w="50"/>
+              <w:right w:type="dxa" w:w="110"/>
+            </w:tcMar>
+          </w:tcPr>
+          <w:p>
+            <w:pPr>
+              <w:spacing w:before="26" w:after="26"/>
+            </w:pPr>
+            <w:r>
+              <w:rPr>
+                <w:color w:val="232733"/>
+                <w:sz w:val="16"/>
+                <w:szCs w:val="16"/>
+              </w:rPr>
+              <w:t xml:space="preserve">(582,400)</w:t>
+            </w:r>
+          </w:p>
+        </w:tc>
+        <w:tc>
+          <w:tcPr>
+            <w:tcW w:type="pct" w:w="1351"/>
+            <w:shd w:fill="FBFAF6" w:val="clear"/>
+            <w:tcMar>
+              <w:top w:type="dxa" w:w="50"/>
+              <w:left w:type="dxa" w:w="110"/>
+              <w:bottom w:type="dxa" w:w="50"/>
+              <w:right w:type="dxa" w:w="110"/>
+            </w:tcMar>
+          </w:tcPr>
+          <w:p>
+            <w:pPr>
+              <w:spacing w:before="26" w:after="26"/>
+            </w:pPr>
+            <w:r>
+              <w:rPr>
+                <w:color w:val="232733"/>
+                <w:sz w:val="16"/>
+                <w:szCs w:val="16"/>
+              </w:rPr>
+              <w:t xml:space="preserve">(117,600)</w:t>
+            </w:r>
+          </w:p>
+        </w:tc>
+      </w:tr>
+      <w:tr>
+        <w:tc>
+          <w:tcPr>
+            <w:tcW w:type="pct" w:w="2200"/>
+            <w:tcMar>
+              <w:top w:type="dxa" w:w="50"/>
+              <w:left w:type="dxa" w:w="110"/>
+              <w:bottom w:type="dxa" w:w="50"/>
+              <w:right w:type="dxa" w:w="110"/>
+            </w:tcMar>
+          </w:tcPr>
+          <w:p>
+            <w:pPr>
+              <w:spacing w:before="26" w:after="26"/>
+            </w:pPr>
+            <w:r>
+              <w:rPr>
+                <w:color w:val="232733"/>
+                <w:sz w:val="16"/>
+                <w:szCs w:val="16"/>
+              </w:rPr>
+              <w:t xml:space="preserve">Total cost allowed</w:t>
+            </w:r>
+          </w:p>
+        </w:tc>
+        <w:tc>
+          <w:tcPr>
+            <w:tcW w:type="pct" w:w="1449"/>
+            <w:tcMar>
+              <w:top w:type="dxa" w:w="50"/>
+              <w:left w:type="dxa" w:w="110"/>
+              <w:bottom w:type="dxa" w:w="50"/>
+              <w:right w:type="dxa" w:w="110"/>
+            </w:tcMar>
+          </w:tcPr>
+          <w:p>
+            <w:pPr>
+              <w:spacing w:before="26" w:after="26"/>
+            </w:pPr>
+            <w:r>
+              <w:rPr>
+                <w:color w:val="232733"/>
+                <w:sz w:val="16"/>
+                <w:szCs w:val="16"/>
+              </w:rPr>
+              <w:t xml:space="preserve">1,497,600</w:t>
+            </w:r>
+          </w:p>
+        </w:tc>
+        <w:tc>
+          <w:tcPr>
+            <w:tcW w:type="pct" w:w="1351"/>
+            <w:tcMar>
+              <w:top w:type="dxa" w:w="50"/>
+              <w:left w:type="dxa" w:w="110"/>
+              <w:bottom w:type="dxa" w:w="50"/>
+              <w:right w:type="dxa" w:w="110"/>
+            </w:tcMar>
+          </w:tcPr>
+          <w:p>
+            <w:pPr>
+              <w:spacing w:before="26" w:after="26"/>
+            </w:pPr>
+            <w:r>
+              <w:rPr>
+                <w:color w:val="232733"/>
+                <w:sz w:val="16"/>
+                <w:szCs w:val="16"/>
+              </w:rPr>
+              <w:t xml:space="preserve">302,400</w:t>
+            </w:r>
+          </w:p>
+        </w:tc>
+      </w:tr>
+      <w:tr>
+        <w:tc>
+          <w:tcPr>
+            <w:tcW w:type="pct" w:w="2200"/>
+            <w:shd w:fill="FBFAF6" w:val="clear"/>
+            <w:tcMar>
+              <w:top w:type="dxa" w:w="50"/>
+              <w:left w:type="dxa" w:w="110"/>
+              <w:bottom w:type="dxa" w:w="50"/>
+              <w:right w:type="dxa" w:w="110"/>
+            </w:tcMar>
+          </w:tcPr>
+          <w:p>
+            <w:pPr>
+              <w:spacing w:before="26" w:after="26"/>
+            </w:pPr>
+            <w:r>
+              <w:rPr>
+                <w:color w:val="232733"/>
+                <w:sz w:val="16"/>
+                <w:szCs w:val="16"/>
+              </w:rPr>
+              <w:t xml:space="preserve">Less separable costs</w:t>
+            </w:r>
+          </w:p>
+        </w:tc>
+        <w:tc>
+          <w:tcPr>
+            <w:tcW w:type="pct" w:w="1449"/>
+            <w:shd w:fill="FBFAF6" w:val="clear"/>
+            <w:tcMar>
+              <w:top w:type="dxa" w:w="50"/>
+              <w:left w:type="dxa" w:w="110"/>
+              <w:bottom w:type="dxa" w:w="50"/>
+              <w:right w:type="dxa" w:w="110"/>
+            </w:tcMar>
+          </w:tcPr>
+          <w:p>
+            <w:pPr>
+              <w:spacing w:before="26" w:after="26"/>
+            </w:pPr>
+            <w:r>
+              <w:rPr>
+                <w:color w:val="232733"/>
+                <w:sz w:val="16"/>
+                <w:szCs w:val="16"/>
+              </w:rPr>
+              <w:t xml:space="preserve">(468,000)</w:t>
+            </w:r>
+          </w:p>
+        </w:tc>
+        <w:tc>
+          <w:tcPr>
+            <w:tcW w:type="pct" w:w="1351"/>
+            <w:shd w:fill="FBFAF6" w:val="clear"/>
+            <w:tcMar>
+              <w:top w:type="dxa" w:w="50"/>
+              <w:left w:type="dxa" w:w="110"/>
+              <w:bottom w:type="dxa" w:w="50"/>
+              <w:right w:type="dxa" w:w="110"/>
+            </w:tcMar>
+          </w:tcPr>
+          <w:p>
+            <w:pPr>
+              <w:spacing w:before="26" w:after="26"/>
+            </w:pPr>
+            <w:r>
+              <w:rPr>
+                <w:color w:val="232733"/>
+                <w:sz w:val="16"/>
+                <w:szCs w:val="16"/>
+              </w:rPr>
+              <w:t xml:space="preserve">(32,000)</w:t>
+            </w:r>
+          </w:p>
+        </w:tc>
+      </w:tr>
+      <w:tr>
+        <w:tc>
+          <w:tcPr>
+            <w:tcW w:type="pct" w:w="2200"/>
+            <w:tcMar>
+              <w:top w:type="dxa" w:w="50"/>
+              <w:left w:type="dxa" w:w="110"/>
+              <w:bottom w:type="dxa" w:w="50"/>
+              <w:right w:type="dxa" w:w="110"/>
+            </w:tcMar>
+          </w:tcPr>
+          <w:p>
+            <w:pPr>
+              <w:spacing w:before="26" w:after="26"/>
+            </w:pPr>
+            <w:r>
+              <w:rPr>
+                <w:color w:val="232733"/>
+                <w:sz w:val="16"/>
+                <w:szCs w:val="16"/>
+              </w:rPr>
+              <w:t xml:space="preserve">Joint cost allocated</w:t>
+            </w:r>
+          </w:p>
+        </w:tc>
+        <w:tc>
+          <w:tcPr>
+            <w:tcW w:type="pct" w:w="1449"/>
+            <w:tcMar>
+              <w:top w:type="dxa" w:w="50"/>
+              <w:left w:type="dxa" w:w="110"/>
+              <w:bottom w:type="dxa" w:w="50"/>
+              <w:right w:type="dxa" w:w="110"/>
+            </w:tcMar>
+          </w:tcPr>
+          <w:p>
+            <w:pPr>
+              <w:spacing w:before="26" w:after="26"/>
+            </w:pPr>
+            <w:r>
+              <w:rPr>
+                <w:color w:val="232733"/>
+                <w:sz w:val="16"/>
+                <w:szCs w:val="16"/>
+              </w:rPr>
+              <w:t xml:space="preserve">1,029,600</w:t>
+            </w:r>
+          </w:p>
+        </w:tc>
+        <w:tc>
+          <w:tcPr>
+            <w:tcW w:type="pct" w:w="1351"/>
+            <w:tcMar>
+              <w:top w:type="dxa" w:w="50"/>
+              <w:left w:type="dxa" w:w="110"/>
+              <w:bottom w:type="dxa" w:w="50"/>
+              <w:right w:type="dxa" w:w="110"/>
+            </w:tcMar>
+          </w:tcPr>
+          <w:p>
+            <w:pPr>
+              <w:spacing w:before="26" w:after="26"/>
+            </w:pPr>
+            <w:r>
+              <w:rPr>
+                <w:color w:val="232733"/>
+                <w:sz w:val="16"/>
+                <w:szCs w:val="16"/>
+              </w:rPr>
+              <w:t xml:space="preserve">270,400</w:t>
             </w:r>
           </w:p>
         </w:tc>
@@ -7718,7 +8470,67 @@
     <w:p/>
     <w:p>
       <w:pPr>
-        <w:spacing w:before="44" w:after="10"/>
+        <w:spacing w:before="20" w:after="20" w:line="360" w:lineRule="auto"/>
+        <w:ind w:left="200"/>
+      </w:pPr>
+      <w:r>
+        <w:rPr>
+          <w:sz w:val="19"/>
+          <w:szCs w:val="19"/>
+        </w:rPr>
+        <w:t xml:space="preserve">Each shares the same $1,300,000; they differ only in how much each product carries.</w:t>
+      </w:r>
+    </w:p>
+    <w:tbl>
+      <w:tblPr>
+        <w:tblW w:type="pct" w:w="100%"/>
+        <w:tblLayout w:type="fixed"/>
+        <w:tblBorders>
+          <w:top w:val="single" w:color="353A7C" w:sz="4"/>
+          <w:left w:val="single" w:color="353A7C" w:sz="4"/>
+          <w:bottom w:val="single" w:color="353A7C" w:sz="4"/>
+          <w:right w:val="single" w:color="353A7C" w:sz="4"/>
+          <w:insideH w:val="single" w:color="353A7C" w:sz="4"/>
+          <w:insideV w:val="single" w:color="353A7C" w:sz="4"/>
+        </w:tblBorders>
+      </w:tblPr>
+      <w:tblGrid>
+        <w:gridCol w:w="9600"/>
+      </w:tblGrid>
+      <w:tr>
+        <w:tc>
+          <w:tcPr>
+            <w:tcW w:type="pct" w:w="5000"/>
+            <w:shd w:fill="F2F4FB" w:val="clear"/>
+            <w:tcMar>
+              <w:top w:type="dxa" w:w="50"/>
+              <w:left w:type="dxa" w:w="110"/>
+              <w:bottom w:type="dxa" w:w="50"/>
+              <w:right w:type="dxa" w:w="110"/>
+            </w:tcMar>
+          </w:tcPr>
+          <w:p>
+            <w:pPr>
+              <w:spacing w:before="30" w:after="30"/>
+            </w:pPr>
+            <w:r>
+              <w:rPr>
+                <w:b/>
+                <w:bCs/>
+                <w:color w:val="353A7C"/>
+                <w:sz w:val="19"/>
+                <w:szCs w:val="19"/>
+              </w:rPr>
+              <w:t xml:space="preserve">Final sales value, not NRV</w:t>
+            </w:r>
+          </w:p>
+        </w:tc>
+      </w:tr>
+    </w:tbl>
+    <w:p/>
+    <w:p>
+      <w:pPr>
+        <w:spacing w:before="44" w:after="14"/>
       </w:pPr>
       <w:r>
         <w:rPr>
@@ -7728,7 +8540,188 @@
           <w:sz w:val="18"/>
           <w:szCs w:val="18"/>
         </w:rPr>
-        <w:t xml:space="preserve">NRV and constant gross-margin methods, step by step</w:t>
+        <w:t xml:space="preserve">Summary 2</w:t>
+      </w:r>
+      <w:r>
+        <w:rPr>
+          <w:color w:val="6B7280"/>
+          <w:sz w:val="16"/>
+          <w:szCs w:val="16"/>
+        </w:rPr>
+        <w:t xml:space="preserve">      gaps 5–6</w:t>
+      </w:r>
+    </w:p>
+    <w:p>
+      <w:pPr>
+        <w:spacing w:before="20" w:after="20" w:line="360" w:lineRule="auto"/>
+        <w:ind w:left="200"/>
+      </w:pPr>
+      <w:r>
+        <w:rPr>
+          <w:sz w:val="19"/>
+          <w:szCs w:val="19"/>
+        </w:rPr>
+        <w:t xml:space="preserve">In the constant gross-margin method, apply the margin to final sales value, then </w:t>
+      </w:r>
+      <w:r>
+        <w:rPr>
+          <w:b/>
+          <w:bCs/>
+          <w:color w:val="8186EF"/>
+          <w:sz w:val="15"/>
+          <w:szCs w:val="15"/>
+        </w:rPr>
+        <w:t xml:space="preserve"> (5) </w:t>
+      </w:r>
+      <w:r>
+        <w:rPr>
+          <w:u w:val="single"/>
+          <w:sz w:val="19"/>
+          <w:szCs w:val="19"/>
+        </w:rPr>
+        <w:t xml:space="preserve">           </w:t>
+      </w:r>
+      <w:r>
+        <w:rPr>
+          <w:sz w:val="19"/>
+          <w:szCs w:val="19"/>
+        </w:rPr>
+        <w:t xml:space="preserve"> </w:t>
+      </w:r>
+      <w:r>
+        <w:rPr>
+          <w:sz w:val="19"/>
+          <w:szCs w:val="19"/>
+        </w:rPr>
+        <w:t xml:space="preserve"> separable costs. </w:t>
+      </w:r>
+      <w:r>
+        <w:rPr>
+          <w:sz w:val="19"/>
+          <w:szCs w:val="19"/>
+        </w:rPr>
+        <w:t xml:space="preserve"/>
+      </w:r>
+      <w:r>
+        <w:rPr>
+          <w:b/>
+          <w:bCs/>
+          <w:color w:val="8186EF"/>
+          <w:sz w:val="15"/>
+          <w:szCs w:val="15"/>
+        </w:rPr>
+        <w:t xml:space="preserve"> (6) </w:t>
+      </w:r>
+      <w:r>
+        <w:rPr>
+          <w:u w:val="single"/>
+          <w:sz w:val="19"/>
+          <w:szCs w:val="19"/>
+        </w:rPr>
+        <w:t xml:space="preserve">           </w:t>
+      </w:r>
+      <w:r>
+        <w:rPr>
+          <w:sz w:val="19"/>
+          <w:szCs w:val="19"/>
+        </w:rPr>
+        <w:t xml:space="preserve"> </w:t>
+      </w:r>
+      <w:r>
+        <w:rPr>
+          <w:sz w:val="19"/>
+          <w:szCs w:val="19"/>
+        </w:rPr>
+        <w:t xml:space="preserve"> it to NRV gives the wrong joint cost. </w:t>
+      </w:r>
+    </w:p>
+    <w:tbl>
+      <w:tblPr>
+        <w:tblW w:type="pct" w:w="100%"/>
+        <w:tblLayout w:type="fixed"/>
+        <w:tblBorders>
+          <w:top w:val="single" w:color="FBFAF6" w:sz="4"/>
+          <w:left w:val="single" w:color="FBFAF6" w:sz="4"/>
+          <w:bottom w:val="single" w:color="FBFAF6" w:sz="4"/>
+          <w:right w:val="single" w:color="FBFAF6" w:sz="4"/>
+          <w:insideH w:val="single" w:color="FBFAF6" w:sz="4"/>
+          <w:insideV w:val="single" w:color="FBFAF6" w:sz="4"/>
+        </w:tblBorders>
+      </w:tblPr>
+      <w:tblGrid>
+        <w:gridCol w:w="9600"/>
+      </w:tblGrid>
+      <w:tr>
+        <w:tc>
+          <w:tcPr>
+            <w:tcW w:type="pct" w:w="5000"/>
+            <w:shd w:fill="FBFAF6" w:val="clear"/>
+            <w:tcMar>
+              <w:top w:type="dxa" w:w="40"/>
+              <w:left w:type="dxa" w:w="100"/>
+              <w:bottom w:type="dxa" w:w="40"/>
+              <w:right w:type="dxa" w:w="100"/>
+            </w:tcMar>
+          </w:tcPr>
+          <w:p>
+            <w:pPr>
+              <w:spacing w:before="18" w:after="6"/>
+            </w:pPr>
+            <w:r>
+              <w:rPr>
+                <w:b/>
+                <w:bCs/>
+                <w:color w:val="6B7280"/>
+                <w:sz w:val="14"/>
+                <w:szCs w:val="14"/>
+              </w:rPr>
+              <w:t xml:space="preserve">word list</w:t>
+            </w:r>
+          </w:p>
+          <w:p>
+            <w:pPr>
+              <w:spacing w:before="0" w:after="18"/>
+            </w:pPr>
+            <w:r>
+              <w:rPr>
+                <w:b/>
+                <w:bCs/>
+                <w:color w:val="353A7C"/>
+                <w:sz w:val="16"/>
+                <w:szCs w:val="16"/>
+              </w:rPr>
+              <w:t xml:space="preserve">deduct   ·   Applying   ·   realizable</w:t>
+            </w:r>
+          </w:p>
+        </w:tc>
+      </w:tr>
+    </w:tbl>
+    <w:p/>
+    <w:p>
+      <w:pPr>
+        <w:pageBreakBefore w:val="true"/>
+        <w:spacing w:after="0"/>
+      </w:pPr>
+      <w:r>
+        <w:rPr>
+          <w:sz w:val="2"/>
+        </w:rPr>
+        <w:t xml:space="preserve"> </w:t>
+      </w:r>
+    </w:p>
+    <w:p>
+      <w:pPr>
+        <w:spacing w:before="44" w:after="10"/>
+      </w:pPr>
+      <w:r>
+        <w:rPr>
+          <w:b/>
+          <w:bCs/>
+          <w:color w:val="353A7C"/>
+          <w:sz w:val="18"/>
+          <w:szCs w:val="18"/>
+        </w:rPr>
+        <w:t xml:space="preserve">The English this section uses, and its Arabic</w:t>
       </w:r>
     </w:p>
     <w:p>
@@ -7741,7 +8734,7 @@
           <w:sz w:val="15"/>
           <w:szCs w:val="15"/>
         </w:rPr>
-        <w:t xml:space="preserve">The bars are drawn to scale.</w:t>
+        <w:t xml:space="preserve">Each term sits against what it means.</w:t>
       </w:r>
     </w:p>
     <w:p>
@@ -7752,7 +8745,7 @@
       <w:r>
         <w:drawing>
           <wp:inline distT="0" distB="0" distL="0" distR="0">
-            <wp:extent cx="5734050" cy="2248350"/>
+            <wp:extent cx="5734050" cy="2361525"/>
             <wp:effectExtent t="0" r="0" b="0" l="0"/>
             <wp:docPr id="1" name="" descr="" title=""/>
             <wp:cNvGraphicFramePr>
@@ -7777,7 +8770,7 @@
                   <pic:spPr bwMode="auto">
                     <a:xfrm>
                       <a:off x="0" y="0"/>
-                      <a:ext cx="5734050" cy="2248350"/>
+                      <a:ext cx="5734050" cy="2361525"/>
                     </a:xfrm>
                     <a:prstGeom prst="rect">
                       <a:avLst/>
@@ -7845,384 +8838,7 @@
                 <w:sz w:val="16"/>
                 <w:szCs w:val="16"/>
               </w:rPr>
-              <w:t xml:space="preserve">NRV at split-off   ·   sales method (by-products)   ·   Final sales value</w:t>
-            </w:r>
-          </w:p>
-        </w:tc>
-      </w:tr>
-    </w:tbl>
-    <w:p/>
-    <w:p>
-      <w:pPr>
-        <w:spacing w:before="20" w:after="20" w:line="360" w:lineRule="auto"/>
-        <w:ind w:left="200"/>
-      </w:pPr>
-      <w:r>
-        <w:rPr>
-          <w:sz w:val="19"/>
-          <w:szCs w:val="19"/>
-        </w:rPr>
-        <w:t xml:space="preserve">Each shares the same $1,300,000; they differ only in how much each product carries.</w:t>
-      </w:r>
-    </w:p>
-    <w:tbl>
-      <w:tblPr>
-        <w:tblW w:type="pct" w:w="100%"/>
-        <w:tblLayout w:type="fixed"/>
-        <w:tblBorders>
-          <w:top w:val="single" w:color="353A7C" w:sz="4"/>
-          <w:left w:val="single" w:color="353A7C" w:sz="4"/>
-          <w:bottom w:val="single" w:color="353A7C" w:sz="4"/>
-          <w:right w:val="single" w:color="353A7C" w:sz="4"/>
-          <w:insideH w:val="single" w:color="353A7C" w:sz="4"/>
-          <w:insideV w:val="single" w:color="353A7C" w:sz="4"/>
-        </w:tblBorders>
-      </w:tblPr>
-      <w:tblGrid>
-        <w:gridCol w:w="9600"/>
-      </w:tblGrid>
-      <w:tr>
-        <w:tc>
-          <w:tcPr>
-            <w:tcW w:type="pct" w:w="5000"/>
-            <w:shd w:fill="F2F4FB" w:val="clear"/>
-            <w:tcMar>
-              <w:top w:type="dxa" w:w="50"/>
-              <w:left w:type="dxa" w:w="110"/>
-              <w:bottom w:type="dxa" w:w="50"/>
-              <w:right w:type="dxa" w:w="110"/>
-            </w:tcMar>
-          </w:tcPr>
-          <w:p>
-            <w:pPr>
-              <w:spacing w:before="30" w:after="30"/>
-            </w:pPr>
-            <w:r>
-              <w:rPr>
-                <w:b/>
-                <w:bCs/>
-                <w:color w:val="353A7C"/>
-                <w:sz w:val="19"/>
-                <w:szCs w:val="19"/>
-              </w:rPr>
-              <w:t xml:space="preserve">Final sales value, not NRV</w:t>
-            </w:r>
-          </w:p>
-        </w:tc>
-      </w:tr>
-    </w:tbl>
-    <w:p/>
-    <w:p>
-      <w:pPr>
-        <w:spacing w:before="44" w:after="14"/>
-      </w:pPr>
-      <w:r>
-        <w:rPr>
-          <w:b/>
-          <w:bCs/>
-          <w:color w:val="353A7C"/>
-          <w:sz w:val="18"/>
-          <w:szCs w:val="18"/>
-        </w:rPr>
-        <w:t xml:space="preserve">Summary 2</w:t>
-      </w:r>
-      <w:r>
-        <w:rPr>
-          <w:color w:val="6B7280"/>
-          <w:sz w:val="16"/>
-          <w:szCs w:val="16"/>
-        </w:rPr>
-        <w:t xml:space="preserve">      gaps 8–9</w:t>
-      </w:r>
-    </w:p>
-    <w:p>
-      <w:pPr>
-        <w:spacing w:before="20" w:after="20" w:line="360" w:lineRule="auto"/>
-        <w:ind w:left="200"/>
-      </w:pPr>
-      <w:r>
-        <w:rPr>
-          <w:sz w:val="19"/>
-          <w:szCs w:val="19"/>
-        </w:rPr>
-        <w:t xml:space="preserve">In the constant </w:t>
-      </w:r>
-      <w:r>
-        <w:rPr>
-          <w:b/>
-          <w:bCs/>
-          <w:color w:val="8186EF"/>
-          <w:sz w:val="15"/>
-          <w:szCs w:val="15"/>
-        </w:rPr>
-        <w:t xml:space="preserve"> (8) </w:t>
-      </w:r>
-      <w:r>
-        <w:rPr>
-          <w:u w:val="single"/>
-          <w:sz w:val="19"/>
-          <w:szCs w:val="19"/>
-        </w:rPr>
-        <w:t xml:space="preserve">              </w:t>
-      </w:r>
-      <w:r>
-        <w:rPr>
-          <w:sz w:val="19"/>
-          <w:szCs w:val="19"/>
-        </w:rPr>
-        <w:t xml:space="preserve"> </w:t>
-      </w:r>
-      <w:r>
-        <w:rPr>
-          <w:sz w:val="19"/>
-          <w:szCs w:val="19"/>
-        </w:rPr>
-        <w:t xml:space="preserve"> method, apply the margin to final sales value, then deduct separable costs. </w:t>
-      </w:r>
-      <w:r>
-        <w:rPr>
-          <w:sz w:val="19"/>
-          <w:szCs w:val="19"/>
-        </w:rPr>
-        <w:t xml:space="preserve"/>
-      </w:r>
-      <w:r>
-        <w:rPr>
-          <w:b/>
-          <w:bCs/>
-          <w:color w:val="8186EF"/>
-          <w:sz w:val="15"/>
-          <w:szCs w:val="15"/>
-        </w:rPr>
-        <w:t xml:space="preserve"> (9) </w:t>
-      </w:r>
-      <w:r>
-        <w:rPr>
-          <w:u w:val="single"/>
-          <w:sz w:val="19"/>
-          <w:szCs w:val="19"/>
-        </w:rPr>
-        <w:t xml:space="preserve">           </w:t>
-      </w:r>
-      <w:r>
-        <w:rPr>
-          <w:sz w:val="19"/>
-          <w:szCs w:val="19"/>
-        </w:rPr>
-        <w:t xml:space="preserve"> </w:t>
-      </w:r>
-      <w:r>
-        <w:rPr>
-          <w:sz w:val="19"/>
-          <w:szCs w:val="19"/>
-        </w:rPr>
-        <w:t xml:space="preserve"> it to NRV gives the wrong joint cost. </w:t>
-      </w:r>
-    </w:p>
-    <w:tbl>
-      <w:tblPr>
-        <w:tblW w:type="pct" w:w="100%"/>
-        <w:tblLayout w:type="fixed"/>
-        <w:tblBorders>
-          <w:top w:val="single" w:color="FBFAF6" w:sz="4"/>
-          <w:left w:val="single" w:color="FBFAF6" w:sz="4"/>
-          <w:bottom w:val="single" w:color="FBFAF6" w:sz="4"/>
-          <w:right w:val="single" w:color="FBFAF6" w:sz="4"/>
-          <w:insideH w:val="single" w:color="FBFAF6" w:sz="4"/>
-          <w:insideV w:val="single" w:color="FBFAF6" w:sz="4"/>
-        </w:tblBorders>
-      </w:tblPr>
-      <w:tblGrid>
-        <w:gridCol w:w="9600"/>
-      </w:tblGrid>
-      <w:tr>
-        <w:tc>
-          <w:tcPr>
-            <w:tcW w:type="pct" w:w="5000"/>
-            <w:shd w:fill="FBFAF6" w:val="clear"/>
-            <w:tcMar>
-              <w:top w:type="dxa" w:w="40"/>
-              <w:left w:type="dxa" w:w="100"/>
-              <w:bottom w:type="dxa" w:w="40"/>
-              <w:right w:type="dxa" w:w="100"/>
-            </w:tcMar>
-          </w:tcPr>
-          <w:p>
-            <w:pPr>
-              <w:spacing w:before="18" w:after="6"/>
-            </w:pPr>
-            <w:r>
-              <w:rPr>
-                <w:b/>
-                <w:bCs/>
-                <w:color w:val="6B7280"/>
-                <w:sz w:val="14"/>
-                <w:szCs w:val="14"/>
-              </w:rPr>
-              <w:t xml:space="preserve">word list</w:t>
-            </w:r>
-          </w:p>
-          <w:p>
-            <w:pPr>
-              <w:spacing w:before="0" w:after="18"/>
-            </w:pPr>
-            <w:r>
-              <w:rPr>
-                <w:b/>
-                <w:bCs/>
-                <w:color w:val="353A7C"/>
-                <w:sz w:val="16"/>
-                <w:szCs w:val="16"/>
-              </w:rPr>
-              <w:t xml:space="preserve">gross-margin   ·   Applying   ·   product's</w:t>
-            </w:r>
-          </w:p>
-        </w:tc>
-      </w:tr>
-    </w:tbl>
-    <w:p/>
-    <w:p>
-      <w:pPr>
-        <w:pageBreakBefore w:val="true"/>
-        <w:spacing w:after="0"/>
-      </w:pPr>
-      <w:r>
-        <w:rPr>
-          <w:sz w:val="2"/>
-        </w:rPr>
-        <w:t xml:space="preserve"> </w:t>
-      </w:r>
-    </w:p>
-    <w:p>
-      <w:pPr>
-        <w:spacing w:before="44" w:after="10"/>
-      </w:pPr>
-      <w:r>
-        <w:rPr>
-          <w:b/>
-          <w:bCs/>
-          <w:color w:val="353A7C"/>
-          <w:sz w:val="18"/>
-          <w:szCs w:val="18"/>
-        </w:rPr>
-        <w:t xml:space="preserve">The English this section uses, and its Arabic</w:t>
-      </w:r>
-    </w:p>
-    <w:p>
-      <w:pPr>
-        <w:spacing w:before="0" w:after="12"/>
-      </w:pPr>
-      <w:r>
-        <w:rPr>
-          <w:color w:val="6B7280"/>
-          <w:sz w:val="15"/>
-          <w:szCs w:val="15"/>
-        </w:rPr>
-        <w:t xml:space="preserve">Each term sits against what it means.</w:t>
-      </w:r>
-    </w:p>
-    <w:p>
-      <w:pPr>
-        <w:spacing w:after="40" w:before="90"/>
-        <w:jc w:val="center"/>
-      </w:pPr>
-      <w:r>
-        <w:drawing>
-          <wp:inline distT="0" distB="0" distL="0" distR="0">
-            <wp:extent cx="5734050" cy="2361525"/>
-            <wp:effectExtent t="0" r="0" b="0" l="0"/>
-            <wp:docPr id="1" name="" descr="" title=""/>
-            <wp:cNvGraphicFramePr>
-              <a:graphicFrameLocks xmlns:a="http://schemas.openxmlformats.org/drawingml/2006/main" noChangeAspect="1"/>
-            </wp:cNvGraphicFramePr>
-            <a:graphic xmlns:a="http://schemas.openxmlformats.org/drawingml/2006/main">
-              <a:graphicData uri="http://schemas.openxmlformats.org/drawingml/2006/picture">
-                <pic:pic xmlns:pic="http://schemas.openxmlformats.org/drawingml/2006/picture">
-                  <pic:nvPicPr>
-                    <pic:cNvPr id="0" name="" descr=""/>
-                    <pic:cNvPicPr>
-                      <a:picLocks noChangeAspect="1" noChangeArrowheads="1"/>
-                    </pic:cNvPicPr>
-                  </pic:nvPicPr>
-                  <pic:blipFill>
-                    <a:blip r:embed="rId104" cstate="none"/>
-                    <a:srcRect/>
-                    <a:stretch>
-                      <a:fillRect/>
-                    </a:stretch>
-                  </pic:blipFill>
-                  <pic:spPr bwMode="auto">
-                    <a:xfrm>
-                      <a:off x="0" y="0"/>
-                      <a:ext cx="5734050" cy="2361525"/>
-                    </a:xfrm>
-                    <a:prstGeom prst="rect">
-                      <a:avLst/>
-                    </a:prstGeom>
-                  </pic:spPr>
-                </pic:pic>
-              </a:graphicData>
-            </a:graphic>
-          </wp:inline>
-        </w:drawing>
-      </w:r>
-    </w:p>
-    <w:tbl>
-      <w:tblPr>
-        <w:tblW w:type="pct" w:w="100%"/>
-        <w:tblLayout w:type="fixed"/>
-        <w:tblBorders>
-          <w:top w:val="single" w:color="FBFAF6" w:sz="4"/>
-          <w:left w:val="single" w:color="FBFAF6" w:sz="4"/>
-          <w:bottom w:val="single" w:color="FBFAF6" w:sz="4"/>
-          <w:right w:val="single" w:color="FBFAF6" w:sz="4"/>
-          <w:insideH w:val="single" w:color="FBFAF6" w:sz="4"/>
-          <w:insideV w:val="single" w:color="FBFAF6" w:sz="4"/>
-        </w:tblBorders>
-      </w:tblPr>
-      <w:tblGrid>
-        <w:gridCol w:w="9600"/>
-      </w:tblGrid>
-      <w:tr>
-        <w:tc>
-          <w:tcPr>
-            <w:tcW w:type="pct" w:w="5000"/>
-            <w:shd w:fill="FBFAF6" w:val="clear"/>
-            <w:tcMar>
-              <w:top w:type="dxa" w:w="40"/>
-              <w:left w:type="dxa" w:w="100"/>
-              <w:bottom w:type="dxa" w:w="40"/>
-              <w:right w:type="dxa" w:w="100"/>
-            </w:tcMar>
-          </w:tcPr>
-          <w:p>
-            <w:pPr>
-              <w:spacing w:before="18" w:after="6"/>
-            </w:pPr>
-            <w:r>
-              <w:rPr>
-                <w:b/>
-                <w:bCs/>
-                <w:color w:val="6B7280"/>
-                <w:sz w:val="14"/>
-                <w:szCs w:val="14"/>
-              </w:rPr>
-              <w:t xml:space="preserve">word list</w:t>
-            </w:r>
-          </w:p>
-          <w:p>
-            <w:pPr>
-              <w:spacing w:before="0" w:after="18"/>
-            </w:pPr>
-            <w:r>
-              <w:rPr>
-                <w:b/>
-                <w:bCs/>
-                <w:color w:val="353A7C"/>
-                <w:sz w:val="16"/>
-                <w:szCs w:val="16"/>
-              </w:rPr>
-              <w:t xml:space="preserve">physical measure method   ·   constant gross-margin percentage method   ·   separable costs</w:t>
+              <w:t xml:space="preserve">physical measure method   ·   constant gross-margin percentage method   ·   net realizable value method</w:t>
             </w:r>
           </w:p>
         </w:tc>
@@ -8531,7 +9147,7 @@
                 <w:sz w:val="16"/>
                 <w:szCs w:val="16"/>
               </w:rPr>
-              <w:t xml:space="preserve">realizable</w:t>
+              <w:t xml:space="preserve">product's</w:t>
             </w:r>
           </w:p>
         </w:tc>
@@ -8557,14 +9173,14 @@
                 <w:sz w:val="16"/>
                 <w:szCs w:val="16"/>
               </w:rPr>
-              <w:t xml:space="preserve">7  </w:t>
-            </w:r>
-            <w:r>
-              <w:rPr>
-                <w:sz w:val="16"/>
-                <w:szCs w:val="16"/>
-              </w:rPr>
-              <w:t xml:space="preserve">NRV at split-off</w:t>
+              <w:t xml:space="preserve">5  </w:t>
+            </w:r>
+            <w:r>
+              <w:rPr>
+                <w:sz w:val="16"/>
+                <w:szCs w:val="16"/>
+              </w:rPr>
+              <w:t xml:space="preserve">deduct</w:t>
             </w:r>
           </w:p>
         </w:tc>
@@ -8599,7 +9215,7 @@
                 <w:sz w:val="16"/>
                 <w:szCs w:val="16"/>
               </w:rPr>
-              <w:t xml:space="preserve">product's</w:t>
+              <w:t xml:space="preserve">market</w:t>
             </w:r>
           </w:p>
         </w:tc>
@@ -8625,14 +9241,14 @@
                 <w:sz w:val="16"/>
                 <w:szCs w:val="16"/>
               </w:rPr>
-              <w:t xml:space="preserve">8  </w:t>
-            </w:r>
-            <w:r>
-              <w:rPr>
-                <w:sz w:val="16"/>
-                <w:szCs w:val="16"/>
-              </w:rPr>
-              <w:t xml:space="preserve">gross-margin</w:t>
+              <w:t xml:space="preserve">6  </w:t>
+            </w:r>
+            <w:r>
+              <w:rPr>
+                <w:sz w:val="16"/>
+                <w:szCs w:val="16"/>
+              </w:rPr>
+              <w:t xml:space="preserve">Applying</w:t>
             </w:r>
           </w:p>
         </w:tc>
@@ -8667,7 +9283,7 @@
                 <w:sz w:val="16"/>
                 <w:szCs w:val="16"/>
               </w:rPr>
-              <w:t xml:space="preserve">split-off</w:t>
+              <w:t xml:space="preserve">Orontes's</w:t>
             </w:r>
           </w:p>
         </w:tc>
@@ -8693,14 +9309,14 @@
                 <w:sz w:val="16"/>
                 <w:szCs w:val="16"/>
               </w:rPr>
-              <w:t xml:space="preserve">9  </w:t>
-            </w:r>
-            <w:r>
-              <w:rPr>
-                <w:sz w:val="16"/>
-                <w:szCs w:val="16"/>
-              </w:rPr>
-              <w:t xml:space="preserve">Applying</w:t>
+              <w:t xml:space="preserve">7  </w:t>
+            </w:r>
+            <w:r>
+              <w:rPr>
+                <w:sz w:val="16"/>
+                <w:szCs w:val="16"/>
+              </w:rPr>
+              <w:t xml:space="preserve">net realizable value method</w:t>
             </w:r>
           </w:p>
         </w:tc>
@@ -8735,7 +9351,7 @@
                 <w:sz w:val="16"/>
                 <w:szCs w:val="16"/>
               </w:rPr>
-              <w:t xml:space="preserve">Orontes's</w:t>
+              <w:t xml:space="preserve">percentage</w:t>
             </w:r>
           </w:p>
         </w:tc>
@@ -8761,75 +9377,7 @@
                 <w:sz w:val="16"/>
                 <w:szCs w:val="16"/>
               </w:rPr>
-              <w:t xml:space="preserve">10  </w:t>
-            </w:r>
-            <w:r>
-              <w:rPr>
-                <w:sz w:val="16"/>
-                <w:szCs w:val="16"/>
-              </w:rPr>
-              <w:t xml:space="preserve">separable costs</w:t>
-            </w:r>
-          </w:p>
-        </w:tc>
-      </w:tr>
-      <w:tr>
-        <w:tc>
-          <w:tcPr>
-            <w:tcW w:type="pct" w:w="2500"/>
-            <w:tcMar>
-              <w:top w:type="dxa" w:w="20"/>
-              <w:left w:type="dxa" w:w="80"/>
-              <w:bottom w:type="dxa" w:w="20"/>
-              <w:right w:type="dxa" w:w="80"/>
-            </w:tcMar>
-          </w:tcPr>
-          <w:p>
-            <w:pPr>
-              <w:spacing w:before="12" w:after="12"/>
-            </w:pPr>
-            <w:r>
-              <w:rPr>
-                <w:b/>
-                <w:bCs/>
-                <w:color w:val="8186EF"/>
-                <w:sz w:val="16"/>
-                <w:szCs w:val="16"/>
-              </w:rPr>
-              <w:t xml:space="preserve">5  </w:t>
-            </w:r>
-            <w:r>
-              <w:rPr>
-                <w:sz w:val="16"/>
-                <w:szCs w:val="16"/>
-              </w:rPr>
-              <w:t xml:space="preserve">gross-margin</w:t>
-            </w:r>
-          </w:p>
-        </w:tc>
-        <w:tc>
-          <w:tcPr>
-            <w:tcW w:type="pct" w:w="2500"/>
-            <w:tcMar>
-              <w:top w:type="dxa" w:w="20"/>
-              <w:left w:type="dxa" w:w="80"/>
-              <w:bottom w:type="dxa" w:w="20"/>
-              <w:right w:type="dxa" w:w="80"/>
-            </w:tcMar>
-          </w:tcPr>
-          <w:p>
-            <w:pPr>
-              <w:spacing w:before="12" w:after="12"/>
-            </w:pPr>
-            <w:r>
-              <w:rPr>
-                <w:b/>
-                <w:bCs/>
-                <w:color w:val="8186EF"/>
-                <w:sz w:val="16"/>
-                <w:szCs w:val="16"/>
-              </w:rPr>
-              <w:t xml:space="preserve">11  </w:t>
+              <w:t xml:space="preserve">8  </w:t>
             </w:r>
             <w:r>
               <w:rPr>
@@ -8837,64 +9385,6 @@
                 <w:szCs w:val="16"/>
               </w:rPr>
               <w:t xml:space="preserve">constant gross-margin percentage method</w:t>
-            </w:r>
-          </w:p>
-        </w:tc>
-      </w:tr>
-      <w:tr>
-        <w:tc>
-          <w:tcPr>
-            <w:tcW w:type="pct" w:w="2500"/>
-            <w:tcMar>
-              <w:top w:type="dxa" w:w="20"/>
-              <w:left w:type="dxa" w:w="80"/>
-              <w:bottom w:type="dxa" w:w="20"/>
-              <w:right w:type="dxa" w:w="80"/>
-            </w:tcMar>
-          </w:tcPr>
-          <w:p>
-            <w:pPr>
-              <w:spacing w:before="12" w:after="12"/>
-            </w:pPr>
-            <w:r>
-              <w:rPr>
-                <w:b/>
-                <w:bCs/>
-                <w:color w:val="8186EF"/>
-                <w:sz w:val="16"/>
-                <w:szCs w:val="16"/>
-              </w:rPr>
-              <w:t xml:space="preserve">6  </w:t>
-            </w:r>
-            <w:r>
-              <w:rPr>
-                <w:sz w:val="16"/>
-                <w:szCs w:val="16"/>
-              </w:rPr>
-              <w:t xml:space="preserve">Final sales value</w:t>
-            </w:r>
-          </w:p>
-        </w:tc>
-        <w:tc>
-          <w:tcPr>
-            <w:tcW w:type="pct" w:w="2500"/>
-            <w:tcMar>
-              <w:top w:type="dxa" w:w="20"/>
-              <w:left w:type="dxa" w:w="80"/>
-              <w:bottom w:type="dxa" w:w="20"/>
-              <w:right w:type="dxa" w:w="80"/>
-            </w:tcMar>
-          </w:tcPr>
-          <w:p>
-            <w:pPr>
-              <w:spacing w:before="24" w:after="24"/>
-            </w:pPr>
-            <w:r>
-              <w:rPr>
-                <w:sz w:val="16"/>
-                <w:szCs w:val="16"/>
-              </w:rPr>
-              <w:t xml:space="preserve"/>
             </w:r>
           </w:p>
         </w:tc>
@@ -9097,7 +9587,7 @@
       <w:r>
         <w:drawing>
           <wp:inline distT="0" distB="0" distL="0" distR="0">
-            <wp:extent cx="5734050" cy="1644775"/>
+            <wp:extent cx="5734050" cy="2444525"/>
             <wp:effectExtent t="0" r="0" b="0" l="0"/>
             <wp:docPr id="1" name="" descr="" title=""/>
             <wp:cNvGraphicFramePr>
@@ -9113,7 +9603,7 @@
                     </pic:cNvPicPr>
                   </pic:nvPicPr>
                   <pic:blipFill>
-                    <a:blip r:embed="rId105" cstate="none"/>
+                    <a:blip r:embed="rId104" cstate="none"/>
                     <a:srcRect/>
                     <a:stretch>
                       <a:fillRect/>
@@ -9122,7 +9612,7 @@
                   <pic:spPr bwMode="auto">
                     <a:xfrm>
                       <a:off x="0" y="0"/>
-                      <a:ext cx="5734050" cy="1644775"/>
+                      <a:ext cx="5734050" cy="2444525"/>
                     </a:xfrm>
                     <a:prstGeom prst="rect">
                       <a:avLst/>
@@ -9190,7 +9680,7 @@
                 <w:sz w:val="16"/>
                 <w:szCs w:val="16"/>
               </w:rPr>
-              <w:t xml:space="preserve">net realizable value method   ·   Sales value at split-off</w:t>
+              <w:t xml:space="preserve">split-off point   ·   Physical measure</w:t>
             </w:r>
           </w:p>
         </w:tc>
@@ -9689,77 +10179,6 @@
         <w:tc>
           <w:tcPr>
             <w:tcW w:type="pct" w:w="2200"/>
-            <w:tcMar>
-              <w:top w:type="dxa" w:w="50"/>
-              <w:left w:type="dxa" w:w="110"/>
-              <w:bottom w:type="dxa" w:w="50"/>
-              <w:right w:type="dxa" w:w="110"/>
-            </w:tcMar>
-          </w:tcPr>
-          <w:p>
-            <w:pPr>
-              <w:spacing w:before="28" w:after="28"/>
-            </w:pPr>
-            <w:r>
-              <w:rPr>
-                <w:sz w:val="15"/>
-                <w:szCs w:val="15"/>
-              </w:rPr>
-              <w:t xml:space="preserve">Sales value if processed further</w:t>
-            </w:r>
-          </w:p>
-        </w:tc>
-        <w:tc>
-          <w:tcPr>
-            <w:tcW w:type="pct" w:w="1467"/>
-            <w:tcMar>
-              <w:top w:type="dxa" w:w="50"/>
-              <w:left w:type="dxa" w:w="110"/>
-              <w:bottom w:type="dxa" w:w="50"/>
-              <w:right w:type="dxa" w:w="110"/>
-            </w:tcMar>
-          </w:tcPr>
-          <w:p>
-            <w:pPr>
-              <w:spacing w:before="28" w:after="28"/>
-            </w:pPr>
-            <w:r>
-              <w:rPr>
-                <w:sz w:val="15"/>
-                <w:szCs w:val="15"/>
-              </w:rPr>
-              <w:t xml:space="preserve">2,080,000</w:t>
-            </w:r>
-          </w:p>
-        </w:tc>
-        <w:tc>
-          <w:tcPr>
-            <w:tcW w:type="pct" w:w="1333"/>
-            <w:tcMar>
-              <w:top w:type="dxa" w:w="50"/>
-              <w:left w:type="dxa" w:w="110"/>
-              <w:bottom w:type="dxa" w:w="50"/>
-              <w:right w:type="dxa" w:w="110"/>
-            </w:tcMar>
-          </w:tcPr>
-          <w:p>
-            <w:pPr>
-              <w:spacing w:before="28" w:after="28"/>
-            </w:pPr>
-            <w:r>
-              <w:rPr>
-                <w:sz w:val="15"/>
-                <w:szCs w:val="15"/>
-              </w:rPr>
-              <w:t xml:space="preserve">420,000</w:t>
-            </w:r>
-          </w:p>
-        </w:tc>
-      </w:tr>
-      <w:tr>
-        <w:tc>
-          <w:tcPr>
-            <w:tcW w:type="pct" w:w="2200"/>
             <w:shd w:fill="FFFFFF" w:val="clear"/>
             <w:tcMar>
               <w:top w:type="dxa" w:w="50"/>
@@ -9787,6 +10206,78 @@
         <w:tc>
           <w:tcPr>
             <w:tcW w:type="pct" w:w="1467"/>
+            <w:tcMar>
+              <w:top w:type="dxa" w:w="50"/>
+              <w:left w:type="dxa" w:w="110"/>
+              <w:bottom w:type="dxa" w:w="50"/>
+              <w:right w:type="dxa" w:w="110"/>
+            </w:tcMar>
+          </w:tcPr>
+          <w:p>
+            <w:pPr>
+              <w:spacing w:before="28" w:after="28"/>
+            </w:pPr>
+            <w:r>
+              <w:rPr>
+                <w:sz w:val="15"/>
+                <w:szCs w:val="15"/>
+              </w:rPr>
+              <w:t xml:space="preserve">2,080,000</w:t>
+            </w:r>
+          </w:p>
+        </w:tc>
+        <w:tc>
+          <w:tcPr>
+            <w:tcW w:type="pct" w:w="1333"/>
+            <w:tcMar>
+              <w:top w:type="dxa" w:w="50"/>
+              <w:left w:type="dxa" w:w="110"/>
+              <w:bottom w:type="dxa" w:w="50"/>
+              <w:right w:type="dxa" w:w="110"/>
+            </w:tcMar>
+          </w:tcPr>
+          <w:p>
+            <w:pPr>
+              <w:spacing w:before="28" w:after="28"/>
+            </w:pPr>
+            <w:r>
+              <w:rPr>
+                <w:sz w:val="15"/>
+                <w:szCs w:val="15"/>
+              </w:rPr>
+              <w:t xml:space="preserve">420,000</w:t>
+            </w:r>
+          </w:p>
+        </w:tc>
+      </w:tr>
+      <w:tr>
+        <w:tc>
+          <w:tcPr>
+            <w:tcW w:type="pct" w:w="2200"/>
+            <w:shd w:fill="FBFAF6" w:val="clear"/>
+            <w:tcMar>
+              <w:top w:type="dxa" w:w="50"/>
+              <w:left w:type="dxa" w:w="110"/>
+              <w:bottom w:type="dxa" w:w="50"/>
+              <w:right w:type="dxa" w:w="110"/>
+            </w:tcMar>
+          </w:tcPr>
+          <w:p>
+            <w:pPr>
+              <w:spacing w:before="28" w:after="28"/>
+            </w:pPr>
+            <w:r>
+              <w:rPr>
+                <w:sz w:val="15"/>
+                <w:szCs w:val="15"/>
+              </w:rPr>
+              <w:t xml:space="preserve">Sales value at split-off</w:t>
+            </w:r>
+          </w:p>
+        </w:tc>
+        <w:tc>
+          <w:tcPr>
+            <w:tcW w:type="pct" w:w="1467"/>
             <w:shd w:fill="FBFAF6" w:val="clear"/>
             <w:tcMar>
               <w:top w:type="dxa" w:w="50"/>
@@ -9900,6 +10391,80 @@
                 <w:szCs w:val="15"/>
               </w:rPr>
               <w:t xml:space="preserve">147,000</w:t>
+            </w:r>
+          </w:p>
+        </w:tc>
+      </w:tr>
+      <w:tr>
+        <w:tc>
+          <w:tcPr>
+            <w:tcW w:type="pct" w:w="2200"/>
+            <w:shd w:fill="FBFAF6" w:val="clear"/>
+            <w:tcMar>
+              <w:top w:type="dxa" w:w="50"/>
+              <w:left w:type="dxa" w:w="110"/>
+              <w:bottom w:type="dxa" w:w="50"/>
+              <w:right w:type="dxa" w:w="110"/>
+            </w:tcMar>
+          </w:tcPr>
+          <w:p>
+            <w:pPr>
+              <w:spacing w:before="28" w:after="28"/>
+            </w:pPr>
+            <w:r>
+              <w:rPr>
+                <w:sz w:val="15"/>
+                <w:szCs w:val="15"/>
+              </w:rPr>
+              <w:t xml:space="preserve">Separable (incremental) cost</w:t>
+            </w:r>
+          </w:p>
+        </w:tc>
+        <w:tc>
+          <w:tcPr>
+            <w:tcW w:type="pct" w:w="1467"/>
+            <w:shd w:fill="FBFAF6" w:val="clear"/>
+            <w:tcMar>
+              <w:top w:type="dxa" w:w="50"/>
+              <w:left w:type="dxa" w:w="110"/>
+              <w:bottom w:type="dxa" w:w="50"/>
+              <w:right w:type="dxa" w:w="110"/>
+            </w:tcMar>
+          </w:tcPr>
+          <w:p>
+            <w:pPr>
+              <w:spacing w:before="28" w:after="28"/>
+            </w:pPr>
+            <w:r>
+              <w:rPr>
+                <w:sz w:val="15"/>
+                <w:szCs w:val="15"/>
+              </w:rPr>
+              <w:t xml:space="preserve">(468,000)</w:t>
+            </w:r>
+          </w:p>
+        </w:tc>
+        <w:tc>
+          <w:tcPr>
+            <w:tcW w:type="pct" w:w="1333"/>
+            <w:shd w:fill="FBFAF6" w:val="clear"/>
+            <w:tcMar>
+              <w:top w:type="dxa" w:w="50"/>
+              <w:left w:type="dxa" w:w="110"/>
+              <w:bottom w:type="dxa" w:w="50"/>
+              <w:right w:type="dxa" w:w="110"/>
+            </w:tcMar>
+          </w:tcPr>
+          <w:p>
+            <w:pPr>
+              <w:spacing w:before="28" w:after="28"/>
+            </w:pPr>
+            <w:r>
+              <w:rPr>
+                <w:sz w:val="15"/>
+                <w:szCs w:val="15"/>
+              </w:rPr>
+              <w:t xml:space="preserve">(32,000)</w:t>
             </w:r>
           </w:p>
         </w:tc>
@@ -9929,83 +10494,6 @@
                 <w:szCs w:val="14"/>
               </w:rPr>
               <w:t xml:space="preserve">(10)</w:t>
-            </w:r>
-          </w:p>
-        </w:tc>
-        <w:tc>
-          <w:tcPr>
-            <w:tcW w:type="pct" w:w="1467"/>
-            <w:shd w:fill="FBFAF6" w:val="clear"/>
-            <w:tcMar>
-              <w:top w:type="dxa" w:w="50"/>
-              <w:left w:type="dxa" w:w="110"/>
-              <w:bottom w:type="dxa" w:w="50"/>
-              <w:right w:type="dxa" w:w="110"/>
-            </w:tcMar>
-          </w:tcPr>
-          <w:p>
-            <w:pPr>
-              <w:spacing w:before="28" w:after="28"/>
-            </w:pPr>
-            <w:r>
-              <w:rPr>
-                <w:sz w:val="15"/>
-                <w:szCs w:val="15"/>
-              </w:rPr>
-              <w:t xml:space="preserve">(468,000)</w:t>
-            </w:r>
-          </w:p>
-        </w:tc>
-        <w:tc>
-          <w:tcPr>
-            <w:tcW w:type="pct" w:w="1333"/>
-            <w:shd w:fill="FBFAF6" w:val="clear"/>
-            <w:tcMar>
-              <w:top w:type="dxa" w:w="50"/>
-              <w:left w:type="dxa" w:w="110"/>
-              <w:bottom w:type="dxa" w:w="50"/>
-              <w:right w:type="dxa" w:w="110"/>
-            </w:tcMar>
-          </w:tcPr>
-          <w:p>
-            <w:pPr>
-              <w:spacing w:before="28" w:after="28"/>
-            </w:pPr>
-            <w:r>
-              <w:rPr>
-                <w:sz w:val="15"/>
-                <w:szCs w:val="15"/>
-              </w:rPr>
-              <w:t xml:space="preserve">(32,000)</w:t>
-            </w:r>
-          </w:p>
-        </w:tc>
-      </w:tr>
-      <w:tr>
-        <w:tc>
-          <w:tcPr>
-            <w:tcW w:type="pct" w:w="2200"/>
-            <w:shd w:fill="FFFFFF" w:val="clear"/>
-            <w:tcMar>
-              <w:top w:type="dxa" w:w="50"/>
-              <w:left w:type="dxa" w:w="110"/>
-              <w:bottom w:type="dxa" w:w="50"/>
-              <w:right w:type="dxa" w:w="110"/>
-            </w:tcMar>
-          </w:tcPr>
-          <w:p>
-            <w:pPr>
-              <w:spacing w:before="46" w:after="46"/>
-            </w:pPr>
-            <w:r>
-              <w:rPr>
-                <w:b/>
-                <w:bCs/>
-                <w:color w:val="8186EF"/>
-                <w:sz w:val="14"/>
-                <w:szCs w:val="14"/>
-              </w:rPr>
-              <w:t xml:space="preserve">(11)</w:t>
             </w:r>
           </w:p>
         </w:tc>
@@ -10187,7 +10675,7 @@
                 <w:sz w:val="16"/>
                 <w:szCs w:val="16"/>
               </w:rPr>
-              <w:t xml:space="preserve">Separable (incremental) cost   ·   Sales value at split-off   ·   physical measure method   ·   Gain from processing further</w:t>
+              <w:t xml:space="preserve">Sales value at split-off   ·   Sales value if processed further   ·   Gain from processing further</w:t>
             </w:r>
           </w:p>
         </w:tc>
@@ -10258,7 +10746,7 @@
                     </pic:cNvPicPr>
                   </pic:nvPicPr>
                   <pic:blipFill>
-                    <a:blip r:embed="rId106" cstate="none"/>
+                    <a:blip r:embed="rId105" cstate="none"/>
                     <a:srcRect/>
                     <a:stretch>
                       <a:fillRect/>
@@ -10592,7 +11080,7 @@
                 <w:sz w:val="16"/>
                 <w:szCs w:val="16"/>
               </w:rPr>
-              <w:t xml:space="preserve">Sales value at split-off</w:t>
+              <w:t xml:space="preserve">Physical measure</w:t>
             </w:r>
           </w:p>
         </w:tc>
@@ -10618,14 +11106,14 @@
                 <w:sz w:val="16"/>
                 <w:szCs w:val="16"/>
               </w:rPr>
-              <w:t xml:space="preserve">8  </w:t>
-            </w:r>
-            <w:r>
-              <w:rPr>
-                <w:sz w:val="16"/>
-                <w:szCs w:val="16"/>
-              </w:rPr>
-              <w:t xml:space="preserve">allocation</w:t>
+              <w:t xml:space="preserve">7  </w:t>
+            </w:r>
+            <w:r>
+              <w:rPr>
+                <w:sz w:val="16"/>
+                <w:szCs w:val="16"/>
+              </w:rPr>
+              <w:t xml:space="preserve">differences</w:t>
             </w:r>
           </w:p>
         </w:tc>
@@ -10686,14 +11174,14 @@
                 <w:sz w:val="16"/>
                 <w:szCs w:val="16"/>
               </w:rPr>
-              <w:t xml:space="preserve">9  </w:t>
-            </w:r>
-            <w:r>
-              <w:rPr>
-                <w:sz w:val="16"/>
-                <w:szCs w:val="16"/>
-              </w:rPr>
-              <w:t xml:space="preserve">Sales value at split-off</w:t>
+              <w:t xml:space="preserve">8  </w:t>
+            </w:r>
+            <w:r>
+              <w:rPr>
+                <w:sz w:val="16"/>
+                <w:szCs w:val="16"/>
+              </w:rPr>
+              <w:t xml:space="preserve">allocation</w:t>
             </w:r>
           </w:p>
         </w:tc>
@@ -10754,14 +11242,14 @@
                 <w:sz w:val="16"/>
                 <w:szCs w:val="16"/>
               </w:rPr>
-              <w:t xml:space="preserve">10  </w:t>
-            </w:r>
-            <w:r>
-              <w:rPr>
-                <w:sz w:val="16"/>
-                <w:szCs w:val="16"/>
-              </w:rPr>
-              <w:t xml:space="preserve">Separable (incremental) cost</w:t>
+              <w:t xml:space="preserve">9  </w:t>
+            </w:r>
+            <w:r>
+              <w:rPr>
+                <w:sz w:val="16"/>
+                <w:szCs w:val="16"/>
+              </w:rPr>
+              <w:t xml:space="preserve">Sales value if processed further</w:t>
             </w:r>
           </w:p>
         </w:tc>
@@ -10822,7 +11310,7 @@
                 <w:sz w:val="16"/>
                 <w:szCs w:val="16"/>
               </w:rPr>
-              <w:t xml:space="preserve">11  </w:t>
+              <w:t xml:space="preserve">10  </w:t>
             </w:r>
             <w:r>
               <w:rPr>
@@ -10890,7 +11378,7 @@
                 <w:sz w:val="16"/>
                 <w:szCs w:val="16"/>
               </w:rPr>
-              <w:t xml:space="preserve">12  </w:t>
+              <w:t xml:space="preserve">11  </w:t>
             </w:r>
             <w:r>
               <w:rPr>
@@ -10958,7 +11446,7 @@
                 <w:sz w:val="16"/>
                 <w:szCs w:val="16"/>
               </w:rPr>
-              <w:t xml:space="preserve">13  </w:t>
+              <w:t xml:space="preserve">12  </w:t>
             </w:r>
             <w:r>
               <w:rPr>
@@ -10966,64 +11454,6 @@
                 <w:szCs w:val="16"/>
               </w:rPr>
               <w:t xml:space="preserve">sell-or-process-further decision</w:t>
-            </w:r>
-          </w:p>
-        </w:tc>
-      </w:tr>
-      <w:tr>
-        <w:tc>
-          <w:tcPr>
-            <w:tcW w:type="pct" w:w="2500"/>
-            <w:tcMar>
-              <w:top w:type="dxa" w:w="20"/>
-              <w:left w:type="dxa" w:w="80"/>
-              <w:bottom w:type="dxa" w:w="20"/>
-              <w:right w:type="dxa" w:w="80"/>
-            </w:tcMar>
-          </w:tcPr>
-          <w:p>
-            <w:pPr>
-              <w:spacing w:before="12" w:after="12"/>
-            </w:pPr>
-            <w:r>
-              <w:rPr>
-                <w:b/>
-                <w:bCs/>
-                <w:color w:val="8186EF"/>
-                <w:sz w:val="16"/>
-                <w:szCs w:val="16"/>
-              </w:rPr>
-              <w:t xml:space="preserve">7  </w:t>
-            </w:r>
-            <w:r>
-              <w:rPr>
-                <w:sz w:val="16"/>
-                <w:szCs w:val="16"/>
-              </w:rPr>
-              <w:t xml:space="preserve">differences</w:t>
-            </w:r>
-          </w:p>
-        </w:tc>
-        <w:tc>
-          <w:tcPr>
-            <w:tcW w:type="pct" w:w="2500"/>
-            <w:tcMar>
-              <w:top w:type="dxa" w:w="20"/>
-              <w:left w:type="dxa" w:w="80"/>
-              <w:bottom w:type="dxa" w:w="20"/>
-              <w:right w:type="dxa" w:w="80"/>
-            </w:tcMar>
-          </w:tcPr>
-          <w:p>
-            <w:pPr>
-              <w:spacing w:before="24" w:after="24"/>
-            </w:pPr>
-            <w:r>
-              <w:rPr>
-                <w:sz w:val="16"/>
-                <w:szCs w:val="16"/>
-              </w:rPr>
-              <w:t xml:space="preserve"/>
             </w:r>
           </w:p>
         </w:tc>
@@ -11173,7 +11603,7 @@
           <w:sz w:val="16"/>
           <w:szCs w:val="16"/>
         </w:rPr>
-        <w:t xml:space="preserve">      gaps 1–10</w:t>
+        <w:t xml:space="preserve">      gaps 1–8</w:t>
       </w:r>
     </w:p>
     <w:p>
@@ -11186,7 +11616,7 @@
           <w:sz w:val="19"/>
           <w:szCs w:val="19"/>
         </w:rPr>
-        <w:t xml:space="preserve">This example records the split-off of batch H-2711 twice, once for each </w:t>
+        <w:t xml:space="preserve">This example </w:t>
       </w:r>
       <w:r>
         <w:rPr>
@@ -11204,7 +11634,7 @@
           <w:sz w:val="19"/>
           <w:szCs w:val="19"/>
         </w:rPr>
-        <w:t xml:space="preserve">            </w:t>
+        <w:t xml:space="preserve">           </w:t>
       </w:r>
       <w:r>
         <w:rPr>
@@ -11218,7 +11648,7 @@
           <w:sz w:val="19"/>
           <w:szCs w:val="19"/>
         </w:rPr>
-        <w:t xml:space="preserve"> method, and </w:t>
+        <w:t xml:space="preserve"> the split-off of batch H-2711 twice, once for each by-product method, and </w:t>
       </w:r>
       <w:r>
         <w:rPr>
@@ -11360,7 +11790,14 @@
           <w:sz w:val="19"/>
           <w:szCs w:val="19"/>
         </w:rPr>
-        <w:t xml:space="preserve">: EVOO 130,000 liters; VOO 70,000 liters; pomace 400,000 kg at $0.30, with $20,000 of </w:t>
+        <w:t xml:space="preserve">: EVOO 130,000 liters; VOO 70,000 liters; pomace 400,000 kg at $0.30, with $20,000 of disposal costs. </w:t>
+      </w:r>
+      <w:r>
+        <w:rPr>
+          <w:sz w:val="19"/>
+          <w:szCs w:val="19"/>
+        </w:rPr>
+        <w:t xml:space="preserve"/>
       </w:r>
       <w:r>
         <w:rPr>
@@ -11392,14 +11829,14 @@
           <w:sz w:val="19"/>
           <w:szCs w:val="19"/>
         </w:rPr>
-        <w:t xml:space="preserve"> costs. </w:t>
-      </w:r>
-      <w:r>
-        <w:rPr>
-          <w:sz w:val="19"/>
-          <w:szCs w:val="19"/>
-        </w:rPr>
-        <w:t xml:space="preserve"/>
+        <w:t xml:space="preserve">: NRV method for the joint products; production method for pomace. </w:t>
+      </w:r>
+      <w:r>
+        <w:rPr>
+          <w:sz w:val="19"/>
+          <w:szCs w:val="19"/>
+        </w:rPr>
+        <w:t xml:space="preserve">Record the joint cost, split it at split-off under the production method, record the pomace sale, then </w:t>
       </w:r>
       <w:r>
         <w:rPr>
@@ -11431,7 +11868,21 @@
           <w:sz w:val="19"/>
           <w:szCs w:val="19"/>
         </w:rPr>
-        <w:t xml:space="preserve">: NRV method for the joint </w:t>
+        <w:t xml:space="preserve"> with the sales method and compare. </w:t>
+      </w:r>
+      <w:r>
+        <w:rPr>
+          <w:sz w:val="19"/>
+          <w:szCs w:val="19"/>
+        </w:rPr>
+        <w:t xml:space="preserve">Production method: net joint cost $1,300,000; EVOO $1,047,800; VOO $252,200. </w:t>
+      </w:r>
+      <w:r>
+        <w:rPr>
+          <w:sz w:val="19"/>
+          <w:szCs w:val="19"/>
+        </w:rPr>
+        <w:t xml:space="preserve">EVOO per liter: $1,047,800 ÷ 130,000 = $8.06, the </w:t>
       </w:r>
       <w:r>
         <w:rPr>
@@ -11442,91 +11893,6 @@
           <w:szCs w:val="15"/>
         </w:rPr>
         <w:t xml:space="preserve"> (8) </w:t>
-      </w:r>
-      <w:r>
-        <w:rPr>
-          <w:u w:val="single"/>
-          <w:sz w:val="19"/>
-          <w:szCs w:val="19"/>
-        </w:rPr>
-        <w:t xml:space="preserve">           </w:t>
-      </w:r>
-      <w:r>
-        <w:rPr>
-          <w:sz w:val="19"/>
-          <w:szCs w:val="19"/>
-        </w:rPr>
-        <w:t xml:space="preserve"> </w:t>
-      </w:r>
-      <w:r>
-        <w:rPr>
-          <w:sz w:val="19"/>
-          <w:szCs w:val="19"/>
-        </w:rPr>
-        <w:t xml:space="preserve">; production method for pomace. </w:t>
-      </w:r>
-      <w:r>
-        <w:rPr>
-          <w:sz w:val="19"/>
-          <w:szCs w:val="19"/>
-        </w:rPr>
-        <w:t xml:space="preserve">Record the joint cost, split it at split-off under the production method, record the pomace sale, then </w:t>
-      </w:r>
-      <w:r>
-        <w:rPr>
-          <w:b/>
-          <w:bCs/>
-          <w:color w:val="8186EF"/>
-          <w:sz w:val="15"/>
-          <w:szCs w:val="15"/>
-        </w:rPr>
-        <w:t xml:space="preserve"> (9) </w:t>
-      </w:r>
-      <w:r>
-        <w:rPr>
-          <w:u w:val="single"/>
-          <w:sz w:val="19"/>
-          <w:szCs w:val="19"/>
-        </w:rPr>
-        <w:t xml:space="preserve">           </w:t>
-      </w:r>
-      <w:r>
-        <w:rPr>
-          <w:sz w:val="19"/>
-          <w:szCs w:val="19"/>
-        </w:rPr>
-        <w:t xml:space="preserve"> </w:t>
-      </w:r>
-      <w:r>
-        <w:rPr>
-          <w:sz w:val="19"/>
-          <w:szCs w:val="19"/>
-        </w:rPr>
-        <w:t xml:space="preserve"> with the sales method and compare. </w:t>
-      </w:r>
-      <w:r>
-        <w:rPr>
-          <w:sz w:val="19"/>
-          <w:szCs w:val="19"/>
-        </w:rPr>
-        <w:t xml:space="preserve">Production method: net joint cost $1,300,000; EVOO $1,047,800; VOO $252,200. </w:t>
-      </w:r>
-      <w:r>
-        <w:rPr>
-          <w:sz w:val="19"/>
-          <w:szCs w:val="19"/>
-        </w:rPr>
-        <w:t xml:space="preserve">EVOO per liter: $1,047,800 ÷ 130,000 = $8.06, the </w:t>
-      </w:r>
-      <w:r>
-        <w:rPr>
-          <w:b/>
-          <w:bCs/>
-          <w:color w:val="8186EF"/>
-          <w:sz w:val="15"/>
-          <w:szCs w:val="15"/>
-        </w:rPr>
-        <w:t xml:space="preserve"> (10) </w:t>
       </w:r>
       <w:r>
         <w:rPr>
@@ -11613,7 +11979,7 @@
                 <w:sz w:val="16"/>
                 <w:szCs w:val="16"/>
               </w:rPr>
-              <w:t xml:space="preserve">disposal   ·   entries   ·   products   ·   transferred-in   ·   Outputs   ·   by-product   ·   Policy   ·   allocations   ·   repeat   ·   results   ·   compares</w:t>
+              <w:t xml:space="preserve">repeat   ·   entries   ·   allocations   ·   Policy   ·   records   ·   transferred-in   ·   Outputs   ·   split-off   ·   compares</w:t>
             </w:r>
           </w:p>
         </w:tc>
@@ -11921,7 +12287,7 @@
                 <w:sz w:val="14"/>
                 <w:szCs w:val="14"/>
               </w:rPr>
-              <w:t xml:space="preserve">(11)</w:t>
+              <w:t xml:space="preserve">(9)</w:t>
             </w:r>
           </w:p>
         </w:tc>
@@ -12021,7 +12387,7 @@
                 <w:sz w:val="14"/>
                 <w:szCs w:val="14"/>
               </w:rPr>
-              <w:t xml:space="preserve">(12)</w:t>
+              <w:t xml:space="preserve">(10)</w:t>
             </w:r>
           </w:p>
         </w:tc>
@@ -12217,7 +12583,7 @@
                 <w:sz w:val="14"/>
                 <w:szCs w:val="14"/>
               </w:rPr>
-              <w:t xml:space="preserve">(13)</w:t>
+              <w:t xml:space="preserve">(11)</w:t>
             </w:r>
           </w:p>
         </w:tc>
@@ -12508,7 +12874,7 @@
                 <w:sz w:val="14"/>
                 <w:szCs w:val="14"/>
               </w:rPr>
-              <w:t xml:space="preserve">(14)</w:t>
+              <w:t xml:space="preserve">(12)</w:t>
             </w:r>
           </w:p>
         </w:tc>
@@ -12608,7 +12974,7 @@
                 <w:sz w:val="14"/>
                 <w:szCs w:val="14"/>
               </w:rPr>
-              <w:t xml:space="preserve">(15)</w:t>
+              <w:t xml:space="preserve">(13)</w:t>
             </w:r>
           </w:p>
         </w:tc>
@@ -12899,7 +13265,7 @@
                 <w:sz w:val="14"/>
                 <w:szCs w:val="14"/>
               </w:rPr>
-              <w:t xml:space="preserve">(16)</w:t>
+              <w:t xml:space="preserve">(14)</w:t>
             </w:r>
           </w:p>
         </w:tc>
@@ -13009,7 +13375,7 @@
                 <w:sz w:val="16"/>
                 <w:szCs w:val="16"/>
               </w:rPr>
-              <w:t xml:space="preserve">Accounts Receivable   ·   Cash   ·   Pomace (By-product) Inventory   ·   Totals   ·   Raw Materials Inventory   ·   WIP - Crushing   ·   Wages Payable</w:t>
+              <w:t xml:space="preserve">Accounts Receivable   ·   Account (detail)   ·   Pomace (By-product) Inventory   ·   Totals   ·   Raw Materials Inventory   ·   WIP - Crushing   ·   Wages Payable</w:t>
             </w:r>
           </w:p>
         </w:tc>
@@ -13329,7 +13695,7 @@
                 <w:sz w:val="14"/>
                 <w:szCs w:val="14"/>
               </w:rPr>
-              <w:t xml:space="preserve">(17)</w:t>
+              <w:t xml:space="preserve">(15)</w:t>
             </w:r>
           </w:p>
         </w:tc>
@@ -13524,7 +13890,7 @@
                 <w:sz w:val="14"/>
                 <w:szCs w:val="14"/>
               </w:rPr>
-              <w:t xml:space="preserve">(18)</w:t>
+              <w:t xml:space="preserve">(16)</w:t>
             </w:r>
           </w:p>
         </w:tc>
@@ -13624,7 +13990,7 @@
                 <w:sz w:val="14"/>
                 <w:szCs w:val="14"/>
               </w:rPr>
-              <w:t xml:space="preserve">(19)</w:t>
+              <w:t xml:space="preserve">(17)</w:t>
             </w:r>
           </w:p>
         </w:tc>
@@ -14012,7 +14378,7 @@
                 <w:sz w:val="14"/>
                 <w:szCs w:val="14"/>
               </w:rPr>
-              <w:t xml:space="preserve">(20)</w:t>
+              <w:t xml:space="preserve">(18)</w:t>
             </w:r>
           </w:p>
         </w:tc>
@@ -14111,7 +14477,7 @@
                 <w:sz w:val="14"/>
                 <w:szCs w:val="14"/>
               </w:rPr>
-              <w:t xml:space="preserve">(21)</w:t>
+              <w:t xml:space="preserve">(19)</w:t>
             </w:r>
           </w:p>
         </w:tc>
@@ -14315,7 +14681,7 @@
                 <w:sz w:val="16"/>
                 <w:szCs w:val="16"/>
               </w:rPr>
-              <w:t xml:space="preserve">Raw Materials Inventory   ·   WIP - Bottling   ·   Other Income - By-product   ·   physical measure method   ·   Manufacturing Overhead Applied   ·   Cash</w:t>
+              <w:t xml:space="preserve">Raw Materials Inventory   ·   WIP - Bottling   ·   Other Income - By-product   ·   WIP - Crushing   ·   Manufacturing Overhead Applied   ·   Cash</w:t>
             </w:r>
           </w:p>
         </w:tc>
@@ -14342,7 +14708,7 @@
           <w:sz w:val="16"/>
           <w:szCs w:val="16"/>
         </w:rPr>
-        <w:t xml:space="preserve">      gaps 22–23</w:t>
+        <w:t xml:space="preserve">      gaps 20–21</w:t>
       </w:r>
     </w:p>
     <w:p>
@@ -14365,7 +14731,7 @@
           <w:sz w:val="15"/>
           <w:szCs w:val="15"/>
         </w:rPr>
-        <w:t xml:space="preserve"> (22) </w:t>
+        <w:t xml:space="preserve"> (20) </w:t>
       </w:r>
       <w:r>
         <w:rPr>
@@ -14397,7 +14763,7 @@
           <w:sz w:val="15"/>
           <w:szCs w:val="15"/>
         </w:rPr>
-        <w:t xml:space="preserve"> (23) </w:t>
+        <w:t xml:space="preserve"> (21) </w:t>
       </w:r>
       <w:r>
         <w:rPr>
@@ -14717,7 +15083,7 @@
                 <w:sz w:val="14"/>
                 <w:szCs w:val="14"/>
               </w:rPr>
-              <w:t xml:space="preserve">(24)</w:t>
+              <w:t xml:space="preserve">(22)</w:t>
             </w:r>
           </w:p>
         </w:tc>
@@ -14865,7 +15231,7 @@
                 <w:sz w:val="14"/>
                 <w:szCs w:val="14"/>
               </w:rPr>
-              <w:t xml:space="preserve">(25)</w:t>
+              <w:t xml:space="preserve">(23)</w:t>
             </w:r>
           </w:p>
         </w:tc>
@@ -14942,7 +15308,7 @@
                 <w:sz w:val="14"/>
                 <w:szCs w:val="14"/>
               </w:rPr>
-              <w:t xml:space="preserve">(26)</w:t>
+              <w:t xml:space="preserve">(24)</w:t>
             </w:r>
           </w:p>
         </w:tc>
@@ -15196,7 +15562,7 @@
           <w:sz w:val="16"/>
           <w:szCs w:val="16"/>
         </w:rPr>
-        <w:t xml:space="preserve">      gaps 27–30</w:t>
+        <w:t xml:space="preserve">      gaps 25–28</w:t>
       </w:r>
     </w:p>
     <w:p>
@@ -15209,7 +15575,7 @@
           <w:sz w:val="19"/>
           <w:szCs w:val="19"/>
         </w:rPr>
-        <w:t xml:space="preserve">Expect a joint cost, two or three </w:t>
+        <w:t xml:space="preserve">Expect a joint cost, two or three products with </w:t>
       </w:r>
       <w:r>
         <w:rPr>
@@ -15219,7 +15585,7 @@
           <w:sz w:val="15"/>
           <w:szCs w:val="15"/>
         </w:rPr>
-        <w:t xml:space="preserve"> (27) </w:t>
+        <w:t xml:space="preserve"> (25) </w:t>
       </w:r>
       <w:r>
         <w:rPr>
@@ -15241,7 +15607,7 @@
           <w:sz w:val="19"/>
           <w:szCs w:val="19"/>
         </w:rPr>
-        <w:t xml:space="preserve"> with volumes and prices, and </w:t>
+        <w:t xml:space="preserve"> and prices, and </w:t>
       </w:r>
       <w:r>
         <w:rPr>
@@ -15251,7 +15617,7 @@
           <w:sz w:val="15"/>
           <w:szCs w:val="15"/>
         </w:rPr>
-        <w:t xml:space="preserve"> (28) </w:t>
+        <w:t xml:space="preserve"> (26) </w:t>
       </w:r>
       <w:r>
         <w:rPr>
@@ -15290,7 +15656,7 @@
           <w:sz w:val="15"/>
           <w:szCs w:val="15"/>
         </w:rPr>
-        <w:t xml:space="preserve"> (29) </w:t>
+        <w:t xml:space="preserve"> (27) </w:t>
       </w:r>
       <w:r>
         <w:rPr>
@@ -15312,7 +15678,14 @@
           <w:sz w:val="19"/>
           <w:szCs w:val="19"/>
         </w:rPr>
-        <w:t xml:space="preserve"> the by-product NRV first if the </w:t>
+        <w:t xml:space="preserve"> the by-product NRV first if the production method is used. </w:t>
+      </w:r>
+      <w:r>
+        <w:rPr>
+          <w:sz w:val="19"/>
+          <w:szCs w:val="19"/>
+        </w:rPr>
+        <w:t xml:space="preserve">Then build the base for the method asked, and never include joint costs in a </w:t>
       </w:r>
       <w:r>
         <w:rPr>
@@ -15322,7 +15695,7 @@
           <w:sz w:val="15"/>
           <w:szCs w:val="15"/>
         </w:rPr>
-        <w:t xml:space="preserve"> (30) </w:t>
+        <w:t xml:space="preserve"> (28) </w:t>
       </w:r>
       <w:r>
         <w:rPr>
@@ -15330,7 +15703,7 @@
           <w:sz w:val="19"/>
           <w:szCs w:val="19"/>
         </w:rPr>
-        <w:t xml:space="preserve">            </w:t>
+        <w:t xml:space="preserve">                 </w:t>
       </w:r>
       <w:r>
         <w:rPr>
@@ -15344,14 +15717,7 @@
           <w:sz w:val="19"/>
           <w:szCs w:val="19"/>
         </w:rPr>
-        <w:t xml:space="preserve"> method is used. </w:t>
-      </w:r>
-      <w:r>
-        <w:rPr>
-          <w:sz w:val="19"/>
-          <w:szCs w:val="19"/>
-        </w:rPr>
-        <w:t xml:space="preserve">Then build the base for the method asked, and never include joint costs in a process-further decision. </w:t>
+        <w:t xml:space="preserve"> decision. </w:t>
       </w:r>
     </w:p>
     <w:tbl>
@@ -15409,7 +15775,7 @@
                 <w:sz w:val="16"/>
                 <w:szCs w:val="16"/>
               </w:rPr>
-              <w:t xml:space="preserve">sometimes   ·   Deduct   ·   production   ·   products   ·   disposal</w:t>
+              <w:t xml:space="preserve">sometimes   ·   Deduct   ·   process-further   ·   volumes   ·   by-product</w:t>
             </w:r>
           </w:p>
         </w:tc>
@@ -15664,7 +16030,7 @@
                 <w:sz w:val="14"/>
                 <w:szCs w:val="14"/>
               </w:rPr>
-              <w:t xml:space="preserve">(31)</w:t>
+              <w:t xml:space="preserve">(29)</w:t>
             </w:r>
           </w:p>
         </w:tc>
@@ -15776,7 +16142,7 @@
                 <w:sz w:val="16"/>
                 <w:szCs w:val="16"/>
               </w:rPr>
-              <w:t xml:space="preserve">$7.00/liter at split-off; sold at split-off   ·   Other income when pomace is sold</w:t>
+              <w:t xml:space="preserve">$7.00/liter at split-off; sold at split-off   ·   $0.20/kg; no disposal cost; production method</w:t>
             </w:r>
           </w:p>
         </w:tc>
@@ -15797,8 +16163,8 @@
         </w:tblBorders>
       </w:tblPr>
       <w:tblGrid>
+        <w:gridCol w:w="4992"/>
         <w:gridCol w:w="4608"/>
-        <w:gridCol w:w="4992"/>
       </w:tblGrid>
       <w:tr>
         <w:tc>
@@ -15825,12 +16191,39 @@
                 <w:sz w:val="17"/>
                 <w:szCs w:val="17"/>
               </w:rPr>
-              <w:t xml:space="preserve">Item — Answer</w:t>
-            </w:r>
-          </w:p>
-        </w:tc>
-      </w:tr>
-      <w:tr>
+              <w:t xml:space="preserve">Output — Category</w:t>
+            </w:r>
+          </w:p>
+        </w:tc>
+      </w:tr>
+      <w:tr>
+        <w:tc>
+          <w:tcPr>
+            <w:tcW w:type="pct" w:w="2600"/>
+            <w:shd w:fill="353A7C" w:val="clear"/>
+            <w:tcMar>
+              <w:top w:type="dxa" w:w="50"/>
+              <w:left w:type="dxa" w:w="110"/>
+              <w:bottom w:type="dxa" w:w="50"/>
+              <w:right w:type="dxa" w:w="110"/>
+            </w:tcMar>
+          </w:tcPr>
+          <w:p>
+            <w:pPr>
+              <w:spacing w:before="30" w:after="30"/>
+            </w:pPr>
+            <w:r>
+              <w:rPr>
+                <w:b/>
+                <w:bCs/>
+                <w:color w:val="FFFFFF"/>
+                <w:sz w:val="15"/>
+                <w:szCs w:val="15"/>
+              </w:rPr>
+              <w:t xml:space="preserve">Output</w:t>
+            </w:r>
+          </w:p>
+        </w:tc>
         <w:tc>
           <w:tcPr>
             <w:tcW w:type="pct" w:w="2400"/>
@@ -15854,65 +16247,38 @@
                 <w:sz w:val="15"/>
                 <w:szCs w:val="15"/>
               </w:rPr>
-              <w:t xml:space="preserve">Item</w:t>
-            </w:r>
-          </w:p>
-        </w:tc>
+              <w:t xml:space="preserve">Category</w:t>
+            </w:r>
+          </w:p>
+        </w:tc>
+      </w:tr>
+      <w:tr>
         <w:tc>
           <w:tcPr>
             <w:tcW w:type="pct" w:w="2600"/>
-            <w:shd w:fill="353A7C" w:val="clear"/>
-            <w:tcMar>
-              <w:top w:type="dxa" w:w="50"/>
-              <w:left w:type="dxa" w:w="110"/>
-              <w:bottom w:type="dxa" w:w="50"/>
-              <w:right w:type="dxa" w:w="110"/>
-            </w:tcMar>
-          </w:tcPr>
-          <w:p>
-            <w:pPr>
-              <w:spacing w:before="30" w:after="30"/>
-            </w:pPr>
-            <w:r>
-              <w:rPr>
-                <w:b/>
-                <w:bCs/>
-                <w:color w:val="FFFFFF"/>
-                <w:sz w:val="15"/>
-                <w:szCs w:val="15"/>
-              </w:rPr>
-              <w:t xml:space="preserve">Answer</w:t>
-            </w:r>
-          </w:p>
-        </w:tc>
-      </w:tr>
-      <w:tr>
+            <w:tcMar>
+              <w:top w:type="dxa" w:w="50"/>
+              <w:left w:type="dxa" w:w="110"/>
+              <w:bottom w:type="dxa" w:w="50"/>
+              <w:right w:type="dxa" w:w="110"/>
+            </w:tcMar>
+          </w:tcPr>
+          <w:p>
+            <w:pPr>
+              <w:spacing w:before="28" w:after="28"/>
+            </w:pPr>
+            <w:r>
+              <w:rPr>
+                <w:sz w:val="15"/>
+                <w:szCs w:val="15"/>
+              </w:rPr>
+              <w:t xml:space="preserve">Tahini base</w:t>
+            </w:r>
+          </w:p>
+        </w:tc>
         <w:tc>
           <w:tcPr>
             <w:tcW w:type="pct" w:w="2400"/>
-            <w:tcMar>
-              <w:top w:type="dxa" w:w="50"/>
-              <w:left w:type="dxa" w:w="110"/>
-              <w:bottom w:type="dxa" w:w="50"/>
-              <w:right w:type="dxa" w:w="110"/>
-            </w:tcMar>
-          </w:tcPr>
-          <w:p>
-            <w:pPr>
-              <w:spacing w:before="28" w:after="28"/>
-            </w:pPr>
-            <w:r>
-              <w:rPr>
-                <w:sz w:val="15"/>
-                <w:szCs w:val="15"/>
-              </w:rPr>
-              <w:t xml:space="preserve">EVOO</w:t>
-            </w:r>
-          </w:p>
-        </w:tc>
-        <w:tc>
-          <w:tcPr>
-            <w:tcW w:type="pct" w:w="2600"/>
             <w:shd w:fill="FFFFFF" w:val="clear"/>
             <w:tcMar>
               <w:top w:type="dxa" w:w="50"/>
@@ -15933,12 +16299,36 @@
                 <w:sz w:val="14"/>
                 <w:szCs w:val="14"/>
               </w:rPr>
-              <w:t xml:space="preserve">(32)</w:t>
-            </w:r>
-          </w:p>
-        </w:tc>
-      </w:tr>
-      <w:tr>
+              <w:t xml:space="preserve">(30)</w:t>
+            </w:r>
+          </w:p>
+        </w:tc>
+      </w:tr>
+      <w:tr>
+        <w:tc>
+          <w:tcPr>
+            <w:tcW w:type="pct" w:w="2600"/>
+            <w:shd w:fill="FBFAF6" w:val="clear"/>
+            <w:tcMar>
+              <w:top w:type="dxa" w:w="50"/>
+              <w:left w:type="dxa" w:w="110"/>
+              <w:bottom w:type="dxa" w:w="50"/>
+              <w:right w:type="dxa" w:w="110"/>
+            </w:tcMar>
+          </w:tcPr>
+          <w:p>
+            <w:pPr>
+              <w:spacing w:before="28" w:after="28"/>
+            </w:pPr>
+            <w:r>
+              <w:rPr>
+                <w:sz w:val="15"/>
+                <w:szCs w:val="15"/>
+              </w:rPr>
+              <w:t xml:space="preserve">Sesame oil</w:t>
+            </w:r>
+          </w:p>
+        </w:tc>
         <w:tc>
           <w:tcPr>
             <w:tcW w:type="pct" w:w="2400"/>
@@ -15959,10 +16349,60 @@
                 <w:sz w:val="15"/>
                 <w:szCs w:val="15"/>
               </w:rPr>
-              <w:t xml:space="preserve">VOO</w:t>
-            </w:r>
-          </w:p>
-        </w:tc>
+              <w:t xml:space="preserve">Joint product</w:t>
+            </w:r>
+          </w:p>
+        </w:tc>
+      </w:tr>
+      <w:tr>
+        <w:tc>
+          <w:tcPr>
+            <w:tcW w:type="pct" w:w="2600"/>
+            <w:tcMar>
+              <w:top w:type="dxa" w:w="50"/>
+              <w:left w:type="dxa" w:w="110"/>
+              <w:bottom w:type="dxa" w:w="50"/>
+              <w:right w:type="dxa" w:w="110"/>
+            </w:tcMar>
+          </w:tcPr>
+          <w:p>
+            <w:pPr>
+              <w:spacing w:before="28" w:after="28"/>
+            </w:pPr>
+            <w:r>
+              <w:rPr>
+                <w:sz w:val="15"/>
+                <w:szCs w:val="15"/>
+              </w:rPr>
+              <w:t xml:space="preserve">Sesame hulls</w:t>
+            </w:r>
+          </w:p>
+        </w:tc>
+        <w:tc>
+          <w:tcPr>
+            <w:tcW w:type="pct" w:w="2400"/>
+            <w:tcMar>
+              <w:top w:type="dxa" w:w="50"/>
+              <w:left w:type="dxa" w:w="110"/>
+              <w:bottom w:type="dxa" w:w="50"/>
+              <w:right w:type="dxa" w:w="110"/>
+            </w:tcMar>
+          </w:tcPr>
+          <w:p>
+            <w:pPr>
+              <w:spacing w:before="28" w:after="28"/>
+            </w:pPr>
+            <w:r>
+              <w:rPr>
+                <w:sz w:val="15"/>
+                <w:szCs w:val="15"/>
+              </w:rPr>
+              <w:t xml:space="preserve">By-product</w:t>
+            </w:r>
+          </w:p>
+        </w:tc>
+      </w:tr>
+      <w:tr>
         <w:tc>
           <w:tcPr>
             <w:tcW w:type="pct" w:w="2600"/>
@@ -15983,7 +16423,34 @@
                 <w:sz w:val="15"/>
                 <w:szCs w:val="15"/>
               </w:rPr>
-              <w:t xml:space="preserve">273,000 ÷ 1,625,000 × 1,300,000 = 218,400</w:t>
+              <w:t xml:space="preserve">Floor sweepings sold for a few dollars</w:t>
+            </w:r>
+          </w:p>
+        </w:tc>
+        <w:tc>
+          <w:tcPr>
+            <w:tcW w:type="pct" w:w="2400"/>
+            <w:shd w:fill="FFFFFF" w:val="clear"/>
+            <w:tcMar>
+              <w:top w:type="dxa" w:w="50"/>
+              <w:left w:type="dxa" w:w="110"/>
+              <w:bottom w:type="dxa" w:w="50"/>
+              <w:right w:type="dxa" w:w="110"/>
+            </w:tcMar>
+          </w:tcPr>
+          <w:p>
+            <w:pPr>
+              <w:spacing w:before="46" w:after="46"/>
+            </w:pPr>
+            <w:r>
+              <w:rPr>
+                <w:b/>
+                <w:bCs/>
+                <w:color w:val="8186EF"/>
+                <w:sz w:val="14"/>
+                <w:szCs w:val="14"/>
+              </w:rPr>
+              <w:t xml:space="preserve">(31)</w:t>
             </w:r>
           </w:p>
         </w:tc>
@@ -16045,161 +16512,13 @@
                 <w:sz w:val="16"/>
                 <w:szCs w:val="16"/>
               </w:rPr>
-              <w:t xml:space="preserve">Floor sweepings sold for a few dollars   ·   1,352,000 ÷ 1,625,000 × 1,300,000 = 1,081,600</w:t>
+              <w:t xml:space="preserve">Scrap   ·   By-product   ·   Joint product</w:t>
             </w:r>
           </w:p>
         </w:tc>
       </w:tr>
     </w:tbl>
     <w:p/>
-    <w:p>
-      <w:pPr>
-        <w:spacing w:before="44" w:after="10"/>
-      </w:pPr>
-      <w:r>
-        <w:rPr>
-          <w:b/>
-          <w:bCs/>
-          <w:color w:val="353A7C"/>
-          <w:sz w:val="18"/>
-          <w:szCs w:val="18"/>
-        </w:rPr>
-        <w:t xml:space="preserve">Output — Category</w:t>
-      </w:r>
-    </w:p>
-    <w:p>
-      <w:pPr>
-        <w:spacing w:before="0" w:after="12"/>
-      </w:pPr>
-      <w:r>
-        <w:rPr>
-          <w:color w:val="6B7280"/>
-          <w:sz w:val="15"/>
-          <w:szCs w:val="15"/>
-        </w:rPr>
-        <w:t xml:space="preserve">Every item belongs to exactly one group.</w:t>
-      </w:r>
-    </w:p>
-    <w:p>
-      <w:pPr>
-        <w:spacing w:after="40" w:before="90"/>
-        <w:jc w:val="center"/>
-      </w:pPr>
-      <w:r>
-        <w:drawing>
-          <wp:inline distT="0" distB="0" distL="0" distR="0">
-            <wp:extent cx="5734050" cy="1614600"/>
-            <wp:effectExtent t="0" r="0" b="0" l="0"/>
-            <wp:docPr id="1" name="" descr="" title=""/>
-            <wp:cNvGraphicFramePr>
-              <a:graphicFrameLocks xmlns:a="http://schemas.openxmlformats.org/drawingml/2006/main" noChangeAspect="1"/>
-            </wp:cNvGraphicFramePr>
-            <a:graphic xmlns:a="http://schemas.openxmlformats.org/drawingml/2006/main">
-              <a:graphicData uri="http://schemas.openxmlformats.org/drawingml/2006/picture">
-                <pic:pic xmlns:pic="http://schemas.openxmlformats.org/drawingml/2006/picture">
-                  <pic:nvPicPr>
-                    <pic:cNvPr id="0" name="" descr=""/>
-                    <pic:cNvPicPr>
-                      <a:picLocks noChangeAspect="1" noChangeArrowheads="1"/>
-                    </pic:cNvPicPr>
-                  </pic:nvPicPr>
-                  <pic:blipFill>
-                    <a:blip r:embed="rId107" cstate="none"/>
-                    <a:srcRect/>
-                    <a:stretch>
-                      <a:fillRect/>
-                    </a:stretch>
-                  </pic:blipFill>
-                  <pic:spPr bwMode="auto">
-                    <a:xfrm>
-                      <a:off x="0" y="0"/>
-                      <a:ext cx="5734050" cy="1614600"/>
-                    </a:xfrm>
-                    <a:prstGeom prst="rect">
-                      <a:avLst/>
-                    </a:prstGeom>
-                  </pic:spPr>
-                </pic:pic>
-              </a:graphicData>
-            </a:graphic>
-          </wp:inline>
-        </w:drawing>
-      </w:r>
-    </w:p>
-    <w:tbl>
-      <w:tblPr>
-        <w:tblW w:type="pct" w:w="100%"/>
-        <w:tblLayout w:type="fixed"/>
-        <w:tblBorders>
-          <w:top w:val="single" w:color="FBFAF6" w:sz="4"/>
-          <w:left w:val="single" w:color="FBFAF6" w:sz="4"/>
-          <w:bottom w:val="single" w:color="FBFAF6" w:sz="4"/>
-          <w:right w:val="single" w:color="FBFAF6" w:sz="4"/>
-          <w:insideH w:val="single" w:color="FBFAF6" w:sz="4"/>
-          <w:insideV w:val="single" w:color="FBFAF6" w:sz="4"/>
-        </w:tblBorders>
-      </w:tblPr>
-      <w:tblGrid>
-        <w:gridCol w:w="9600"/>
-      </w:tblGrid>
-      <w:tr>
-        <w:tc>
-          <w:tcPr>
-            <w:tcW w:type="pct" w:w="5000"/>
-            <w:shd w:fill="FBFAF6" w:val="clear"/>
-            <w:tcMar>
-              <w:top w:type="dxa" w:w="40"/>
-              <w:left w:type="dxa" w:w="100"/>
-              <w:bottom w:type="dxa" w:w="40"/>
-              <w:right w:type="dxa" w:w="100"/>
-            </w:tcMar>
-          </w:tcPr>
-          <w:p>
-            <w:pPr>
-              <w:spacing w:before="18" w:after="6"/>
-            </w:pPr>
-            <w:r>
-              <w:rPr>
-                <w:b/>
-                <w:bCs/>
-                <w:color w:val="6B7280"/>
-                <w:sz w:val="14"/>
-                <w:szCs w:val="14"/>
-              </w:rPr>
-              <w:t xml:space="preserve">word list</w:t>
-            </w:r>
-          </w:p>
-          <w:p>
-            <w:pPr>
-              <w:spacing w:before="0" w:after="18"/>
-            </w:pPr>
-            <w:r>
-              <w:rPr>
-                <w:b/>
-                <w:bCs/>
-                <w:color w:val="353A7C"/>
-                <w:sz w:val="16"/>
-                <w:szCs w:val="16"/>
-              </w:rPr>
-              <w:t xml:space="preserve">Sesame oil   ·   sell-or-process-further decision</w:t>
-            </w:r>
-          </w:p>
-        </w:tc>
-      </w:tr>
-    </w:tbl>
-    <w:p/>
-    <w:p>
-      <w:pPr>
-        <w:pageBreakBefore w:val="true"/>
-        <w:spacing w:after="0"/>
-      </w:pPr>
-      <w:r>
-        <w:rPr>
-          <w:sz w:val="2"/>
-        </w:rPr>
-        <w:t xml:space="preserve"> </w:t>
-      </w:r>
-    </w:p>
     <w:p>
       <w:pPr>
         <w:spacing w:before="44" w:after="10"/>
@@ -16252,7 +16571,7 @@
                     </pic:cNvPicPr>
                   </pic:nvPicPr>
                   <pic:blipFill>
-                    <a:blip r:embed="rId108" cstate="none"/>
+                    <a:blip r:embed="rId106" cstate="none"/>
                     <a:srcRect/>
                     <a:stretch>
                       <a:fillRect/>
@@ -16329,13 +16648,25 @@
                 <w:sz w:val="16"/>
                 <w:szCs w:val="16"/>
               </w:rPr>
-              <w:t xml:space="preserve">sales method (by-products)   ·   split-off point   ·   net realizable value method</w:t>
+              <w:t xml:space="preserve">sell-or-process-further decision   ·   split-off point   ·   by-product</w:t>
             </w:r>
           </w:p>
         </w:tc>
       </w:tr>
     </w:tbl>
     <w:p/>
+    <w:p>
+      <w:pPr>
+        <w:pageBreakBefore w:val="true"/>
+        <w:spacing w:after="0"/>
+      </w:pPr>
+      <w:r>
+        <w:rPr>
+          <w:sz w:val="2"/>
+        </w:rPr>
+        <w:t xml:space="preserve"> </w:t>
+      </w:r>
+    </w:p>
     <w:tbl>
       <w:tblPr>
         <w:tblW w:type="pct" w:w="100%"/>
@@ -16740,7 +17071,7 @@
                 <w:sz w:val="16"/>
                 <w:szCs w:val="16"/>
               </w:rPr>
-              <w:t xml:space="preserve">by-product</w:t>
+              <w:t xml:space="preserve">records</w:t>
             </w:r>
           </w:p>
         </w:tc>
@@ -16766,14 +17097,14 @@
                 <w:sz w:val="16"/>
                 <w:szCs w:val="16"/>
               </w:rPr>
-              <w:t xml:space="preserve">19  </w:t>
-            </w:r>
-            <w:r>
-              <w:rPr>
-                <w:sz w:val="16"/>
-                <w:szCs w:val="16"/>
-              </w:rPr>
-              <w:t xml:space="preserve">WIP - Bottling</w:t>
+              <w:t xml:space="preserve">18  </w:t>
+            </w:r>
+            <w:r>
+              <w:rPr>
+                <w:sz w:val="16"/>
+                <w:szCs w:val="16"/>
+              </w:rPr>
+              <w:t xml:space="preserve">Cash</w:t>
             </w:r>
           </w:p>
         </w:tc>
@@ -16834,14 +17165,14 @@
                 <w:sz w:val="16"/>
                 <w:szCs w:val="16"/>
               </w:rPr>
-              <w:t xml:space="preserve">20  </w:t>
-            </w:r>
-            <w:r>
-              <w:rPr>
-                <w:sz w:val="16"/>
-                <w:szCs w:val="16"/>
-              </w:rPr>
-              <w:t xml:space="preserve">Cash</w:t>
+              <w:t xml:space="preserve">19  </w:t>
+            </w:r>
+            <w:r>
+              <w:rPr>
+                <w:sz w:val="16"/>
+                <w:szCs w:val="16"/>
+              </w:rPr>
+              <w:t xml:space="preserve">Other Income - By-product</w:t>
             </w:r>
           </w:p>
         </w:tc>
@@ -16902,14 +17233,14 @@
                 <w:sz w:val="16"/>
                 <w:szCs w:val="16"/>
               </w:rPr>
-              <w:t xml:space="preserve">21  </w:t>
-            </w:r>
-            <w:r>
-              <w:rPr>
-                <w:sz w:val="16"/>
-                <w:szCs w:val="16"/>
-              </w:rPr>
-              <w:t xml:space="preserve">Other Income - By-product</w:t>
+              <w:t xml:space="preserve">20  </w:t>
+            </w:r>
+            <w:r>
+              <w:rPr>
+                <w:sz w:val="16"/>
+                <w:szCs w:val="16"/>
+              </w:rPr>
+              <w:t xml:space="preserve">products</w:t>
             </w:r>
           </w:p>
         </w:tc>
@@ -16970,14 +17301,14 @@
                 <w:sz w:val="16"/>
                 <w:szCs w:val="16"/>
               </w:rPr>
-              <w:t xml:space="preserve">22  </w:t>
-            </w:r>
-            <w:r>
-              <w:rPr>
-                <w:sz w:val="16"/>
-                <w:szCs w:val="16"/>
-              </w:rPr>
-              <w:t xml:space="preserve">products</w:t>
+              <w:t xml:space="preserve">21  </w:t>
+            </w:r>
+            <w:r>
+              <w:rPr>
+                <w:sz w:val="16"/>
+                <w:szCs w:val="16"/>
+              </w:rPr>
+              <w:t xml:space="preserve">method</w:t>
             </w:r>
           </w:p>
         </w:tc>
@@ -17038,14 +17369,14 @@
                 <w:sz w:val="16"/>
                 <w:szCs w:val="16"/>
               </w:rPr>
-              <w:t xml:space="preserve">23  </w:t>
-            </w:r>
-            <w:r>
-              <w:rPr>
-                <w:sz w:val="16"/>
-                <w:szCs w:val="16"/>
-              </w:rPr>
-              <w:t xml:space="preserve">method</w:t>
+              <w:t xml:space="preserve">22  </w:t>
+            </w:r>
+            <w:r>
+              <w:rPr>
+                <w:sz w:val="16"/>
+                <w:szCs w:val="16"/>
+              </w:rPr>
+              <w:t xml:space="preserve">Joint cost allocated to VOO</w:t>
             </w:r>
           </w:p>
         </w:tc>
@@ -17080,7 +17411,7 @@
                 <w:sz w:val="16"/>
                 <w:szCs w:val="16"/>
               </w:rPr>
-              <w:t xml:space="preserve">disposal</w:t>
+              <w:t xml:space="preserve">Policy</w:t>
             </w:r>
           </w:p>
         </w:tc>
@@ -17106,14 +17437,14 @@
                 <w:sz w:val="16"/>
                 <w:szCs w:val="16"/>
               </w:rPr>
-              <w:t xml:space="preserve">24  </w:t>
-            </w:r>
-            <w:r>
-              <w:rPr>
-                <w:sz w:val="16"/>
-                <w:szCs w:val="16"/>
-              </w:rPr>
-              <w:t xml:space="preserve">Joint cost allocated to VOO</w:t>
+              <w:t xml:space="preserve">23  </w:t>
+            </w:r>
+            <w:r>
+              <w:rPr>
+                <w:sz w:val="16"/>
+                <w:szCs w:val="16"/>
+              </w:rPr>
+              <w:t xml:space="preserve">Other income when pomace is sold</w:t>
             </w:r>
           </w:p>
         </w:tc>
@@ -17148,7 +17479,7 @@
                 <w:sz w:val="16"/>
                 <w:szCs w:val="16"/>
               </w:rPr>
-              <w:t xml:space="preserve">Policy</w:t>
+              <w:t xml:space="preserve">repeat</w:t>
             </w:r>
           </w:p>
         </w:tc>
@@ -17174,14 +17505,14 @@
                 <w:sz w:val="16"/>
                 <w:szCs w:val="16"/>
               </w:rPr>
-              <w:t xml:space="preserve">25  </w:t>
-            </w:r>
-            <w:r>
-              <w:rPr>
-                <w:sz w:val="16"/>
-                <w:szCs w:val="16"/>
-              </w:rPr>
-              <w:t xml:space="preserve">Other income when pomace is sold</w:t>
+              <w:t xml:space="preserve">24  </w:t>
+            </w:r>
+            <w:r>
+              <w:rPr>
+                <w:sz w:val="16"/>
+                <w:szCs w:val="16"/>
+              </w:rPr>
+              <w:t xml:space="preserve">Total effect on income over time</w:t>
             </w:r>
           </w:p>
         </w:tc>
@@ -17216,7 +17547,7 @@
                 <w:sz w:val="16"/>
                 <w:szCs w:val="16"/>
               </w:rPr>
-              <w:t xml:space="preserve">products</w:t>
+              <w:t xml:space="preserve">transferred-in</w:t>
             </w:r>
           </w:p>
         </w:tc>
@@ -17242,14 +17573,14 @@
                 <w:sz w:val="16"/>
                 <w:szCs w:val="16"/>
               </w:rPr>
-              <w:t xml:space="preserve">26  </w:t>
-            </w:r>
-            <w:r>
-              <w:rPr>
-                <w:sz w:val="16"/>
-                <w:szCs w:val="16"/>
-              </w:rPr>
-              <w:t xml:space="preserve">Total effect on income over time</w:t>
+              <w:t xml:space="preserve">25  </w:t>
+            </w:r>
+            <w:r>
+              <w:rPr>
+                <w:sz w:val="16"/>
+                <w:szCs w:val="16"/>
+              </w:rPr>
+              <w:t xml:space="preserve">volumes</w:t>
             </w:r>
           </w:p>
         </w:tc>
@@ -17284,7 +17615,7 @@
                 <w:sz w:val="16"/>
                 <w:szCs w:val="16"/>
               </w:rPr>
-              <w:t xml:space="preserve">repeat</w:t>
+              <w:t xml:space="preserve">Raw Materials Inventory</w:t>
             </w:r>
           </w:p>
         </w:tc>
@@ -17310,14 +17641,14 @@
                 <w:sz w:val="16"/>
                 <w:szCs w:val="16"/>
               </w:rPr>
-              <w:t xml:space="preserve">27  </w:t>
-            </w:r>
-            <w:r>
-              <w:rPr>
-                <w:sz w:val="16"/>
-                <w:szCs w:val="16"/>
-              </w:rPr>
-              <w:t xml:space="preserve">products</w:t>
+              <w:t xml:space="preserve">26  </w:t>
+            </w:r>
+            <w:r>
+              <w:rPr>
+                <w:sz w:val="16"/>
+                <w:szCs w:val="16"/>
+              </w:rPr>
+              <w:t xml:space="preserve">sometimes</w:t>
             </w:r>
           </w:p>
         </w:tc>
@@ -17352,7 +17683,7 @@
                 <w:sz w:val="16"/>
                 <w:szCs w:val="16"/>
               </w:rPr>
-              <w:t xml:space="preserve">transferred-in</w:t>
+              <w:t xml:space="preserve">Wages Payable</w:t>
             </w:r>
           </w:p>
         </w:tc>
@@ -17378,14 +17709,14 @@
                 <w:sz w:val="16"/>
                 <w:szCs w:val="16"/>
               </w:rPr>
-              <w:t xml:space="preserve">28  </w:t>
-            </w:r>
-            <w:r>
-              <w:rPr>
-                <w:sz w:val="16"/>
-                <w:szCs w:val="16"/>
-              </w:rPr>
-              <w:t xml:space="preserve">sometimes</w:t>
+              <w:t xml:space="preserve">27  </w:t>
+            </w:r>
+            <w:r>
+              <w:rPr>
+                <w:sz w:val="16"/>
+                <w:szCs w:val="16"/>
+              </w:rPr>
+              <w:t xml:space="preserve">Deduct</w:t>
             </w:r>
           </w:p>
         </w:tc>
@@ -17420,7 +17751,7 @@
                 <w:sz w:val="16"/>
                 <w:szCs w:val="16"/>
               </w:rPr>
-              <w:t xml:space="preserve">Raw Materials Inventory</w:t>
+              <w:t xml:space="preserve">Pomace (By-product) Inventory</w:t>
             </w:r>
           </w:p>
         </w:tc>
@@ -17446,14 +17777,14 @@
                 <w:sz w:val="16"/>
                 <w:szCs w:val="16"/>
               </w:rPr>
-              <w:t xml:space="preserve">29  </w:t>
-            </w:r>
-            <w:r>
-              <w:rPr>
-                <w:sz w:val="16"/>
-                <w:szCs w:val="16"/>
-              </w:rPr>
-              <w:t xml:space="preserve">Deduct</w:t>
+              <w:t xml:space="preserve">28  </w:t>
+            </w:r>
+            <w:r>
+              <w:rPr>
+                <w:sz w:val="16"/>
+                <w:szCs w:val="16"/>
+              </w:rPr>
+              <w:t xml:space="preserve">process-further</w:t>
             </w:r>
           </w:p>
         </w:tc>
@@ -17488,7 +17819,7 @@
                 <w:sz w:val="16"/>
                 <w:szCs w:val="16"/>
               </w:rPr>
-              <w:t xml:space="preserve">Wages Payable</w:t>
+              <w:t xml:space="preserve">WIP - Crushing</w:t>
             </w:r>
           </w:p>
         </w:tc>
@@ -17514,14 +17845,14 @@
                 <w:sz w:val="16"/>
                 <w:szCs w:val="16"/>
               </w:rPr>
-              <w:t xml:space="preserve">30  </w:t>
-            </w:r>
-            <w:r>
-              <w:rPr>
-                <w:sz w:val="16"/>
-                <w:szCs w:val="16"/>
-              </w:rPr>
-              <w:t xml:space="preserve">production</w:t>
+              <w:t xml:space="preserve">29  </w:t>
+            </w:r>
+            <w:r>
+              <w:rPr>
+                <w:sz w:val="16"/>
+                <w:szCs w:val="16"/>
+              </w:rPr>
+              <w:t xml:space="preserve">$7.00/liter at split-off; sold at split-off</w:t>
             </w:r>
           </w:p>
         </w:tc>
@@ -17556,7 +17887,7 @@
                 <w:sz w:val="16"/>
                 <w:szCs w:val="16"/>
               </w:rPr>
-              <w:t xml:space="preserve">Pomace (By-product) Inventory</w:t>
+              <w:t xml:space="preserve">Accounts Receivable</w:t>
             </w:r>
           </w:p>
         </w:tc>
@@ -17582,14 +17913,14 @@
                 <w:sz w:val="16"/>
                 <w:szCs w:val="16"/>
               </w:rPr>
-              <w:t xml:space="preserve">31  </w:t>
-            </w:r>
-            <w:r>
-              <w:rPr>
-                <w:sz w:val="16"/>
-                <w:szCs w:val="16"/>
-              </w:rPr>
-              <w:t xml:space="preserve">$7.00/liter at split-off; sold at split-off</w:t>
+              <w:t xml:space="preserve">30  </w:t>
+            </w:r>
+            <w:r>
+              <w:rPr>
+                <w:sz w:val="16"/>
+                <w:szCs w:val="16"/>
+              </w:rPr>
+              <w:t xml:space="preserve">Joint product</w:t>
             </w:r>
           </w:p>
         </w:tc>
@@ -17624,7 +17955,7 @@
                 <w:sz w:val="16"/>
                 <w:szCs w:val="16"/>
               </w:rPr>
-              <w:t xml:space="preserve">WIP - Crushing</w:t>
+              <w:t xml:space="preserve">Totals</w:t>
             </w:r>
           </w:p>
         </w:tc>
@@ -17650,14 +17981,14 @@
                 <w:sz w:val="16"/>
                 <w:szCs w:val="16"/>
               </w:rPr>
-              <w:t xml:space="preserve">32  </w:t>
-            </w:r>
-            <w:r>
-              <w:rPr>
-                <w:sz w:val="16"/>
-                <w:szCs w:val="16"/>
-              </w:rPr>
-              <w:t xml:space="preserve">1,352,000 ÷ 1,625,000 × 1,300,000 = 1,081,600</w:t>
+              <w:t xml:space="preserve">31  </w:t>
+            </w:r>
+            <w:r>
+              <w:rPr>
+                <w:sz w:val="16"/>
+                <w:szCs w:val="16"/>
+              </w:rPr>
+              <w:t xml:space="preserve">Scrap</w:t>
             </w:r>
           </w:p>
         </w:tc>
@@ -17692,7 +18023,7 @@
                 <w:sz w:val="16"/>
                 <w:szCs w:val="16"/>
               </w:rPr>
-              <w:t xml:space="preserve">Accounts Receivable</w:t>
+              <w:t xml:space="preserve">Raw Materials Inventory</w:t>
             </w:r>
           </w:p>
         </w:tc>
@@ -17718,14 +18049,14 @@
                 <w:sz w:val="16"/>
                 <w:szCs w:val="16"/>
               </w:rPr>
-              <w:t xml:space="preserve">33  </w:t>
-            </w:r>
-            <w:r>
-              <w:rPr>
-                <w:sz w:val="16"/>
-                <w:szCs w:val="16"/>
-              </w:rPr>
-              <w:t xml:space="preserve">Sesame oil</w:t>
+              <w:t xml:space="preserve">32  </w:t>
+            </w:r>
+            <w:r>
+              <w:rPr>
+                <w:sz w:val="16"/>
+                <w:szCs w:val="16"/>
+              </w:rPr>
+              <w:t xml:space="preserve">split-off point</w:t>
             </w:r>
           </w:p>
         </w:tc>
@@ -17760,7 +18091,7 @@
                 <w:sz w:val="16"/>
                 <w:szCs w:val="16"/>
               </w:rPr>
-              <w:t xml:space="preserve">Totals</w:t>
+              <w:t xml:space="preserve">Manufacturing Overhead Applied</w:t>
             </w:r>
           </w:p>
         </w:tc>
@@ -17786,14 +18117,14 @@
                 <w:sz w:val="16"/>
                 <w:szCs w:val="16"/>
               </w:rPr>
-              <w:t xml:space="preserve">34  </w:t>
-            </w:r>
-            <w:r>
-              <w:rPr>
-                <w:sz w:val="16"/>
-                <w:szCs w:val="16"/>
-              </w:rPr>
-              <w:t xml:space="preserve">split-off point</w:t>
+              <w:t xml:space="preserve">33  </w:t>
+            </w:r>
+            <w:r>
+              <w:rPr>
+                <w:sz w:val="16"/>
+                <w:szCs w:val="16"/>
+              </w:rPr>
+              <w:t xml:space="preserve">by-product</w:t>
             </w:r>
           </w:p>
         </w:tc>
@@ -17828,75 +18159,7 @@
                 <w:sz w:val="16"/>
                 <w:szCs w:val="16"/>
               </w:rPr>
-              <w:t xml:space="preserve">Raw Materials Inventory</w:t>
-            </w:r>
-          </w:p>
-        </w:tc>
-        <w:tc>
-          <w:tcPr>
-            <w:tcW w:type="pct" w:w="2500"/>
-            <w:tcMar>
-              <w:top w:type="dxa" w:w="20"/>
-              <w:left w:type="dxa" w:w="80"/>
-              <w:bottom w:type="dxa" w:w="20"/>
-              <w:right w:type="dxa" w:w="80"/>
-            </w:tcMar>
-          </w:tcPr>
-          <w:p>
-            <w:pPr>
-              <w:spacing w:before="12" w:after="12"/>
-            </w:pPr>
-            <w:r>
-              <w:rPr>
-                <w:b/>
-                <w:bCs/>
-                <w:color w:val="8186EF"/>
-                <w:sz w:val="16"/>
-                <w:szCs w:val="16"/>
-              </w:rPr>
-              <w:t xml:space="preserve">35  </w:t>
-            </w:r>
-            <w:r>
-              <w:rPr>
-                <w:sz w:val="16"/>
-                <w:szCs w:val="16"/>
-              </w:rPr>
-              <w:t xml:space="preserve">net realizable value method</w:t>
-            </w:r>
-          </w:p>
-        </w:tc>
-      </w:tr>
-      <w:tr>
-        <w:tc>
-          <w:tcPr>
-            <w:tcW w:type="pct" w:w="2500"/>
-            <w:tcMar>
-              <w:top w:type="dxa" w:w="20"/>
-              <w:left w:type="dxa" w:w="80"/>
-              <w:bottom w:type="dxa" w:w="20"/>
-              <w:right w:type="dxa" w:w="80"/>
-            </w:tcMar>
-          </w:tcPr>
-          <w:p>
-            <w:pPr>
-              <w:spacing w:before="12" w:after="12"/>
-            </w:pPr>
-            <w:r>
-              <w:rPr>
-                <w:b/>
-                <w:bCs/>
-                <w:color w:val="8186EF"/>
-                <w:sz w:val="16"/>
-                <w:szCs w:val="16"/>
-              </w:rPr>
-              <w:t xml:space="preserve">18  </w:t>
-            </w:r>
-            <w:r>
-              <w:rPr>
-                <w:sz w:val="16"/>
-                <w:szCs w:val="16"/>
-              </w:rPr>
-              <w:t xml:space="preserve">Manufacturing Overhead Applied</w:t>
+              <w:t xml:space="preserve">WIP - Bottling</w:t>
             </w:r>
           </w:p>
         </w:tc>
